--- a/agent-ops-gap-analysis-2026-03-04.docx
+++ b/agent-ops-gap-analysis-2026-03-04.docx
@@ -54,7 +54,7 @@
           <w:sz w:val="20"/>
           <w:szCs w:val="20"/>
         </w:rPr>
-        <w:t xml:space="preserve">4 March 2026  |  Confidential  |  Internal Review</w:t>
+        <w:t xml:space="preserve">5 March 2026  |  Confidential  |  Internal Review  |  v4</w:t>
       </w:r>
     </w:p>
     <w:p>
@@ -89,7 +89,7 @@
           <w:sz w:val="20"/>
           <w:szCs w:val="20"/>
         </w:rPr>
-        <w:t xml:space="preserve">This report cross-references what the investor pack (v8) and investor deck promise against what is currently built in the Agent Ops codebase. The platform core is substantially complete at ~88% across all planned features. However, several critical gaps exist between the internal platform and outreach readiness: there is no client deployment path, no multi-tenancy, no billing integration, no marketing website, and no vertical workflow templates.</w:t>
+        <w:t xml:space="preserve">This report cross-references what the investor pack (v8) and investor deck promise against what is currently built in the Agent Ops codebase (93 migrations, 75 models, 66 services, 356 test files with 81K LOC, 176 Vue components). The platform core is substantially complete at ~86% across 42 tracked features. Recent builds have closed major gaps: Teams/Multi-Tenancy (80%), Billing/Subscriptions (75%), Credential Vault (80%), Onboarding (90%), Runtime Session Layer (70%), and OpenClaw Security Parity Phases A+B. The remaining outreach blockers are the marketing website and client deployment packaging.</w:t>
       </w:r>
     </w:p>
     <w:p>
@@ -103,7 +103,7 @@
           <w:sz w:val="20"/>
           <w:szCs w:val="20"/>
         </w:rPr>
-        <w:t xml:space="preserve">The platform is production-grade for internal use. To begin pilot outreach, 4-6 weeks of focused work on the P0/P1 gaps below would close the distance between what exists and what is promised to investors and prospects.</w:t>
+        <w:t xml:space="preserve">The platform is production-grade for internal use and approaching pilot-readiness. 2-4 weeks of focused work on P0/P1 gaps (website, deployment packaging, billing/tenancy polish, first vertical template) would close the distance between what exists and what is promised. An additional 11 discovery briefs define the Phase 2/3 roadmap (~45 weeks of build work).</w:t>
       </w:r>
     </w:p>
     <w:p>
@@ -139,7 +139,7 @@
           <w:sz w:val="20"/>
           <w:szCs w:val="20"/>
         </w:rPr>
-        <w:t xml:space="preserve">Across 34 tracked feature areas, the weighted completion stands at approximately 88%. The core platform (job management, reliability, cost governance, messenger, delegation, memory) is effectively complete. The gaps concentrate in client-facing infrastructure and the org layer.</w:t>
+        <w:t xml:space="preserve">Across 42 tracked feature areas, the weighted completion stands at approximately 86%. The core platform (job management, reliability, cost governance, messenger, delegation, memory) is effectively complete. Recent builds have added Client Infrastructure (Teams, Billing, Credentials, Security) and a Runtime Agent Layer. Remaining gaps concentrate in deployment packaging, marketing, and final polish on the newly-built subsystems.</w:t>
       </w:r>
     </w:p>
     <w:tbl>
@@ -367,7 +367,7 @@
                 <w:sz w:val="19"/>
                 <w:szCs w:val="19"/>
               </w:rPr>
-              <w:t xml:space="preserve">7</w:t>
+              <w:t xml:space="preserve">8</w:t>
             </w:r>
           </w:p>
         </w:tc>
@@ -402,7 +402,7 @@
                 <w:sz w:val="19"/>
                 <w:szCs w:val="19"/>
               </w:rPr>
-              <w:t xml:space="preserve">100%</w:t>
+              <w:t xml:space="preserve">99%</w:t>
             </w:r>
           </w:p>
         </w:tc>
@@ -541,7 +541,7 @@
                 <w:sz w:val="19"/>
                 <w:szCs w:val="19"/>
               </w:rPr>
-              <w:t xml:space="preserve">83%</w:t>
+              <w:t xml:space="preserve">88%</w:t>
             </w:r>
           </w:p>
         </w:tc>
@@ -819,7 +819,7 @@
                 <w:sz w:val="19"/>
                 <w:szCs w:val="19"/>
               </w:rPr>
-              <w:t xml:space="preserve">94%</w:t>
+              <w:t xml:space="preserve">96%</w:t>
             </w:r>
           </w:p>
         </w:tc>
@@ -1097,7 +1097,7 @@
                 <w:sz w:val="19"/>
                 <w:szCs w:val="19"/>
               </w:rPr>
-              <w:t xml:space="preserve">85%</w:t>
+              <w:t xml:space="preserve">88%</w:t>
             </w:r>
           </w:p>
         </w:tc>
@@ -1214,29 +1214,29 @@
               <w:bottom w:val="single" w:color="D0D0D0" w:sz="1"/>
               <w:right w:val="single" w:color="D0D0D0" w:sz="1"/>
             </w:tcBorders>
-            <w:shd w:fill="FFF8E1" w:val="clear"/>
-            <w:tcMar>
-              <w:top w:type="dxa" w:w="60"/>
-              <w:left w:type="dxa" w:w="100"/>
-              <w:bottom w:type="dxa" w:w="60"/>
-              <w:right w:type="dxa" w:w="100"/>
-            </w:tcMar>
-            <w:vAlign w:val="center"/>
-          </w:tcPr>
-          <w:p>
-            <w:pPr>
-              <w:spacing w:after="40" w:before="40"/>
-            </w:pPr>
-            <w:r>
-              <w:rPr>
-                <w:rFonts w:ascii="Arial" w:cs="Arial" w:eastAsia="Arial" w:hAnsi="Arial"/>
-                <w:b/>
-                <w:bCs/>
-                <w:color w:val="C27800"/>
-                <w:sz w:val="19"/>
-                <w:szCs w:val="19"/>
-              </w:rPr>
-              <w:t xml:space="preserve">85%</w:t>
+            <w:shd w:fill="E8F5E9" w:val="clear"/>
+            <w:tcMar>
+              <w:top w:type="dxa" w:w="60"/>
+              <w:left w:type="dxa" w:w="100"/>
+              <w:bottom w:type="dxa" w:w="60"/>
+              <w:right w:type="dxa" w:w="100"/>
+            </w:tcMar>
+            <w:vAlign w:val="center"/>
+          </w:tcPr>
+          <w:p>
+            <w:pPr>
+              <w:spacing w:after="40" w:before="40"/>
+            </w:pPr>
+            <w:r>
+              <w:rPr>
+                <w:rFonts w:ascii="Arial" w:cs="Arial" w:eastAsia="Arial" w:hAnsi="Arial"/>
+                <w:b/>
+                <w:bCs/>
+                <w:color w:val="2D8653"/>
+                <w:sz w:val="19"/>
+                <w:szCs w:val="19"/>
+              </w:rPr>
+              <w:t xml:space="preserve">90%</w:t>
             </w:r>
           </w:p>
         </w:tc>
@@ -1270,7 +1270,7 @@
                 <w:sz w:val="19"/>
                 <w:szCs w:val="19"/>
               </w:rPr>
-              <w:t xml:space="preserve">Near complete, gaps identified</w:t>
+              <w:t xml:space="preserve">Production ready</w:t>
             </w:r>
           </w:p>
         </w:tc>
@@ -1353,29 +1353,29 @@
               <w:bottom w:val="single" w:color="D0D0D0" w:sz="1"/>
               <w:right w:val="single" w:color="D0D0D0" w:sz="1"/>
             </w:tcBorders>
-            <w:shd w:fill="FFEBEE" w:val="clear"/>
-            <w:tcMar>
-              <w:top w:type="dxa" w:w="60"/>
-              <w:left w:type="dxa" w:w="100"/>
-              <w:bottom w:type="dxa" w:w="60"/>
-              <w:right w:type="dxa" w:w="100"/>
-            </w:tcMar>
-            <w:vAlign w:val="center"/>
-          </w:tcPr>
-          <w:p>
-            <w:pPr>
-              <w:spacing w:after="40" w:before="40"/>
-            </w:pPr>
-            <w:r>
-              <w:rPr>
-                <w:rFonts w:ascii="Arial" w:cs="Arial" w:eastAsia="Arial" w:hAnsi="Arial"/>
-                <w:b/>
-                <w:bCs/>
-                <w:color w:val="C0392B"/>
-                <w:sz w:val="19"/>
-                <w:szCs w:val="19"/>
-              </w:rPr>
-              <w:t xml:space="preserve">30%</w:t>
+            <w:shd w:fill="FFF8E1" w:val="clear"/>
+            <w:tcMar>
+              <w:top w:type="dxa" w:w="60"/>
+              <w:left w:type="dxa" w:w="100"/>
+              <w:bottom w:type="dxa" w:w="60"/>
+              <w:right w:type="dxa" w:w="100"/>
+            </w:tcMar>
+            <w:vAlign w:val="center"/>
+          </w:tcPr>
+          <w:p>
+            <w:pPr>
+              <w:spacing w:after="40" w:before="40"/>
+            </w:pPr>
+            <w:r>
+              <w:rPr>
+                <w:rFonts w:ascii="Arial" w:cs="Arial" w:eastAsia="Arial" w:hAnsi="Arial"/>
+                <w:b/>
+                <w:bCs/>
+                <w:color w:val="C27800"/>
+                <w:sz w:val="19"/>
+                <w:szCs w:val="19"/>
+              </w:rPr>
+              <w:t xml:space="preserve">73%</w:t>
             </w:r>
           </w:p>
         </w:tc>
@@ -1409,7 +1409,7 @@
                 <w:sz w:val="19"/>
                 <w:szCs w:val="19"/>
               </w:rPr>
-              <w:t xml:space="preserve">Early stage</w:t>
+              <w:t xml:space="preserve">Near complete, gaps identified</w:t>
             </w:r>
           </w:p>
         </w:tc>
@@ -1563,29 +1563,28 @@
               <w:bottom w:val="single" w:color="D0D0D0" w:sz="1"/>
               <w:right w:val="single" w:color="D0D0D0" w:sz="1"/>
             </w:tcBorders>
-            <w:shd w:fill="E3F2FD" w:val="clear"/>
-            <w:tcMar>
-              <w:top w:type="dxa" w:w="60"/>
-              <w:left w:type="dxa" w:w="100"/>
-              <w:bottom w:type="dxa" w:w="60"/>
-              <w:right w:type="dxa" w:w="100"/>
-            </w:tcMar>
-            <w:vAlign w:val="center"/>
-          </w:tcPr>
-          <w:p>
-            <w:pPr>
-              <w:spacing w:after="40" w:before="40"/>
-            </w:pPr>
-            <w:r>
-              <w:rPr>
-                <w:rFonts w:ascii="Arial" w:cs="Arial" w:eastAsia="Arial" w:hAnsi="Arial"/>
-                <w:b/>
-                <w:bCs/>
-                <w:color w:val="333333"/>
-                <w:sz w:val="19"/>
-                <w:szCs w:val="19"/>
-              </w:rPr>
-              <w:t xml:space="preserve">OVERALL</w:t>
+            <w:tcMar>
+              <w:top w:type="dxa" w:w="60"/>
+              <w:left w:type="dxa" w:w="100"/>
+              <w:bottom w:type="dxa" w:w="60"/>
+              <w:right w:type="dxa" w:w="100"/>
+            </w:tcMar>
+            <w:vAlign w:val="center"/>
+          </w:tcPr>
+          <w:p>
+            <w:pPr>
+              <w:spacing w:after="40" w:before="40"/>
+            </w:pPr>
+            <w:r>
+              <w:rPr>
+                <w:rFonts w:ascii="Arial" w:cs="Arial" w:eastAsia="Arial" w:hAnsi="Arial"/>
+                <w:b/>
+                <w:bCs/>
+                <w:color w:val="333333"/>
+                <w:sz w:val="19"/>
+                <w:szCs w:val="19"/>
+              </w:rPr>
+              <w:t xml:space="preserve">Client Infrastructure</w:t>
             </w:r>
           </w:p>
         </w:tc>
@@ -1598,7 +1597,6 @@
               <w:bottom w:val="single" w:color="D0D0D0" w:sz="1"/>
               <w:right w:val="single" w:color="D0D0D0" w:sz="1"/>
             </w:tcBorders>
-            <w:shd w:fill="E3F2FD" w:val="clear"/>
             <w:tcMar>
               <w:top w:type="dxa" w:w="60"/>
               <w:left w:type="dxa" w:w="100"/>
@@ -1620,7 +1618,7 @@
                 <w:sz w:val="19"/>
                 <w:szCs w:val="19"/>
               </w:rPr>
-              <w:t xml:space="preserve">34</w:t>
+              <w:t xml:space="preserve">4</w:t>
             </w:r>
           </w:p>
         </w:tc>
@@ -1633,6 +1631,216 @@
               <w:bottom w:val="single" w:color="D0D0D0" w:sz="1"/>
               <w:right w:val="single" w:color="D0D0D0" w:sz="1"/>
             </w:tcBorders>
+            <w:shd w:fill="FFF8E1" w:val="clear"/>
+            <w:tcMar>
+              <w:top w:type="dxa" w:w="60"/>
+              <w:left w:type="dxa" w:w="100"/>
+              <w:bottom w:type="dxa" w:w="60"/>
+              <w:right w:type="dxa" w:w="100"/>
+            </w:tcMar>
+            <w:vAlign w:val="center"/>
+          </w:tcPr>
+          <w:p>
+            <w:pPr>
+              <w:spacing w:after="40" w:before="40"/>
+            </w:pPr>
+            <w:r>
+              <w:rPr>
+                <w:rFonts w:ascii="Arial" w:cs="Arial" w:eastAsia="Arial" w:hAnsi="Arial"/>
+                <w:b/>
+                <w:bCs/>
+                <w:color w:val="C27800"/>
+                <w:sz w:val="19"/>
+                <w:szCs w:val="19"/>
+              </w:rPr>
+              <w:t xml:space="preserve">76%</w:t>
+            </w:r>
+          </w:p>
+        </w:tc>
+        <w:tc>
+          <w:tcPr>
+            <w:tcW w:type="dxa" w:w="3638"/>
+            <w:tcBorders>
+              <w:top w:val="single" w:color="D0D0D0" w:sz="1"/>
+              <w:left w:val="single" w:color="D0D0D0" w:sz="1"/>
+              <w:bottom w:val="single" w:color="D0D0D0" w:sz="1"/>
+              <w:right w:val="single" w:color="D0D0D0" w:sz="1"/>
+            </w:tcBorders>
+            <w:tcMar>
+              <w:top w:type="dxa" w:w="60"/>
+              <w:left w:type="dxa" w:w="100"/>
+              <w:bottom w:type="dxa" w:w="60"/>
+              <w:right w:type="dxa" w:w="100"/>
+            </w:tcMar>
+            <w:vAlign w:val="center"/>
+          </w:tcPr>
+          <w:p>
+            <w:pPr>
+              <w:spacing w:after="40" w:before="40"/>
+            </w:pPr>
+            <w:r>
+              <w:rPr>
+                <w:rFonts w:ascii="Arial" w:cs="Arial" w:eastAsia="Arial" w:hAnsi="Arial"/>
+                <w:b w:val="false"/>
+                <w:bCs w:val="false"/>
+                <w:color w:val="333333"/>
+                <w:sz w:val="19"/>
+                <w:szCs w:val="19"/>
+              </w:rPr>
+              <w:t xml:space="preserve">Near complete, gaps identified</w:t>
+            </w:r>
+          </w:p>
+        </w:tc>
+      </w:tr>
+      <w:tr>
+        <w:tc>
+          <w:tcPr>
+            <w:tcW w:type="dxa" w:w="3200"/>
+            <w:tcBorders>
+              <w:top w:val="single" w:color="D0D0D0" w:sz="1"/>
+              <w:left w:val="single" w:color="D0D0D0" w:sz="1"/>
+              <w:bottom w:val="single" w:color="D0D0D0" w:sz="1"/>
+              <w:right w:val="single" w:color="D0D0D0" w:sz="1"/>
+            </w:tcBorders>
+            <w:tcMar>
+              <w:top w:type="dxa" w:w="60"/>
+              <w:left w:type="dxa" w:w="100"/>
+              <w:bottom w:type="dxa" w:w="60"/>
+              <w:right w:type="dxa" w:w="100"/>
+            </w:tcMar>
+            <w:vAlign w:val="center"/>
+          </w:tcPr>
+          <w:p>
+            <w:pPr>
+              <w:spacing w:after="40" w:before="40"/>
+            </w:pPr>
+            <w:r>
+              <w:rPr>
+                <w:rFonts w:ascii="Arial" w:cs="Arial" w:eastAsia="Arial" w:hAnsi="Arial"/>
+                <w:b/>
+                <w:bCs/>
+                <w:color w:val="333333"/>
+                <w:sz w:val="19"/>
+                <w:szCs w:val="19"/>
+              </w:rPr>
+              <w:t xml:space="preserve">Runtime Agent Layer</w:t>
+            </w:r>
+          </w:p>
+        </w:tc>
+        <w:tc>
+          <w:tcPr>
+            <w:tcW w:type="dxa" w:w="1200"/>
+            <w:tcBorders>
+              <w:top w:val="single" w:color="D0D0D0" w:sz="1"/>
+              <w:left w:val="single" w:color="D0D0D0" w:sz="1"/>
+              <w:bottom w:val="single" w:color="D0D0D0" w:sz="1"/>
+              <w:right w:val="single" w:color="D0D0D0" w:sz="1"/>
+            </w:tcBorders>
+            <w:tcMar>
+              <w:top w:type="dxa" w:w="60"/>
+              <w:left w:type="dxa" w:w="100"/>
+              <w:bottom w:type="dxa" w:w="60"/>
+              <w:right w:type="dxa" w:w="100"/>
+            </w:tcMar>
+            <w:vAlign w:val="center"/>
+          </w:tcPr>
+          <w:p>
+            <w:pPr>
+              <w:spacing w:after="40" w:before="40"/>
+            </w:pPr>
+            <w:r>
+              <w:rPr>
+                <w:rFonts w:ascii="Arial" w:cs="Arial" w:eastAsia="Arial" w:hAnsi="Arial"/>
+                <w:b w:val="false"/>
+                <w:bCs w:val="false"/>
+                <w:color w:val="333333"/>
+                <w:sz w:val="19"/>
+                <w:szCs w:val="19"/>
+              </w:rPr>
+              <w:t xml:space="preserve">2</w:t>
+            </w:r>
+          </w:p>
+        </w:tc>
+        <w:tc>
+          <w:tcPr>
+            <w:tcW w:type="dxa" w:w="1600"/>
+            <w:tcBorders>
+              <w:top w:val="single" w:color="D0D0D0" w:sz="1"/>
+              <w:left w:val="single" w:color="D0D0D0" w:sz="1"/>
+              <w:bottom w:val="single" w:color="D0D0D0" w:sz="1"/>
+              <w:right w:val="single" w:color="D0D0D0" w:sz="1"/>
+            </w:tcBorders>
+            <w:shd w:fill="FFF8E1" w:val="clear"/>
+            <w:tcMar>
+              <w:top w:type="dxa" w:w="60"/>
+              <w:left w:type="dxa" w:w="100"/>
+              <w:bottom w:type="dxa" w:w="60"/>
+              <w:right w:type="dxa" w:w="100"/>
+            </w:tcMar>
+            <w:vAlign w:val="center"/>
+          </w:tcPr>
+          <w:p>
+            <w:pPr>
+              <w:spacing w:after="40" w:before="40"/>
+            </w:pPr>
+            <w:r>
+              <w:rPr>
+                <w:rFonts w:ascii="Arial" w:cs="Arial" w:eastAsia="Arial" w:hAnsi="Arial"/>
+                <w:b/>
+                <w:bCs/>
+                <w:color w:val="C27800"/>
+                <w:sz w:val="19"/>
+                <w:szCs w:val="19"/>
+              </w:rPr>
+              <w:t xml:space="preserve">80%</w:t>
+            </w:r>
+          </w:p>
+        </w:tc>
+        <w:tc>
+          <w:tcPr>
+            <w:tcW w:type="dxa" w:w="3638"/>
+            <w:tcBorders>
+              <w:top w:val="single" w:color="D0D0D0" w:sz="1"/>
+              <w:left w:val="single" w:color="D0D0D0" w:sz="1"/>
+              <w:bottom w:val="single" w:color="D0D0D0" w:sz="1"/>
+              <w:right w:val="single" w:color="D0D0D0" w:sz="1"/>
+            </w:tcBorders>
+            <w:tcMar>
+              <w:top w:type="dxa" w:w="60"/>
+              <w:left w:type="dxa" w:w="100"/>
+              <w:bottom w:type="dxa" w:w="60"/>
+              <w:right w:type="dxa" w:w="100"/>
+            </w:tcMar>
+            <w:vAlign w:val="center"/>
+          </w:tcPr>
+          <w:p>
+            <w:pPr>
+              <w:spacing w:after="40" w:before="40"/>
+            </w:pPr>
+            <w:r>
+              <w:rPr>
+                <w:rFonts w:ascii="Arial" w:cs="Arial" w:eastAsia="Arial" w:hAnsi="Arial"/>
+                <w:b w:val="false"/>
+                <w:bCs w:val="false"/>
+                <w:color w:val="333333"/>
+                <w:sz w:val="19"/>
+                <w:szCs w:val="19"/>
+              </w:rPr>
+              <w:t xml:space="preserve">Near complete, gaps identified</w:t>
+            </w:r>
+          </w:p>
+        </w:tc>
+      </w:tr>
+      <w:tr>
+        <w:tc>
+          <w:tcPr>
+            <w:tcW w:type="dxa" w:w="3200"/>
+            <w:tcBorders>
+              <w:top w:val="single" w:color="D0D0D0" w:sz="1"/>
+              <w:left w:val="single" w:color="D0D0D0" w:sz="1"/>
+              <w:bottom w:val="single" w:color="D0D0D0" w:sz="1"/>
+              <w:right w:val="single" w:color="D0D0D0" w:sz="1"/>
+            </w:tcBorders>
             <w:shd w:fill="E3F2FD" w:val="clear"/>
             <w:tcMar>
               <w:top w:type="dxa" w:w="60"/>
@@ -1651,11 +1859,81 @@
                 <w:rFonts w:ascii="Arial" w:cs="Arial" w:eastAsia="Arial" w:hAnsi="Arial"/>
                 <w:b/>
                 <w:bCs/>
+                <w:color w:val="333333"/>
+                <w:sz w:val="19"/>
+                <w:szCs w:val="19"/>
+              </w:rPr>
+              <w:t xml:space="preserve">OVERALL</w:t>
+            </w:r>
+          </w:p>
+        </w:tc>
+        <w:tc>
+          <w:tcPr>
+            <w:tcW w:type="dxa" w:w="1200"/>
+            <w:tcBorders>
+              <w:top w:val="single" w:color="D0D0D0" w:sz="1"/>
+              <w:left w:val="single" w:color="D0D0D0" w:sz="1"/>
+              <w:bottom w:val="single" w:color="D0D0D0" w:sz="1"/>
+              <w:right w:val="single" w:color="D0D0D0" w:sz="1"/>
+            </w:tcBorders>
+            <w:shd w:fill="E3F2FD" w:val="clear"/>
+            <w:tcMar>
+              <w:top w:type="dxa" w:w="60"/>
+              <w:left w:type="dxa" w:w="100"/>
+              <w:bottom w:type="dxa" w:w="60"/>
+              <w:right w:type="dxa" w:w="100"/>
+            </w:tcMar>
+            <w:vAlign w:val="center"/>
+          </w:tcPr>
+          <w:p>
+            <w:pPr>
+              <w:spacing w:after="40" w:before="40"/>
+            </w:pPr>
+            <w:r>
+              <w:rPr>
+                <w:rFonts w:ascii="Arial" w:cs="Arial" w:eastAsia="Arial" w:hAnsi="Arial"/>
+                <w:b w:val="false"/>
+                <w:bCs w:val="false"/>
+                <w:color w:val="333333"/>
+                <w:sz w:val="19"/>
+                <w:szCs w:val="19"/>
+              </w:rPr>
+              <w:t xml:space="preserve">41</w:t>
+            </w:r>
+          </w:p>
+        </w:tc>
+        <w:tc>
+          <w:tcPr>
+            <w:tcW w:type="dxa" w:w="1600"/>
+            <w:tcBorders>
+              <w:top w:val="single" w:color="D0D0D0" w:sz="1"/>
+              <w:left w:val="single" w:color="D0D0D0" w:sz="1"/>
+              <w:bottom w:val="single" w:color="D0D0D0" w:sz="1"/>
+              <w:right w:val="single" w:color="D0D0D0" w:sz="1"/>
+            </w:tcBorders>
+            <w:shd w:fill="E3F2FD" w:val="clear"/>
+            <w:tcMar>
+              <w:top w:type="dxa" w:w="60"/>
+              <w:left w:type="dxa" w:w="100"/>
+              <w:bottom w:type="dxa" w:w="60"/>
+              <w:right w:type="dxa" w:w="100"/>
+            </w:tcMar>
+            <w:vAlign w:val="center"/>
+          </w:tcPr>
+          <w:p>
+            <w:pPr>
+              <w:spacing w:after="40" w:before="40"/>
+            </w:pPr>
+            <w:r>
+              <w:rPr>
+                <w:rFonts w:ascii="Arial" w:cs="Arial" w:eastAsia="Arial" w:hAnsi="Arial"/>
+                <w:b/>
+                <w:bCs/>
                 <w:color w:val="1A1A2E"/>
                 <w:sz w:val="19"/>
                 <w:szCs w:val="19"/>
               </w:rPr>
-              <w:t xml:space="preserve">90%</w:t>
+              <w:t xml:space="preserve">92%</w:t>
             </w:r>
           </w:p>
         </w:tc>
@@ -2026,7 +2304,7 @@
                 <w:sz w:val="19"/>
                 <w:szCs w:val="19"/>
               </w:rPr>
-              <w:t xml:space="preserve">Full lifecycle: create, edit, enable/disable, cron expressions, runner config</w:t>
+              <w:t xml:space="preserve">Full lifecycle: create, edit, enable/disable, cron expressions, runner config, runner selection (Claude/Codex/custom)</w:t>
             </w:r>
           </w:p>
         </w:tc>
@@ -2165,7 +2443,7 @@
                 <w:sz w:val="19"/>
                 <w:szCs w:val="19"/>
               </w:rPr>
-              <w:t xml:space="preserve">Subprocess spawning, event capture, timeout/cooldown, overlap prevention</w:t>
+              <w:t xml:space="preserve">Subprocess spawning, event capture, timeout/cooldown, overlap prevention, targeted retry</w:t>
             </w:r>
           </w:p>
         </w:tc>
@@ -2304,7 +2582,7 @@
                 <w:sz w:val="19"/>
                 <w:szCs w:val="19"/>
               </w:rPr>
-              <w:t xml:space="preserve">Real-time polling, auto-follow, pause/resume, structured events</w:t>
+              <w:t xml:space="preserve">Real-time polling, auto-follow, pause/resume, structured events, operator + system overview dashboards</w:t>
             </w:r>
           </w:p>
         </w:tc>
@@ -2443,7 +2721,7 @@
                 <w:sz w:val="19"/>
                 <w:szCs w:val="19"/>
               </w:rPr>
-              <w:t xml:space="preserve">Runner-aware templates, approve/deny handling</w:t>
+              <w:t xml:space="preserve">Runner-aware templates, approve/deny handling, PendingConfirmation model, tool auto-approvals in runtime</w:t>
             </w:r>
           </w:p>
         </w:tc>
@@ -2582,7 +2860,7 @@
                 <w:sz w:val="19"/>
                 <w:szCs w:val="19"/>
               </w:rPr>
-              <w:t xml:space="preserve">Immutable trail for all mutating actions from run #1</w:t>
+              <w:t xml:space="preserve">Immutable trail for all mutating actions from run #1, full RBAC enforcement</w:t>
             </w:r>
           </w:p>
         </w:tc>
@@ -2721,7 +2999,7 @@
                 <w:sz w:val="19"/>
                 <w:szCs w:val="19"/>
               </w:rPr>
-              <w:t xml:space="preserve">PathPolicy, CommandPolicy, EnvPolicy enforcement</w:t>
+              <w:t xml:space="preserve">PathPolicy, CommandPolicy, EnvPolicy enforcement, workspace boundary constraints</w:t>
             </w:r>
           </w:p>
         </w:tc>
@@ -2860,7 +3138,7 @@
                 <w:sz w:val="19"/>
                 <w:szCs w:val="19"/>
               </w:rPr>
-              <w:t xml:space="preserve">Rule-based parser + LLM fallback, rate limited</w:t>
+              <w:t xml:space="preserve">Rule-based parser + LLM fallback, rate limited, NlParseAttempt model, cleanup command</w:t>
             </w:r>
           </w:p>
         </w:tc>
@@ -2896,7 +3174,7 @@
                 <w:sz w:val="19"/>
                 <w:szCs w:val="19"/>
               </w:rPr>
-              <w:t xml:space="preserve">Telemetry Ledger (append-only)</w:t>
+              <w:t xml:space="preserve">Onboarding Flow</w:t>
             </w:r>
           </w:p>
         </w:tc>
@@ -2931,7 +3209,7 @@
                 <w:sz w:val="19"/>
                 <w:szCs w:val="19"/>
               </w:rPr>
-              <w:t xml:space="preserve">95%</w:t>
+              <w:t xml:space="preserve">90%</w:t>
             </w:r>
           </w:p>
         </w:tc>
@@ -2999,7 +3277,7 @@
                 <w:sz w:val="19"/>
                 <w:szCs w:val="19"/>
               </w:rPr>
-              <w:t xml:space="preserve">Ingestion, dedupe, schema pinning built. Full replay tooling outstanding (D21-D22)</w:t>
+              <w:t xml:space="preserve">NEW: First-run onboarding routes, middleware, first-job wizard, completion tracking. Doctor/diagnostics command. Minor polish remaining</w:t>
             </w:r>
           </w:p>
         </w:tc>
@@ -3035,7 +3313,7 @@
                 <w:sz w:val="19"/>
                 <w:szCs w:val="19"/>
               </w:rPr>
-              <w:t xml:space="preserve">Reliability Scoring + Gates</w:t>
+              <w:t xml:space="preserve">Telemetry Ledger (append-only)</w:t>
             </w:r>
           </w:p>
         </w:tc>
@@ -3070,7 +3348,7 @@
                 <w:sz w:val="19"/>
                 <w:szCs w:val="19"/>
               </w:rPr>
-              <w:t xml:space="preserve">100%</w:t>
+              <w:t xml:space="preserve">95%</w:t>
             </w:r>
           </w:p>
         </w:tc>
@@ -3104,7 +3382,7 @@
                 <w:sz w:val="19"/>
                 <w:szCs w:val="19"/>
               </w:rPr>
-              <w:t xml:space="preserve">Complete</w:t>
+              <w:t xml:space="preserve">Near-complete</w:t>
             </w:r>
           </w:p>
         </w:tc>
@@ -3138,7 +3416,7 @@
                 <w:sz w:val="19"/>
                 <w:szCs w:val="19"/>
               </w:rPr>
-              <w:t xml:space="preserve">RunClassifier, WeightedReliabilityScorer, GateEvaluator, burst detection, audit trail</w:t>
+              <w:t xml:space="preserve">Ingestion, dedupe, schema pinning, ObservabilitySnapshotService built. Full replay tooling verification outstanding</w:t>
             </w:r>
           </w:p>
         </w:tc>
@@ -3174,7 +3452,7 @@
                 <w:sz w:val="19"/>
                 <w:szCs w:val="19"/>
               </w:rPr>
-              <w:t xml:space="preserve">Cost Governance</w:t>
+              <w:t xml:space="preserve">Reliability Scoring + Gates</w:t>
             </w:r>
           </w:p>
         </w:tc>
@@ -3277,7 +3555,7 @@
                 <w:sz w:val="19"/>
                 <w:szCs w:val="19"/>
               </w:rPr>
-              <w:t xml:space="preserve">CanonicalCostCalculator, budget enforcement, rate-card versioning, warning/block thresholds</w:t>
+              <w:t xml:space="preserve">RunClassifier, WeightedReliabilityScorer, GateEvaluator, FailureTaxonomyMapper, AssistedSlaExpiryReclassifier, burst detection, audit trail</w:t>
             </w:r>
           </w:p>
         </w:tc>
@@ -3313,7 +3591,7 @@
                 <w:sz w:val="19"/>
                 <w:szCs w:val="19"/>
               </w:rPr>
-              <w:t xml:space="preserve">Escalation Engine</w:t>
+              <w:t xml:space="preserve">Cost Governance</w:t>
             </w:r>
           </w:p>
         </w:tc>
@@ -3348,7 +3626,7 @@
                 <w:sz w:val="19"/>
                 <w:szCs w:val="19"/>
               </w:rPr>
-              <w:t xml:space="preserve">90%</w:t>
+              <w:t xml:space="preserve">100%</w:t>
             </w:r>
           </w:p>
         </w:tc>
@@ -3382,7 +3660,7 @@
                 <w:sz w:val="19"/>
                 <w:szCs w:val="19"/>
               </w:rPr>
-              <w:t xml:space="preserve">Near-complete</w:t>
+              <w:t xml:space="preserve">Complete</w:t>
             </w:r>
           </w:p>
         </w:tc>
@@ -3416,7 +3694,7 @@
                 <w:sz w:val="19"/>
                 <w:szCs w:val="19"/>
               </w:rPr>
-              <w:t xml:space="preserve">Incidents, lifecycle, alert suppression built. Outage auto-protect partially implemented</w:t>
+              <w:t xml:space="preserve">CanonicalCostCalculator, WorkflowBudgetEnforcer, rate-card versioning, warning/block thresholds</w:t>
             </w:r>
           </w:p>
         </w:tc>
@@ -3452,7 +3730,7 @@
                 <w:sz w:val="19"/>
                 <w:szCs w:val="19"/>
               </w:rPr>
-              <w:t xml:space="preserve">Projection Replay Architecture</w:t>
+              <w:t xml:space="preserve">Escalation Engine</w:t>
             </w:r>
           </w:p>
         </w:tc>
@@ -3465,29 +3743,29 @@
               <w:bottom w:val="single" w:color="D0D0D0" w:sz="1"/>
               <w:right w:val="single" w:color="D0D0D0" w:sz="1"/>
             </w:tcBorders>
-            <w:shd w:fill="FFF8E1" w:val="clear"/>
-            <w:tcMar>
-              <w:top w:type="dxa" w:w="60"/>
-              <w:left w:type="dxa" w:w="100"/>
-              <w:bottom w:type="dxa" w:w="60"/>
-              <w:right w:type="dxa" w:w="100"/>
-            </w:tcMar>
-            <w:vAlign w:val="center"/>
-          </w:tcPr>
-          <w:p>
-            <w:pPr>
-              <w:spacing w:after="40" w:before="40"/>
-            </w:pPr>
-            <w:r>
-              <w:rPr>
-                <w:rFonts w:ascii="Arial" w:cs="Arial" w:eastAsia="Arial" w:hAnsi="Arial"/>
-                <w:b/>
-                <w:bCs/>
-                <w:color w:val="C27800"/>
-                <w:sz w:val="19"/>
-                <w:szCs w:val="19"/>
-              </w:rPr>
-              <w:t xml:space="preserve">60%</w:t>
+            <w:shd w:fill="E8F5E9" w:val="clear"/>
+            <w:tcMar>
+              <w:top w:type="dxa" w:w="60"/>
+              <w:left w:type="dxa" w:w="100"/>
+              <w:bottom w:type="dxa" w:w="60"/>
+              <w:right w:type="dxa" w:w="100"/>
+            </w:tcMar>
+            <w:vAlign w:val="center"/>
+          </w:tcPr>
+          <w:p>
+            <w:pPr>
+              <w:spacing w:after="40" w:before="40"/>
+            </w:pPr>
+            <w:r>
+              <w:rPr>
+                <w:rFonts w:ascii="Arial" w:cs="Arial" w:eastAsia="Arial" w:hAnsi="Arial"/>
+                <w:b/>
+                <w:bCs/>
+                <w:color w:val="2D8653"/>
+                <w:sz w:val="19"/>
+                <w:szCs w:val="19"/>
+              </w:rPr>
+              <w:t xml:space="preserve">95%</w:t>
             </w:r>
           </w:p>
         </w:tc>
@@ -3517,11 +3795,11 @@
                 <w:rFonts w:ascii="Arial" w:cs="Arial" w:eastAsia="Arial" w:hAnsi="Arial"/>
                 <w:b/>
                 <w:bCs/>
-                <w:color w:val="C27800"/>
-                <w:sz w:val="19"/>
-                <w:szCs w:val="19"/>
-              </w:rPr>
-              <w:t xml:space="preserve">In Progress</w:t>
+                <w:color w:val="2D8653"/>
+                <w:sz w:val="19"/>
+                <w:szCs w:val="19"/>
+              </w:rPr>
+              <w:t xml:space="preserve">Near-complete</w:t>
             </w:r>
           </w:p>
         </w:tc>
@@ -3555,7 +3833,7 @@
                 <w:sz w:val="19"/>
                 <w:szCs w:val="19"/>
               </w:rPr>
-              <w:t xml:space="preserve">Build state tracking exists. Full replay concurrency guard, parity validation, atomic swap (D18, D21) not verified</w:t>
+              <w:t xml:space="preserve">EscalationIncident model, IncidentLifecycleService, DailyAlertSuppressionService, WorkflowGovernanceService. Full outage auto-protect verification pending</w:t>
             </w:r>
           </w:p>
         </w:tc>
@@ -3591,7 +3869,7 @@
                 <w:sz w:val="19"/>
                 <w:szCs w:val="19"/>
               </w:rPr>
-              <w:t xml:space="preserve">Observability Dashboards</w:t>
+              <w:t xml:space="preserve">Projection Replay Architecture</w:t>
             </w:r>
           </w:p>
         </w:tc>
@@ -3626,7 +3904,7 @@
                 <w:sz w:val="19"/>
                 <w:szCs w:val="19"/>
               </w:rPr>
-              <w:t xml:space="preserve">50%</w:t>
+              <w:t xml:space="preserve">65%</w:t>
             </w:r>
           </w:p>
         </w:tc>
@@ -3694,7 +3972,7 @@
                 <w:sz w:val="19"/>
                 <w:szCs w:val="19"/>
               </w:rPr>
-              <w:t xml:space="preserve">Core metrics exist. Ingest lag, backlog, sequence violation, active_build_age dashboards (D22) not built</w:t>
+              <w:t xml:space="preserve">WorkflowGovernanceSnapshotService, replay-builds route. Concurrency guard and parity validation not fully verified</w:t>
             </w:r>
           </w:p>
         </w:tc>
@@ -3730,7 +4008,7 @@
                 <w:sz w:val="19"/>
                 <w:szCs w:val="19"/>
               </w:rPr>
-              <w:t xml:space="preserve">Multi-provider Webhooks</w:t>
+              <w:t xml:space="preserve">Observability Dashboards</w:t>
             </w:r>
           </w:p>
         </w:tc>
@@ -3743,29 +4021,29 @@
               <w:bottom w:val="single" w:color="D0D0D0" w:sz="1"/>
               <w:right w:val="single" w:color="D0D0D0" w:sz="1"/>
             </w:tcBorders>
-            <w:shd w:fill="E8F5E9" w:val="clear"/>
-            <w:tcMar>
-              <w:top w:type="dxa" w:w="60"/>
-              <w:left w:type="dxa" w:w="100"/>
-              <w:bottom w:type="dxa" w:w="60"/>
-              <w:right w:type="dxa" w:w="100"/>
-            </w:tcMar>
-            <w:vAlign w:val="center"/>
-          </w:tcPr>
-          <w:p>
-            <w:pPr>
-              <w:spacing w:after="40" w:before="40"/>
-            </w:pPr>
-            <w:r>
-              <w:rPr>
-                <w:rFonts w:ascii="Arial" w:cs="Arial" w:eastAsia="Arial" w:hAnsi="Arial"/>
-                <w:b/>
-                <w:bCs/>
-                <w:color w:val="2D8653"/>
-                <w:sz w:val="19"/>
-                <w:szCs w:val="19"/>
-              </w:rPr>
-              <w:t xml:space="preserve">100%</w:t>
+            <w:shd w:fill="FFF8E1" w:val="clear"/>
+            <w:tcMar>
+              <w:top w:type="dxa" w:w="60"/>
+              <w:left w:type="dxa" w:w="100"/>
+              <w:bottom w:type="dxa" w:w="60"/>
+              <w:right w:type="dxa" w:w="100"/>
+            </w:tcMar>
+            <w:vAlign w:val="center"/>
+          </w:tcPr>
+          <w:p>
+            <w:pPr>
+              <w:spacing w:after="40" w:before="40"/>
+            </w:pPr>
+            <w:r>
+              <w:rPr>
+                <w:rFonts w:ascii="Arial" w:cs="Arial" w:eastAsia="Arial" w:hAnsi="Arial"/>
+                <w:b/>
+                <w:bCs/>
+                <w:color w:val="C27800"/>
+                <w:sz w:val="19"/>
+                <w:szCs w:val="19"/>
+              </w:rPr>
+              <w:t xml:space="preserve">75%</w:t>
             </w:r>
           </w:p>
         </w:tc>
@@ -3795,11 +4073,11 @@
                 <w:rFonts w:ascii="Arial" w:cs="Arial" w:eastAsia="Arial" w:hAnsi="Arial"/>
                 <w:b/>
                 <w:bCs/>
-                <w:color w:val="2D8653"/>
-                <w:sz w:val="19"/>
-                <w:szCs w:val="19"/>
-              </w:rPr>
-              <w:t xml:space="preserve">Complete</w:t>
+                <w:color w:val="C27800"/>
+                <w:sz w:val="19"/>
+                <w:szCs w:val="19"/>
+              </w:rPr>
+              <w:t xml:space="preserve">Partial</w:t>
             </w:r>
           </w:p>
         </w:tc>
@@ -3833,7 +4111,7 @@
                 <w:sz w:val="19"/>
                 <w:szCs w:val="19"/>
               </w:rPr>
-              <w:t xml:space="preserve">Slack, Telegram, Discord, WhatsApp. HMAC verification, replay protection, dead-letter</w:t>
+              <w:t xml:space="preserve">Monitor dashboard, operator dashboard, system overview, replay builds, diagnostics, logs viewer, audit page, compliance metrics endpoint. Some advanced ingest-lag/backlog dashboards outstanding</w:t>
             </w:r>
           </w:p>
         </w:tc>
@@ -3869,7 +4147,7 @@
                 <w:sz w:val="19"/>
                 <w:szCs w:val="19"/>
               </w:rPr>
-              <w:t xml:space="preserve">Chat Flows (7 commands)</w:t>
+              <w:t xml:space="preserve">Multi-provider Webhooks</w:t>
             </w:r>
           </w:p>
         </w:tc>
@@ -3972,7 +4250,7 @@
                 <w:sz w:val="19"/>
                 <w:szCs w:val="19"/>
               </w:rPr>
-              <w:t xml:space="preserve">Create, list, observe, run-now, stop, steer, update job</w:t>
+              <w:t xml:space="preserve">Slack, Telegram, Discord, WhatsApp adapters + credential validators. HMAC verification, replay protection, dead-letter queue</w:t>
             </w:r>
           </w:p>
         </w:tc>
@@ -4008,7 +4286,7 @@
                 <w:sz w:val="19"/>
                 <w:szCs w:val="19"/>
               </w:rPr>
-              <w:t xml:space="preserve">Account Linking</w:t>
+              <w:t xml:space="preserve">Chat Flows + Slash Commands</w:t>
             </w:r>
           </w:p>
         </w:tc>
@@ -4111,7 +4389,7 @@
                 <w:sz w:val="19"/>
                 <w:szCs w:val="19"/>
               </w:rPr>
-              <w:t xml:space="preserve">Cryptographic token exchange, identity mapping, expiry</w:t>
+              <w:t xml:space="preserve">CommandRouter, AgentRouter, ChatIntentParser, ChatActionExecutor, StreamingResponseWriter, CompactionService, ConfirmationManager. Full slash command registry</w:t>
             </w:r>
           </w:p>
         </w:tc>
@@ -4147,7 +4425,7 @@
                 <w:sz w:val="19"/>
                 <w:szCs w:val="19"/>
               </w:rPr>
-              <w:t xml:space="preserve">Local Gateway</w:t>
+              <w:t xml:space="preserve">Account Linking + Identity</w:t>
             </w:r>
           </w:p>
         </w:tc>
@@ -4250,7 +4528,7 @@
                 <w:sz w:val="19"/>
                 <w:szCs w:val="19"/>
               </w:rPr>
-              <w:t xml:space="preserve">ReactPHP/Amp workers, circuit breaker, per-provider rate limiting</w:t>
+              <w:t xml:space="preserve">MessengerIdentityLink with status field, cryptographic token exchange, pairing approve/revoke flow, DM policy enforcement</w:t>
             </w:r>
           </w:p>
         </w:tc>
@@ -4286,7 +4564,7 @@
                 <w:sz w:val="19"/>
                 <w:szCs w:val="19"/>
               </w:rPr>
-              <w:t xml:space="preserve">DAG Builder + Executor</w:t>
+              <w:t xml:space="preserve">Local Gateway + Sessions</w:t>
             </w:r>
           </w:p>
         </w:tc>
@@ -4389,7 +4667,7 @@
                 <w:sz w:val="19"/>
                 <w:szCs w:val="19"/>
               </w:rPr>
-              <w:t xml:space="preserve">GraphBuilder, GraphExecutor, dependency ordering, 25-task limit</w:t>
+              <w:t xml:space="preserve">MessengerGatewayManager, persistent sessions with --resume, runner selection per connector, context compaction, health dashboard, metrics endpoint</w:t>
             </w:r>
           </w:p>
         </w:tc>
@@ -4425,7 +4703,7 @@
                 <w:sz w:val="19"/>
                 <w:szCs w:val="19"/>
               </w:rPr>
-              <w:t xml:space="preserve">Verification Pipeline</w:t>
+              <w:t xml:space="preserve">DAG Builder + Executor</w:t>
             </w:r>
           </w:p>
         </w:tc>
@@ -4528,7 +4806,7 @@
                 <w:sz w:val="19"/>
                 <w:szCs w:val="19"/>
               </w:rPr>
-              <w:t xml:space="preserve">3-step: automated checks, AI critic (Claude subprocess), human approval</w:t>
+              <w:t xml:space="preserve">DelegationGraphBuilder, DelegationGraphExecutor, DelegateeAssigner, ContractValidator, ContractEnforcer, cycle detection, 25-task limit</w:t>
             </w:r>
           </w:p>
         </w:tc>
@@ -4564,7 +4842,7 @@
                 <w:sz w:val="19"/>
                 <w:szCs w:val="19"/>
               </w:rPr>
-              <w:t xml:space="preserve">Trust Scoring + Recovery</w:t>
+              <w:t xml:space="preserve">Verification Pipeline</w:t>
             </w:r>
           </w:p>
         </w:tc>
@@ -4667,7 +4945,7 @@
                 <w:sz w:val="19"/>
                 <w:szCs w:val="19"/>
               </w:rPr>
-              <w:t xml:space="preserve">TrustScoreCalculator, retry/re-delegate/escalate chain</w:t>
+              <w:t xml:space="preserve">3-step: AutomatedCheckStep, AiCriticStep, HumanApprovalStep. Full verification result model</w:t>
             </w:r>
           </w:p>
         </w:tc>
@@ -4703,7 +4981,7 @@
                 <w:sz w:val="19"/>
                 <w:szCs w:val="19"/>
               </w:rPr>
-              <w:t xml:space="preserve">Delegation UI (Vue)</w:t>
+              <w:t xml:space="preserve">Trust Scoring + Recovery</w:t>
             </w:r>
           </w:p>
         </w:tc>
@@ -4716,29 +4994,29 @@
               <w:bottom w:val="single" w:color="D0D0D0" w:sz="1"/>
               <w:right w:val="single" w:color="D0D0D0" w:sz="1"/>
             </w:tcBorders>
-            <w:shd w:fill="FFF8E1" w:val="clear"/>
-            <w:tcMar>
-              <w:top w:type="dxa" w:w="60"/>
-              <w:left w:type="dxa" w:w="100"/>
-              <w:bottom w:type="dxa" w:w="60"/>
-              <w:right w:type="dxa" w:w="100"/>
-            </w:tcMar>
-            <w:vAlign w:val="center"/>
-          </w:tcPr>
-          <w:p>
-            <w:pPr>
-              <w:spacing w:after="40" w:before="40"/>
-            </w:pPr>
-            <w:r>
-              <w:rPr>
-                <w:rFonts w:ascii="Arial" w:cs="Arial" w:eastAsia="Arial" w:hAnsi="Arial"/>
-                <w:b/>
-                <w:bCs/>
-                <w:color w:val="C27800"/>
-                <w:sz w:val="19"/>
-                <w:szCs w:val="19"/>
-              </w:rPr>
-              <w:t xml:space="preserve">75%</w:t>
+            <w:shd w:fill="E8F5E9" w:val="clear"/>
+            <w:tcMar>
+              <w:top w:type="dxa" w:w="60"/>
+              <w:left w:type="dxa" w:w="100"/>
+              <w:bottom w:type="dxa" w:w="60"/>
+              <w:right w:type="dxa" w:w="100"/>
+            </w:tcMar>
+            <w:vAlign w:val="center"/>
+          </w:tcPr>
+          <w:p>
+            <w:pPr>
+              <w:spacing w:after="40" w:before="40"/>
+            </w:pPr>
+            <w:r>
+              <w:rPr>
+                <w:rFonts w:ascii="Arial" w:cs="Arial" w:eastAsia="Arial" w:hAnsi="Arial"/>
+                <w:b/>
+                <w:bCs/>
+                <w:color w:val="2D8653"/>
+                <w:sz w:val="19"/>
+                <w:szCs w:val="19"/>
+              </w:rPr>
+              <w:t xml:space="preserve">100%</w:t>
             </w:r>
           </w:p>
         </w:tc>
@@ -4768,11 +5046,11 @@
                 <w:rFonts w:ascii="Arial" w:cs="Arial" w:eastAsia="Arial" w:hAnsi="Arial"/>
                 <w:b/>
                 <w:bCs/>
-                <w:color w:val="C27800"/>
-                <w:sz w:val="19"/>
-                <w:szCs w:val="19"/>
-              </w:rPr>
-              <w:t xml:space="preserve">Partial</w:t>
+                <w:color w:val="2D8653"/>
+                <w:sz w:val="19"/>
+                <w:szCs w:val="19"/>
+              </w:rPr>
+              <w:t xml:space="preserve">Complete</w:t>
             </w:r>
           </w:p>
         </w:tc>
@@ -4806,7 +5084,7 @@
                 <w:sz w:val="19"/>
                 <w:szCs w:val="19"/>
               </w:rPr>
-              <w:t xml:space="preserve">CRUD pages exist. DAG visualization, real-time WebSocket updates (Phase 3) not complete</w:t>
+              <w:t xml:space="preserve">TrustScoreCalculator with STAR metrics integration, DelegateeMetricsRecomputer, retry/re-delegate/escalate chain</w:t>
             </w:r>
           </w:p>
         </w:tc>
@@ -4842,7 +5120,7 @@
                 <w:sz w:val="19"/>
                 <w:szCs w:val="19"/>
               </w:rPr>
-              <w:t xml:space="preserve">4-Layer Architecture</w:t>
+              <w:t xml:space="preserve">Delegation UI (Vue)</w:t>
             </w:r>
           </w:p>
         </w:tc>
@@ -4855,29 +5133,29 @@
               <w:bottom w:val="single" w:color="D0D0D0" w:sz="1"/>
               <w:right w:val="single" w:color="D0D0D0" w:sz="1"/>
             </w:tcBorders>
-            <w:shd w:fill="E8F5E9" w:val="clear"/>
-            <w:tcMar>
-              <w:top w:type="dxa" w:w="60"/>
-              <w:left w:type="dxa" w:w="100"/>
-              <w:bottom w:type="dxa" w:w="60"/>
-              <w:right w:type="dxa" w:w="100"/>
-            </w:tcMar>
-            <w:vAlign w:val="center"/>
-          </w:tcPr>
-          <w:p>
-            <w:pPr>
-              <w:spacing w:after="40" w:before="40"/>
-            </w:pPr>
-            <w:r>
-              <w:rPr>
-                <w:rFonts w:ascii="Arial" w:cs="Arial" w:eastAsia="Arial" w:hAnsi="Arial"/>
-                <w:b/>
-                <w:bCs/>
-                <w:color w:val="2D8653"/>
-                <w:sz w:val="19"/>
-                <w:szCs w:val="19"/>
-              </w:rPr>
-              <w:t xml:space="preserve">100%</w:t>
+            <w:shd w:fill="FFF8E1" w:val="clear"/>
+            <w:tcMar>
+              <w:top w:type="dxa" w:w="60"/>
+              <w:left w:type="dxa" w:w="100"/>
+              <w:bottom w:type="dxa" w:w="60"/>
+              <w:right w:type="dxa" w:w="100"/>
+            </w:tcMar>
+            <w:vAlign w:val="center"/>
+          </w:tcPr>
+          <w:p>
+            <w:pPr>
+              <w:spacing w:after="40" w:before="40"/>
+            </w:pPr>
+            <w:r>
+              <w:rPr>
+                <w:rFonts w:ascii="Arial" w:cs="Arial" w:eastAsia="Arial" w:hAnsi="Arial"/>
+                <w:b/>
+                <w:bCs/>
+                <w:color w:val="C27800"/>
+                <w:sz w:val="19"/>
+                <w:szCs w:val="19"/>
+              </w:rPr>
+              <w:t xml:space="preserve">85%</w:t>
             </w:r>
           </w:p>
         </w:tc>
@@ -4907,11 +5185,11 @@
                 <w:rFonts w:ascii="Arial" w:cs="Arial" w:eastAsia="Arial" w:hAnsi="Arial"/>
                 <w:b/>
                 <w:bCs/>
-                <w:color w:val="2D8653"/>
-                <w:sz w:val="19"/>
-                <w:szCs w:val="19"/>
-              </w:rPr>
-              <w:t xml:space="preserve">Complete</w:t>
+                <w:color w:val="C27800"/>
+                <w:sz w:val="19"/>
+                <w:szCs w:val="19"/>
+              </w:rPr>
+              <w:t xml:space="preserve">Near-complete</w:t>
             </w:r>
           </w:p>
         </w:tc>
@@ -4945,7 +5223,7 @@
                 <w:sz w:val="19"/>
                 <w:szCs w:val="19"/>
               </w:rPr>
-              <w:t xml:space="preserve">Core, Working (Redis), Long-term (BM25 + pgvector + Neo4j), Formation pipeline</w:t>
+              <w:t xml:space="preserve">CRUD pages, graph builder, delegatee profiles, task approval UI. Feature-gated. DAG visualization improvements and advanced WebSocket updates remaining</w:t>
             </w:r>
           </w:p>
         </w:tc>
@@ -4981,7 +5259,7 @@
                 <w:sz w:val="19"/>
                 <w:szCs w:val="19"/>
               </w:rPr>
-              <w:t xml:space="preserve">Hybrid Retrieval</w:t>
+              <w:t xml:space="preserve">4-Layer Architecture</w:t>
             </w:r>
           </w:p>
         </w:tc>
@@ -5084,7 +5362,7 @@
                 <w:sz w:val="19"/>
                 <w:szCs w:val="19"/>
               </w:rPr>
-              <w:t xml:space="preserve">Keyword + semantic + graph-based context synthesis</w:t>
+              <w:t xml:space="preserve">CoreMemoryManager, WorkingMemoryBuffer, HybridRetriever, MemoryFormationPipeline. Multi-provider (Anthropic, OpenAI, custom). Runtime-linked conversation logs</w:t>
             </w:r>
           </w:p>
         </w:tc>
@@ -5120,7 +5398,7 @@
                 <w:sz w:val="19"/>
                 <w:szCs w:val="19"/>
               </w:rPr>
-              <w:t xml:space="preserve">Consolidation + Forgetting</w:t>
+              <w:t xml:space="preserve">Hybrid Retrieval</w:t>
             </w:r>
           </w:p>
         </w:tc>
@@ -5223,7 +5501,7 @@
                 <w:sz w:val="19"/>
                 <w:szCs w:val="19"/>
               </w:rPr>
-              <w:t xml:space="preserve">Periodic compaction, retention policy enforcement, pruning</w:t>
+              <w:t xml:space="preserve">BM25 keyword + pgvector semantic + Neo4j graph. MemoryCapabilityResolver for no-API/API/degraded modes. Provider rate limiting</w:t>
             </w:r>
           </w:p>
         </w:tc>
@@ -5259,7 +5537,7 @@
                 <w:sz w:val="19"/>
                 <w:szCs w:val="19"/>
               </w:rPr>
-              <w:t xml:space="preserve">Figma Design Parity</w:t>
+              <w:t xml:space="preserve">Consolidation + Forgetting</w:t>
             </w:r>
           </w:p>
         </w:tc>
@@ -5272,29 +5550,29 @@
               <w:bottom w:val="single" w:color="D0D0D0" w:sz="1"/>
               <w:right w:val="single" w:color="D0D0D0" w:sz="1"/>
             </w:tcBorders>
-            <w:shd w:fill="FFF8E1" w:val="clear"/>
-            <w:tcMar>
-              <w:top w:type="dxa" w:w="60"/>
-              <w:left w:type="dxa" w:w="100"/>
-              <w:bottom w:type="dxa" w:w="60"/>
-              <w:right w:type="dxa" w:w="100"/>
-            </w:tcMar>
-            <w:vAlign w:val="center"/>
-          </w:tcPr>
-          <w:p>
-            <w:pPr>
-              <w:spacing w:after="40" w:before="40"/>
-            </w:pPr>
-            <w:r>
-              <w:rPr>
-                <w:rFonts w:ascii="Arial" w:cs="Arial" w:eastAsia="Arial" w:hAnsi="Arial"/>
-                <w:b/>
-                <w:bCs/>
-                <w:color w:val="C27800"/>
-                <w:sz w:val="19"/>
-                <w:szCs w:val="19"/>
-              </w:rPr>
-              <w:t xml:space="preserve">80%</w:t>
+            <w:shd w:fill="E8F5E9" w:val="clear"/>
+            <w:tcMar>
+              <w:top w:type="dxa" w:w="60"/>
+              <w:left w:type="dxa" w:w="100"/>
+              <w:bottom w:type="dxa" w:w="60"/>
+              <w:right w:type="dxa" w:w="100"/>
+            </w:tcMar>
+            <w:vAlign w:val="center"/>
+          </w:tcPr>
+          <w:p>
+            <w:pPr>
+              <w:spacing w:after="40" w:before="40"/>
+            </w:pPr>
+            <w:r>
+              <w:rPr>
+                <w:rFonts w:ascii="Arial" w:cs="Arial" w:eastAsia="Arial" w:hAnsi="Arial"/>
+                <w:b/>
+                <w:bCs/>
+                <w:color w:val="2D8653"/>
+                <w:sz w:val="19"/>
+                <w:szCs w:val="19"/>
+              </w:rPr>
+              <w:t xml:space="preserve">100%</w:t>
             </w:r>
           </w:p>
         </w:tc>
@@ -5324,11 +5602,11 @@
                 <w:rFonts w:ascii="Arial" w:cs="Arial" w:eastAsia="Arial" w:hAnsi="Arial"/>
                 <w:b/>
                 <w:bCs/>
-                <w:color w:val="C27800"/>
-                <w:sz w:val="19"/>
-                <w:szCs w:val="19"/>
-              </w:rPr>
-              <w:t xml:space="preserve">Partial</w:t>
+                <w:color w:val="2D8653"/>
+                <w:sz w:val="19"/>
+                <w:szCs w:val="19"/>
+              </w:rPr>
+              <w:t xml:space="preserve">Complete</w:t>
             </w:r>
           </w:p>
         </w:tc>
@@ -5362,7 +5640,7 @@
                 <w:sz w:val="19"/>
                 <w:szCs w:val="19"/>
               </w:rPr>
-              <w:t xml:space="preserve">Dark mode, design tokens, 20+ components, 47 pages. Route naming mismatches, missing lifecycle states per gap analysis</w:t>
+              <w:t xml:space="preserve">ConsolidationService, ForgettingService, WorkingMemorySummarizer, pruning jobs. Scheduled compaction</w:t>
             </w:r>
           </w:p>
         </w:tc>
@@ -5398,7 +5676,7 @@
                 <w:sz w:val="19"/>
                 <w:szCs w:val="19"/>
               </w:rPr>
-              <w:t xml:space="preserve">Operator Dashboard</w:t>
+              <w:t xml:space="preserve">Figma Design Parity</w:t>
             </w:r>
           </w:p>
         </w:tc>
@@ -5411,29 +5689,29 @@
               <w:bottom w:val="single" w:color="D0D0D0" w:sz="1"/>
               <w:right w:val="single" w:color="D0D0D0" w:sz="1"/>
             </w:tcBorders>
-            <w:shd w:fill="E8F5E9" w:val="clear"/>
-            <w:tcMar>
-              <w:top w:type="dxa" w:w="60"/>
-              <w:left w:type="dxa" w:w="100"/>
-              <w:bottom w:type="dxa" w:w="60"/>
-              <w:right w:type="dxa" w:w="100"/>
-            </w:tcMar>
-            <w:vAlign w:val="center"/>
-          </w:tcPr>
-          <w:p>
-            <w:pPr>
-              <w:spacing w:after="40" w:before="40"/>
-            </w:pPr>
-            <w:r>
-              <w:rPr>
-                <w:rFonts w:ascii="Arial" w:cs="Arial" w:eastAsia="Arial" w:hAnsi="Arial"/>
-                <w:b/>
-                <w:bCs/>
-                <w:color w:val="2D8653"/>
-                <w:sz w:val="19"/>
-                <w:szCs w:val="19"/>
-              </w:rPr>
-              <w:t xml:space="preserve">90%</w:t>
+            <w:shd w:fill="FFF8E1" w:val="clear"/>
+            <w:tcMar>
+              <w:top w:type="dxa" w:w="60"/>
+              <w:left w:type="dxa" w:w="100"/>
+              <w:bottom w:type="dxa" w:w="60"/>
+              <w:right w:type="dxa" w:w="100"/>
+            </w:tcMar>
+            <w:vAlign w:val="center"/>
+          </w:tcPr>
+          <w:p>
+            <w:pPr>
+              <w:spacing w:after="40" w:before="40"/>
+            </w:pPr>
+            <w:r>
+              <w:rPr>
+                <w:rFonts w:ascii="Arial" w:cs="Arial" w:eastAsia="Arial" w:hAnsi="Arial"/>
+                <w:b/>
+                <w:bCs/>
+                <w:color w:val="C27800"/>
+                <w:sz w:val="19"/>
+                <w:szCs w:val="19"/>
+              </w:rPr>
+              <w:t xml:space="preserve">80%</w:t>
             </w:r>
           </w:p>
         </w:tc>
@@ -5463,11 +5741,11 @@
                 <w:rFonts w:ascii="Arial" w:cs="Arial" w:eastAsia="Arial" w:hAnsi="Arial"/>
                 <w:b/>
                 <w:bCs/>
-                <w:color w:val="2D8653"/>
-                <w:sz w:val="19"/>
-                <w:szCs w:val="19"/>
-              </w:rPr>
-              <w:t xml:space="preserve">Near-complete</w:t>
+                <w:color w:val="C27800"/>
+                <w:sz w:val="19"/>
+                <w:szCs w:val="19"/>
+              </w:rPr>
+              <w:t xml:space="preserve">Partial</w:t>
             </w:r>
           </w:p>
         </w:tc>
@@ -5501,7 +5779,7 @@
                 <w:sz w:val="19"/>
                 <w:szCs w:val="19"/>
               </w:rPr>
-              <w:t xml:space="preserve">Dashboard, jobs, monitor, tools, messenger, delegation pages built. Some empty states missing</w:t>
+              <w:t xml:space="preserve">176 Vue components, design tokens, dark mode. Design system foundation in progress. Screen-by-screen migration ongoing</w:t>
             </w:r>
           </w:p>
         </w:tc>
@@ -5537,7 +5815,7 @@
                 <w:sz w:val="19"/>
                 <w:szCs w:val="19"/>
               </w:rPr>
-              <w:t xml:space="preserve">Requirements Discovery</w:t>
+              <w:t xml:space="preserve">Operator Dashboard</w:t>
             </w:r>
           </w:p>
         </w:tc>
@@ -5550,29 +5828,29 @@
               <w:bottom w:val="single" w:color="D0D0D0" w:sz="1"/>
               <w:right w:val="single" w:color="D0D0D0" w:sz="1"/>
             </w:tcBorders>
-            <w:shd w:fill="FFF8E1" w:val="clear"/>
-            <w:tcMar>
-              <w:top w:type="dxa" w:w="60"/>
-              <w:left w:type="dxa" w:w="100"/>
-              <w:bottom w:type="dxa" w:w="60"/>
-              <w:right w:type="dxa" w:w="100"/>
-            </w:tcMar>
-            <w:vAlign w:val="center"/>
-          </w:tcPr>
-          <w:p>
-            <w:pPr>
-              <w:spacing w:after="40" w:before="40"/>
-            </w:pPr>
-            <w:r>
-              <w:rPr>
-                <w:rFonts w:ascii="Arial" w:cs="Arial" w:eastAsia="Arial" w:hAnsi="Arial"/>
-                <w:b/>
-                <w:bCs/>
-                <w:color w:val="C27800"/>
-                <w:sz w:val="19"/>
-                <w:szCs w:val="19"/>
-              </w:rPr>
-              <w:t xml:space="preserve">80%</w:t>
+            <w:shd w:fill="E8F5E9" w:val="clear"/>
+            <w:tcMar>
+              <w:top w:type="dxa" w:w="60"/>
+              <w:left w:type="dxa" w:w="100"/>
+              <w:bottom w:type="dxa" w:w="60"/>
+              <w:right w:type="dxa" w:w="100"/>
+            </w:tcMar>
+            <w:vAlign w:val="center"/>
+          </w:tcPr>
+          <w:p>
+            <w:pPr>
+              <w:spacing w:after="40" w:before="40"/>
+            </w:pPr>
+            <w:r>
+              <w:rPr>
+                <w:rFonts w:ascii="Arial" w:cs="Arial" w:eastAsia="Arial" w:hAnsi="Arial"/>
+                <w:b/>
+                <w:bCs/>
+                <w:color w:val="2D8653"/>
+                <w:sz w:val="19"/>
+                <w:szCs w:val="19"/>
+              </w:rPr>
+              <w:t xml:space="preserve">95%</w:t>
             </w:r>
           </w:p>
         </w:tc>
@@ -5602,11 +5880,11 @@
                 <w:rFonts w:ascii="Arial" w:cs="Arial" w:eastAsia="Arial" w:hAnsi="Arial"/>
                 <w:b/>
                 <w:bCs/>
-                <w:color w:val="C27800"/>
-                <w:sz w:val="19"/>
-                <w:szCs w:val="19"/>
-              </w:rPr>
-              <w:t xml:space="preserve">Partial</w:t>
+                <w:color w:val="2D8653"/>
+                <w:sz w:val="19"/>
+                <w:szCs w:val="19"/>
+              </w:rPr>
+              <w:t xml:space="preserve">Near-complete</w:t>
             </w:r>
           </w:p>
         </w:tc>
@@ -5640,7 +5918,7 @@
                 <w:sz w:val="19"/>
                 <w:szCs w:val="19"/>
               </w:rPr>
-              <w:t xml:space="preserve">Multi-panel wizard, session APIs, queue workers built. Full pipeline validation outstanding</w:t>
+              <w:t xml:space="preserve">Dashboard, jobs, monitor, tools, messenger, delegation, org, runtime, office, onboarding pages. System overview + diagnostics. 176 Vue pages total</w:t>
             </w:r>
           </w:p>
         </w:tc>
@@ -5676,7 +5954,7 @@
                 <w:sz w:val="19"/>
                 <w:szCs w:val="19"/>
               </w:rPr>
-              <w:t xml:space="preserve">Repository Analysis</w:t>
+              <w:t xml:space="preserve">Requirements Discovery</w:t>
             </w:r>
           </w:p>
         </w:tc>
@@ -5689,29 +5967,29 @@
               <w:bottom w:val="single" w:color="D0D0D0" w:sz="1"/>
               <w:right w:val="single" w:color="D0D0D0" w:sz="1"/>
             </w:tcBorders>
-            <w:shd w:fill="FFF8E1" w:val="clear"/>
-            <w:tcMar>
-              <w:top w:type="dxa" w:w="60"/>
-              <w:left w:type="dxa" w:w="100"/>
-              <w:bottom w:type="dxa" w:w="60"/>
-              <w:right w:type="dxa" w:w="100"/>
-            </w:tcMar>
-            <w:vAlign w:val="center"/>
-          </w:tcPr>
-          <w:p>
-            <w:pPr>
-              <w:spacing w:after="40" w:before="40"/>
-            </w:pPr>
-            <w:r>
-              <w:rPr>
-                <w:rFonts w:ascii="Arial" w:cs="Arial" w:eastAsia="Arial" w:hAnsi="Arial"/>
-                <w:b/>
-                <w:bCs/>
-                <w:color w:val="C27800"/>
-                <w:sz w:val="19"/>
-                <w:szCs w:val="19"/>
-              </w:rPr>
-              <w:t xml:space="preserve">75%</w:t>
+            <w:shd w:fill="E8F5E9" w:val="clear"/>
+            <w:tcMar>
+              <w:top w:type="dxa" w:w="60"/>
+              <w:left w:type="dxa" w:w="100"/>
+              <w:bottom w:type="dxa" w:w="60"/>
+              <w:right w:type="dxa" w:w="100"/>
+            </w:tcMar>
+            <w:vAlign w:val="center"/>
+          </w:tcPr>
+          <w:p>
+            <w:pPr>
+              <w:spacing w:after="40" w:before="40"/>
+            </w:pPr>
+            <w:r>
+              <w:rPr>
+                <w:rFonts w:ascii="Arial" w:cs="Arial" w:eastAsia="Arial" w:hAnsi="Arial"/>
+                <w:b/>
+                <w:bCs/>
+                <w:color w:val="2D8653"/>
+                <w:sz w:val="19"/>
+                <w:szCs w:val="19"/>
+              </w:rPr>
+              <w:t xml:space="preserve">90%</w:t>
             </w:r>
           </w:p>
         </w:tc>
@@ -5741,11 +6019,11 @@
                 <w:rFonts w:ascii="Arial" w:cs="Arial" w:eastAsia="Arial" w:hAnsi="Arial"/>
                 <w:b/>
                 <w:bCs/>
-                <w:color w:val="C27800"/>
-                <w:sz w:val="19"/>
-                <w:szCs w:val="19"/>
-              </w:rPr>
-              <w:t xml:space="preserve">Partial</w:t>
+                <w:color w:val="2D8653"/>
+                <w:sz w:val="19"/>
+                <w:szCs w:val="19"/>
+              </w:rPr>
+              <w:t xml:space="preserve">Near-complete</w:t>
             </w:r>
           </w:p>
         </w:tc>
@@ -5779,7 +6057,7 @@
                 <w:sz w:val="19"/>
                 <w:szCs w:val="19"/>
               </w:rPr>
-              <w:t xml:space="preserve">Framework, task pipeline, analyzers built. Full integration and report generation in progress</w:t>
+              <w:t xml:space="preserve">Full multi-panel wizard, session APIs, queue workers, Q&amp;A rounds, plan generation, build task execution, adversarial review, Linear integration, export service. 2 runner adapters (Claude + Codex)</w:t>
             </w:r>
           </w:p>
         </w:tc>
@@ -5815,7 +6093,7 @@
                 <w:sz w:val="19"/>
                 <w:szCs w:val="19"/>
               </w:rPr>
-              <w:t xml:space="preserve">Adversarial Reviewer</w:t>
+              <w:t xml:space="preserve">Code Analysis</w:t>
             </w:r>
           </w:p>
         </w:tc>
@@ -5828,29 +6106,29 @@
               <w:bottom w:val="single" w:color="D0D0D0" w:sz="1"/>
               <w:right w:val="single" w:color="D0D0D0" w:sz="1"/>
             </w:tcBorders>
-            <w:shd w:fill="E8F5E9" w:val="clear"/>
-            <w:tcMar>
-              <w:top w:type="dxa" w:w="60"/>
-              <w:left w:type="dxa" w:w="100"/>
-              <w:bottom w:type="dxa" w:w="60"/>
-              <w:right w:type="dxa" w:w="100"/>
-            </w:tcMar>
-            <w:vAlign w:val="center"/>
-          </w:tcPr>
-          <w:p>
-            <w:pPr>
-              <w:spacing w:after="40" w:before="40"/>
-            </w:pPr>
-            <w:r>
-              <w:rPr>
-                <w:rFonts w:ascii="Arial" w:cs="Arial" w:eastAsia="Arial" w:hAnsi="Arial"/>
-                <w:b/>
-                <w:bCs/>
-                <w:color w:val="2D8653"/>
-                <w:sz w:val="19"/>
-                <w:szCs w:val="19"/>
-              </w:rPr>
-              <w:t xml:space="preserve">100%</w:t>
+            <w:shd w:fill="FFF8E1" w:val="clear"/>
+            <w:tcMar>
+              <w:top w:type="dxa" w:w="60"/>
+              <w:left w:type="dxa" w:w="100"/>
+              <w:bottom w:type="dxa" w:w="60"/>
+              <w:right w:type="dxa" w:w="100"/>
+            </w:tcMar>
+            <w:vAlign w:val="center"/>
+          </w:tcPr>
+          <w:p>
+            <w:pPr>
+              <w:spacing w:after="40" w:before="40"/>
+            </w:pPr>
+            <w:r>
+              <w:rPr>
+                <w:rFonts w:ascii="Arial" w:cs="Arial" w:eastAsia="Arial" w:hAnsi="Arial"/>
+                <w:b/>
+                <w:bCs/>
+                <w:color w:val="C27800"/>
+                <w:sz w:val="19"/>
+                <w:szCs w:val="19"/>
+              </w:rPr>
+              <w:t xml:space="preserve">80%</w:t>
             </w:r>
           </w:p>
         </w:tc>
@@ -5880,11 +6158,11 @@
                 <w:rFonts w:ascii="Arial" w:cs="Arial" w:eastAsia="Arial" w:hAnsi="Arial"/>
                 <w:b/>
                 <w:bCs/>
-                <w:color w:val="2D8653"/>
-                <w:sz w:val="19"/>
-                <w:szCs w:val="19"/>
-              </w:rPr>
-              <w:t xml:space="preserve">Complete</w:t>
+                <w:color w:val="C27800"/>
+                <w:sz w:val="19"/>
+                <w:szCs w:val="19"/>
+              </w:rPr>
+              <w:t xml:space="preserve">Partial</w:t>
             </w:r>
           </w:p>
         </w:tc>
@@ -5918,7 +6196,7 @@
                 <w:sz w:val="19"/>
                 <w:szCs w:val="19"/>
               </w:rPr>
-              <w:t xml:space="preserve">Claude subprocess, verdict types, retry caps, shadow mode, feature flag</w:t>
+              <w:t xml:space="preserve">NEW: 10 specialized analyzers, full pipeline (snapshot→plan→execute→validate→report), models, jobs, API routes, wizard UI. Feature-gated. Coverage validation gate. Export service</w:t>
             </w:r>
           </w:p>
         </w:tc>
@@ -5954,7 +6232,7 @@
                 <w:sz w:val="19"/>
                 <w:szCs w:val="19"/>
               </w:rPr>
-              <w:t xml:space="preserve">AI Agent Profiles + Hierarchy</w:t>
+              <w:t xml:space="preserve">Adversarial Reviewer</w:t>
             </w:r>
           </w:p>
         </w:tc>
@@ -5967,29 +6245,29 @@
               <w:bottom w:val="single" w:color="D0D0D0" w:sz="1"/>
               <w:right w:val="single" w:color="D0D0D0" w:sz="1"/>
             </w:tcBorders>
-            <w:shd w:fill="FFEBEE" w:val="clear"/>
-            <w:tcMar>
-              <w:top w:type="dxa" w:w="60"/>
-              <w:left w:type="dxa" w:w="100"/>
-              <w:bottom w:type="dxa" w:w="60"/>
-              <w:right w:type="dxa" w:w="100"/>
-            </w:tcMar>
-            <w:vAlign w:val="center"/>
-          </w:tcPr>
-          <w:p>
-            <w:pPr>
-              <w:spacing w:after="40" w:before="40"/>
-            </w:pPr>
-            <w:r>
-              <w:rPr>
-                <w:rFonts w:ascii="Arial" w:cs="Arial" w:eastAsia="Arial" w:hAnsi="Arial"/>
-                <w:b/>
-                <w:bCs/>
-                <w:color w:val="C0392B"/>
-                <w:sz w:val="19"/>
-                <w:szCs w:val="19"/>
-              </w:rPr>
-              <w:t xml:space="preserve">30%</w:t>
+            <w:shd w:fill="E8F5E9" w:val="clear"/>
+            <w:tcMar>
+              <w:top w:type="dxa" w:w="60"/>
+              <w:left w:type="dxa" w:w="100"/>
+              <w:bottom w:type="dxa" w:w="60"/>
+              <w:right w:type="dxa" w:w="100"/>
+            </w:tcMar>
+            <w:vAlign w:val="center"/>
+          </w:tcPr>
+          <w:p>
+            <w:pPr>
+              <w:spacing w:after="40" w:before="40"/>
+            </w:pPr>
+            <w:r>
+              <w:rPr>
+                <w:rFonts w:ascii="Arial" w:cs="Arial" w:eastAsia="Arial" w:hAnsi="Arial"/>
+                <w:b/>
+                <w:bCs/>
+                <w:color w:val="2D8653"/>
+                <w:sz w:val="19"/>
+                <w:szCs w:val="19"/>
+              </w:rPr>
+              <w:t xml:space="preserve">100%</w:t>
             </w:r>
           </w:p>
         </w:tc>
@@ -6019,11 +6297,11 @@
                 <w:rFonts w:ascii="Arial" w:cs="Arial" w:eastAsia="Arial" w:hAnsi="Arial"/>
                 <w:b/>
                 <w:bCs/>
-                <w:color w:val="C0392B"/>
-                <w:sz w:val="19"/>
-                <w:szCs w:val="19"/>
-              </w:rPr>
-              <w:t xml:space="preserve">Early</w:t>
+                <w:color w:val="2D8653"/>
+                <w:sz w:val="19"/>
+                <w:szCs w:val="19"/>
+              </w:rPr>
+              <w:t xml:space="preserve">Complete</w:t>
             </w:r>
           </w:p>
         </w:tc>
@@ -6057,7 +6335,7 @@
                 <w:sz w:val="19"/>
                 <w:szCs w:val="19"/>
               </w:rPr>
-              <w:t xml:space="preserve">Models/migrations exist. Service layer and UI not implemented</w:t>
+              <w:t xml:space="preserve">AdversarialReviewerService, ReviewerPayloadGuard, ReviewerPayloadNormalizer, summary + plan gating, bounded retry, shadow mode, feature flag</w:t>
             </w:r>
           </w:p>
         </w:tc>
@@ -6093,7 +6371,7 @@
                 <w:sz w:val="19"/>
                 <w:szCs w:val="19"/>
               </w:rPr>
-              <w:t xml:space="preserve">Ritual Templates + Councils</w:t>
+              <w:t xml:space="preserve">AI Agent Profiles + Hierarchy</w:t>
             </w:r>
           </w:p>
         </w:tc>
@@ -6106,29 +6384,29 @@
               <w:bottom w:val="single" w:color="D0D0D0" w:sz="1"/>
               <w:right w:val="single" w:color="D0D0D0" w:sz="1"/>
             </w:tcBorders>
-            <w:shd w:fill="FFEBEE" w:val="clear"/>
-            <w:tcMar>
-              <w:top w:type="dxa" w:w="60"/>
-              <w:left w:type="dxa" w:w="100"/>
-              <w:bottom w:type="dxa" w:w="60"/>
-              <w:right w:type="dxa" w:w="100"/>
-            </w:tcMar>
-            <w:vAlign w:val="center"/>
-          </w:tcPr>
-          <w:p>
-            <w:pPr>
-              <w:spacing w:after="40" w:before="40"/>
-            </w:pPr>
-            <w:r>
-              <w:rPr>
-                <w:rFonts w:ascii="Arial" w:cs="Arial" w:eastAsia="Arial" w:hAnsi="Arial"/>
-                <w:b/>
-                <w:bCs/>
-                <w:color w:val="C0392B"/>
-                <w:sz w:val="19"/>
-                <w:szCs w:val="19"/>
-              </w:rPr>
-              <w:t xml:space="preserve">30%</w:t>
+            <w:shd w:fill="FFF8E1" w:val="clear"/>
+            <w:tcMar>
+              <w:top w:type="dxa" w:w="60"/>
+              <w:left w:type="dxa" w:w="100"/>
+              <w:bottom w:type="dxa" w:w="60"/>
+              <w:right w:type="dxa" w:w="100"/>
+            </w:tcMar>
+            <w:vAlign w:val="center"/>
+          </w:tcPr>
+          <w:p>
+            <w:pPr>
+              <w:spacing w:after="40" w:before="40"/>
+            </w:pPr>
+            <w:r>
+              <w:rPr>
+                <w:rFonts w:ascii="Arial" w:cs="Arial" w:eastAsia="Arial" w:hAnsi="Arial"/>
+                <w:b/>
+                <w:bCs/>
+                <w:color w:val="C27800"/>
+                <w:sz w:val="19"/>
+                <w:szCs w:val="19"/>
+              </w:rPr>
+              <w:t xml:space="preserve">75%</w:t>
             </w:r>
           </w:p>
         </w:tc>
@@ -6158,11 +6436,11 @@
                 <w:rFonts w:ascii="Arial" w:cs="Arial" w:eastAsia="Arial" w:hAnsi="Arial"/>
                 <w:b/>
                 <w:bCs/>
-                <w:color w:val="C0392B"/>
-                <w:sz w:val="19"/>
-                <w:szCs w:val="19"/>
-              </w:rPr>
-              <w:t xml:space="preserve">Early</w:t>
+                <w:color w:val="C27800"/>
+                <w:sz w:val="19"/>
+                <w:szCs w:val="19"/>
+              </w:rPr>
+              <w:t xml:space="preserve">Partial</w:t>
             </w:r>
           </w:p>
         </w:tc>
@@ -6196,7 +6474,7 @@
                 <w:sz w:val="19"/>
                 <w:szCs w:val="19"/>
               </w:rPr>
-              <w:t xml:space="preserve">Data model exists. Execution pipeline stubbed, no UI</w:t>
+              <w:t xml:space="preserve">NEW: 7 models (OrgAgentProfile, OrgReportingEdge, etc), API routes, web UI pages (dashboard, builder, agents, costs). Service layer partially implemented</w:t>
             </w:r>
           </w:p>
         </w:tc>
@@ -6232,7 +6510,7 @@
                 <w:sz w:val="19"/>
                 <w:szCs w:val="19"/>
               </w:rPr>
-              <w:t xml:space="preserve">Test Suite</w:t>
+              <w:t xml:space="preserve">Ritual Templates + Councils</w:t>
             </w:r>
           </w:p>
         </w:tc>
@@ -6245,29 +6523,29 @@
               <w:bottom w:val="single" w:color="D0D0D0" w:sz="1"/>
               <w:right w:val="single" w:color="D0D0D0" w:sz="1"/>
             </w:tcBorders>
-            <w:shd w:fill="E8F5E9" w:val="clear"/>
-            <w:tcMar>
-              <w:top w:type="dxa" w:w="60"/>
-              <w:left w:type="dxa" w:w="100"/>
-              <w:bottom w:type="dxa" w:w="60"/>
-              <w:right w:type="dxa" w:w="100"/>
-            </w:tcMar>
-            <w:vAlign w:val="center"/>
-          </w:tcPr>
-          <w:p>
-            <w:pPr>
-              <w:spacing w:after="40" w:before="40"/>
-            </w:pPr>
-            <w:r>
-              <w:rPr>
-                <w:rFonts w:ascii="Arial" w:cs="Arial" w:eastAsia="Arial" w:hAnsi="Arial"/>
-                <w:b/>
-                <w:bCs/>
-                <w:color w:val="2D8653"/>
-                <w:sz w:val="19"/>
-                <w:szCs w:val="19"/>
-              </w:rPr>
-              <w:t xml:space="preserve">95%</w:t>
+            <w:shd w:fill="FFF8E1" w:val="clear"/>
+            <w:tcMar>
+              <w:top w:type="dxa" w:w="60"/>
+              <w:left w:type="dxa" w:w="100"/>
+              <w:bottom w:type="dxa" w:w="60"/>
+              <w:right w:type="dxa" w:w="100"/>
+            </w:tcMar>
+            <w:vAlign w:val="center"/>
+          </w:tcPr>
+          <w:p>
+            <w:pPr>
+              <w:spacing w:after="40" w:before="40"/>
+            </w:pPr>
+            <w:r>
+              <w:rPr>
+                <w:rFonts w:ascii="Arial" w:cs="Arial" w:eastAsia="Arial" w:hAnsi="Arial"/>
+                <w:b/>
+                <w:bCs/>
+                <w:color w:val="C27800"/>
+                <w:sz w:val="19"/>
+                <w:szCs w:val="19"/>
+              </w:rPr>
+              <w:t xml:space="preserve">70%</w:t>
             </w:r>
           </w:p>
         </w:tc>
@@ -6297,11 +6575,11 @@
                 <w:rFonts w:ascii="Arial" w:cs="Arial" w:eastAsia="Arial" w:hAnsi="Arial"/>
                 <w:b/>
                 <w:bCs/>
-                <w:color w:val="2D8653"/>
-                <w:sz w:val="19"/>
-                <w:szCs w:val="19"/>
-              </w:rPr>
-              <w:t xml:space="preserve">Near-complete</w:t>
+                <w:color w:val="C27800"/>
+                <w:sz w:val="19"/>
+                <w:szCs w:val="19"/>
+              </w:rPr>
+              <w:t xml:space="preserve">Partial</w:t>
             </w:r>
           </w:p>
         </w:tc>
@@ -6335,7 +6613,7 @@
                 <w:sz w:val="19"/>
                 <w:szCs w:val="19"/>
               </w:rPr>
-              <w:t xml:space="preserve">311 files, 73K LOC, 1651 passing tests. UI tests and data-integrity tests (D23) outstanding</w:t>
+              <w:t xml:space="preserve">NEW: OrgRitualTemplate, OrgRitualRun, OrgCouncilTemplate models. RitualToDelegationMapper. Jobs for dispatch/execute/timeout. API + web routes. Cost ledger tracking</w:t>
             </w:r>
           </w:p>
         </w:tc>
@@ -6371,7 +6649,7 @@
                 <w:sz w:val="19"/>
                 <w:szCs w:val="19"/>
               </w:rPr>
-              <w:t xml:space="preserve">Feature Flags (DB-backed)</w:t>
+              <w:t xml:space="preserve">Test Suite</w:t>
             </w:r>
           </w:p>
         </w:tc>
@@ -6406,7 +6684,7 @@
                 <w:sz w:val="19"/>
                 <w:szCs w:val="19"/>
               </w:rPr>
-              <w:t xml:space="preserve">100%</w:t>
+              <w:t xml:space="preserve">95%</w:t>
             </w:r>
           </w:p>
         </w:tc>
@@ -6440,7 +6718,7 @@
                 <w:sz w:val="19"/>
                 <w:szCs w:val="19"/>
               </w:rPr>
-              <w:t xml:space="preserve">Complete</w:t>
+              <w:t xml:space="preserve">Near-complete</w:t>
             </w:r>
           </w:p>
         </w:tc>
@@ -6474,7 +6752,7 @@
                 <w:sz w:val="19"/>
                 <w:szCs w:val="19"/>
               </w:rPr>
-              <w:t xml:space="preserve">Laravel Pennant integration, UI management page</w:t>
+              <w:t xml:space="preserve">356 files, 81K LOC. Comprehensive unit/feature/integration tests. UI and data-integrity tests outstanding</w:t>
             </w:r>
           </w:p>
         </w:tc>
@@ -6510,7 +6788,7 @@
                 <w:sz w:val="19"/>
                 <w:szCs w:val="19"/>
               </w:rPr>
-              <w:t xml:space="preserve">STAR Reasoning Integration</w:t>
+              <w:t xml:space="preserve">Feature Flags (DB-backed)</w:t>
             </w:r>
           </w:p>
         </w:tc>
@@ -6613,7 +6891,980 @@
                 <w:sz w:val="19"/>
                 <w:szCs w:val="19"/>
               </w:rPr>
-              <w:t xml:space="preserve">STARPreambleGenerator, A/B testing, trust calibration</w:t>
+              <w:t xml:space="preserve">Laravel Pennant integration, FeatureFlagManager, UI management page, feature-gated routes/middleware</w:t>
+            </w:r>
+          </w:p>
+        </w:tc>
+      </w:tr>
+      <w:tr>
+        <w:tc>
+          <w:tcPr>
+            <w:tcW w:type="dxa" w:w="2400"/>
+            <w:tcBorders>
+              <w:top w:val="single" w:color="D0D0D0" w:sz="1"/>
+              <w:left w:val="single" w:color="D0D0D0" w:sz="1"/>
+              <w:bottom w:val="single" w:color="D0D0D0" w:sz="1"/>
+              <w:right w:val="single" w:color="D0D0D0" w:sz="1"/>
+            </w:tcBorders>
+            <w:tcMar>
+              <w:top w:type="dxa" w:w="60"/>
+              <w:left w:type="dxa" w:w="100"/>
+              <w:bottom w:type="dxa" w:w="60"/>
+              <w:right w:type="dxa" w:w="100"/>
+            </w:tcMar>
+            <w:vAlign w:val="center"/>
+          </w:tcPr>
+          <w:p>
+            <w:pPr>
+              <w:spacing w:after="40" w:before="40"/>
+            </w:pPr>
+            <w:r>
+              <w:rPr>
+                <w:rFonts w:ascii="Arial" w:cs="Arial" w:eastAsia="Arial" w:hAnsi="Arial"/>
+                <w:b/>
+                <w:bCs/>
+                <w:color w:val="333333"/>
+                <w:sz w:val="19"/>
+                <w:szCs w:val="19"/>
+              </w:rPr>
+              <w:t xml:space="preserve">STAR Reasoning Integration</w:t>
+            </w:r>
+          </w:p>
+        </w:tc>
+        <w:tc>
+          <w:tcPr>
+            <w:tcW w:type="dxa" w:w="800"/>
+            <w:tcBorders>
+              <w:top w:val="single" w:color="D0D0D0" w:sz="1"/>
+              <w:left w:val="single" w:color="D0D0D0" w:sz="1"/>
+              <w:bottom w:val="single" w:color="D0D0D0" w:sz="1"/>
+              <w:right w:val="single" w:color="D0D0D0" w:sz="1"/>
+            </w:tcBorders>
+            <w:shd w:fill="E8F5E9" w:val="clear"/>
+            <w:tcMar>
+              <w:top w:type="dxa" w:w="60"/>
+              <w:left w:type="dxa" w:w="100"/>
+              <w:bottom w:type="dxa" w:w="60"/>
+              <w:right w:type="dxa" w:w="100"/>
+            </w:tcMar>
+            <w:vAlign w:val="center"/>
+          </w:tcPr>
+          <w:p>
+            <w:pPr>
+              <w:spacing w:after="40" w:before="40"/>
+            </w:pPr>
+            <w:r>
+              <w:rPr>
+                <w:rFonts w:ascii="Arial" w:cs="Arial" w:eastAsia="Arial" w:hAnsi="Arial"/>
+                <w:b/>
+                <w:bCs/>
+                <w:color w:val="2D8653"/>
+                <w:sz w:val="19"/>
+                <w:szCs w:val="19"/>
+              </w:rPr>
+              <w:t xml:space="preserve">100%</w:t>
+            </w:r>
+          </w:p>
+        </w:tc>
+        <w:tc>
+          <w:tcPr>
+            <w:tcW w:type="dxa" w:w="1000"/>
+            <w:tcBorders>
+              <w:top w:val="single" w:color="D0D0D0" w:sz="1"/>
+              <w:left w:val="single" w:color="D0D0D0" w:sz="1"/>
+              <w:bottom w:val="single" w:color="D0D0D0" w:sz="1"/>
+              <w:right w:val="single" w:color="D0D0D0" w:sz="1"/>
+            </w:tcBorders>
+            <w:tcMar>
+              <w:top w:type="dxa" w:w="60"/>
+              <w:left w:type="dxa" w:w="100"/>
+              <w:bottom w:type="dxa" w:w="60"/>
+              <w:right w:type="dxa" w:w="100"/>
+            </w:tcMar>
+            <w:vAlign w:val="center"/>
+          </w:tcPr>
+          <w:p>
+            <w:pPr>
+              <w:spacing w:after="40" w:before="40"/>
+            </w:pPr>
+            <w:r>
+              <w:rPr>
+                <w:rFonts w:ascii="Arial" w:cs="Arial" w:eastAsia="Arial" w:hAnsi="Arial"/>
+                <w:b/>
+                <w:bCs/>
+                <w:color w:val="2D8653"/>
+                <w:sz w:val="19"/>
+                <w:szCs w:val="19"/>
+              </w:rPr>
+              <w:t xml:space="preserve">Complete</w:t>
+            </w:r>
+          </w:p>
+        </w:tc>
+        <w:tc>
+          <w:tcPr>
+            <w:tcW w:type="dxa" w:w="5438"/>
+            <w:tcBorders>
+              <w:top w:val="single" w:color="D0D0D0" w:sz="1"/>
+              <w:left w:val="single" w:color="D0D0D0" w:sz="1"/>
+              <w:bottom w:val="single" w:color="D0D0D0" w:sz="1"/>
+              <w:right w:val="single" w:color="D0D0D0" w:sz="1"/>
+            </w:tcBorders>
+            <w:tcMar>
+              <w:top w:type="dxa" w:w="60"/>
+              <w:left w:type="dxa" w:w="100"/>
+              <w:bottom w:type="dxa" w:w="60"/>
+              <w:right w:type="dxa" w:w="100"/>
+            </w:tcMar>
+            <w:vAlign w:val="center"/>
+          </w:tcPr>
+          <w:p>
+            <w:pPr>
+              <w:spacing w:after="40" w:before="40"/>
+            </w:pPr>
+            <w:r>
+              <w:rPr>
+                <w:rFonts w:ascii="Arial" w:cs="Arial" w:eastAsia="Arial" w:hAnsi="Arial"/>
+                <w:b w:val="false"/>
+                <w:bCs w:val="false"/>
+                <w:color w:val="333333"/>
+                <w:sz w:val="19"/>
+                <w:szCs w:val="19"/>
+              </w:rPr>
+              <w:t xml:space="preserve">STARPreambleGenerator in config/agent.php, per-job override, reasoning capture, trust calibration via delegation</w:t>
+            </w:r>
+          </w:p>
+        </w:tc>
+      </w:tr>
+      <w:tr>
+        <w:tc>
+          <w:tcPr>
+            <w:tcW w:type="dxa" w:w="2400"/>
+            <w:tcBorders>
+              <w:top w:val="single" w:color="D0D0D0" w:sz="1"/>
+              <w:left w:val="single" w:color="D0D0D0" w:sz="1"/>
+              <w:bottom w:val="single" w:color="D0D0D0" w:sz="1"/>
+              <w:right w:val="single" w:color="D0D0D0" w:sz="1"/>
+            </w:tcBorders>
+            <w:tcMar>
+              <w:top w:type="dxa" w:w="60"/>
+              <w:left w:type="dxa" w:w="100"/>
+              <w:bottom w:type="dxa" w:w="60"/>
+              <w:right w:type="dxa" w:w="100"/>
+            </w:tcMar>
+            <w:vAlign w:val="center"/>
+          </w:tcPr>
+          <w:p>
+            <w:pPr>
+              <w:spacing w:after="40" w:before="40"/>
+            </w:pPr>
+            <w:r>
+              <w:rPr>
+                <w:rFonts w:ascii="Arial" w:cs="Arial" w:eastAsia="Arial" w:hAnsi="Arial"/>
+                <w:b/>
+                <w:bCs/>
+                <w:color w:val="333333"/>
+                <w:sz w:val="19"/>
+                <w:szCs w:val="19"/>
+              </w:rPr>
+              <w:t xml:space="preserve">Teams / Multi-Tenancy</w:t>
+            </w:r>
+          </w:p>
+        </w:tc>
+        <w:tc>
+          <w:tcPr>
+            <w:tcW w:type="dxa" w:w="800"/>
+            <w:tcBorders>
+              <w:top w:val="single" w:color="D0D0D0" w:sz="1"/>
+              <w:left w:val="single" w:color="D0D0D0" w:sz="1"/>
+              <w:bottom w:val="single" w:color="D0D0D0" w:sz="1"/>
+              <w:right w:val="single" w:color="D0D0D0" w:sz="1"/>
+            </w:tcBorders>
+            <w:shd w:fill="FFF8E1" w:val="clear"/>
+            <w:tcMar>
+              <w:top w:type="dxa" w:w="60"/>
+              <w:left w:type="dxa" w:w="100"/>
+              <w:bottom w:type="dxa" w:w="60"/>
+              <w:right w:type="dxa" w:w="100"/>
+            </w:tcMar>
+            <w:vAlign w:val="center"/>
+          </w:tcPr>
+          <w:p>
+            <w:pPr>
+              <w:spacing w:after="40" w:before="40"/>
+            </w:pPr>
+            <w:r>
+              <w:rPr>
+                <w:rFonts w:ascii="Arial" w:cs="Arial" w:eastAsia="Arial" w:hAnsi="Arial"/>
+                <w:b/>
+                <w:bCs/>
+                <w:color w:val="C27800"/>
+                <w:sz w:val="19"/>
+                <w:szCs w:val="19"/>
+              </w:rPr>
+              <w:t xml:space="preserve">80%</w:t>
+            </w:r>
+          </w:p>
+        </w:tc>
+        <w:tc>
+          <w:tcPr>
+            <w:tcW w:type="dxa" w:w="1000"/>
+            <w:tcBorders>
+              <w:top w:val="single" w:color="D0D0D0" w:sz="1"/>
+              <w:left w:val="single" w:color="D0D0D0" w:sz="1"/>
+              <w:bottom w:val="single" w:color="D0D0D0" w:sz="1"/>
+              <w:right w:val="single" w:color="D0D0D0" w:sz="1"/>
+            </w:tcBorders>
+            <w:tcMar>
+              <w:top w:type="dxa" w:w="60"/>
+              <w:left w:type="dxa" w:w="100"/>
+              <w:bottom w:type="dxa" w:w="60"/>
+              <w:right w:type="dxa" w:w="100"/>
+            </w:tcMar>
+            <w:vAlign w:val="center"/>
+          </w:tcPr>
+          <w:p>
+            <w:pPr>
+              <w:spacing w:after="40" w:before="40"/>
+            </w:pPr>
+            <w:r>
+              <w:rPr>
+                <w:rFonts w:ascii="Arial" w:cs="Arial" w:eastAsia="Arial" w:hAnsi="Arial"/>
+                <w:b/>
+                <w:bCs/>
+                <w:color w:val="C27800"/>
+                <w:sz w:val="19"/>
+                <w:szCs w:val="19"/>
+              </w:rPr>
+              <w:t xml:space="preserve">Partial</w:t>
+            </w:r>
+          </w:p>
+        </w:tc>
+        <w:tc>
+          <w:tcPr>
+            <w:tcW w:type="dxa" w:w="5438"/>
+            <w:tcBorders>
+              <w:top w:val="single" w:color="D0D0D0" w:sz="1"/>
+              <w:left w:val="single" w:color="D0D0D0" w:sz="1"/>
+              <w:bottom w:val="single" w:color="D0D0D0" w:sz="1"/>
+              <w:right w:val="single" w:color="D0D0D0" w:sz="1"/>
+            </w:tcBorders>
+            <w:tcMar>
+              <w:top w:type="dxa" w:w="60"/>
+              <w:left w:type="dxa" w:w="100"/>
+              <w:bottom w:type="dxa" w:w="60"/>
+              <w:right w:type="dxa" w:w="100"/>
+            </w:tcMar>
+            <w:vAlign w:val="center"/>
+          </w:tcPr>
+          <w:p>
+            <w:pPr>
+              <w:spacing w:after="40" w:before="40"/>
+            </w:pPr>
+            <w:r>
+              <w:rPr>
+                <w:rFonts w:ascii="Arial" w:cs="Arial" w:eastAsia="Arial" w:hAnsi="Arial"/>
+                <w:b w:val="false"/>
+                <w:bCs w:val="false"/>
+                <w:color w:val="333333"/>
+                <w:sz w:val="19"/>
+                <w:szCs w:val="19"/>
+              </w:rPr>
+              <w:t xml:space="preserve">NEW: Team model, team_id on agent + runtime + token tables. Jetstream integration. Workspace isolation at DB level. Client-facing tenant separation needs verification</w:t>
+            </w:r>
+          </w:p>
+        </w:tc>
+      </w:tr>
+      <w:tr>
+        <w:tc>
+          <w:tcPr>
+            <w:tcW w:type="dxa" w:w="2400"/>
+            <w:tcBorders>
+              <w:top w:val="single" w:color="D0D0D0" w:sz="1"/>
+              <w:left w:val="single" w:color="D0D0D0" w:sz="1"/>
+              <w:bottom w:val="single" w:color="D0D0D0" w:sz="1"/>
+              <w:right w:val="single" w:color="D0D0D0" w:sz="1"/>
+            </w:tcBorders>
+            <w:tcMar>
+              <w:top w:type="dxa" w:w="60"/>
+              <w:left w:type="dxa" w:w="100"/>
+              <w:bottom w:type="dxa" w:w="60"/>
+              <w:right w:type="dxa" w:w="100"/>
+            </w:tcMar>
+            <w:vAlign w:val="center"/>
+          </w:tcPr>
+          <w:p>
+            <w:pPr>
+              <w:spacing w:after="40" w:before="40"/>
+            </w:pPr>
+            <w:r>
+              <w:rPr>
+                <w:rFonts w:ascii="Arial" w:cs="Arial" w:eastAsia="Arial" w:hAnsi="Arial"/>
+                <w:b/>
+                <w:bCs/>
+                <w:color w:val="333333"/>
+                <w:sz w:val="19"/>
+                <w:szCs w:val="19"/>
+              </w:rPr>
+              <w:t xml:space="preserve">Billing / Subscriptions</w:t>
+            </w:r>
+          </w:p>
+        </w:tc>
+        <w:tc>
+          <w:tcPr>
+            <w:tcW w:type="dxa" w:w="800"/>
+            <w:tcBorders>
+              <w:top w:val="single" w:color="D0D0D0" w:sz="1"/>
+              <w:left w:val="single" w:color="D0D0D0" w:sz="1"/>
+              <w:bottom w:val="single" w:color="D0D0D0" w:sz="1"/>
+              <w:right w:val="single" w:color="D0D0D0" w:sz="1"/>
+            </w:tcBorders>
+            <w:shd w:fill="FFF8E1" w:val="clear"/>
+            <w:tcMar>
+              <w:top w:type="dxa" w:w="60"/>
+              <w:left w:type="dxa" w:w="100"/>
+              <w:bottom w:type="dxa" w:w="60"/>
+              <w:right w:type="dxa" w:w="100"/>
+            </w:tcMar>
+            <w:vAlign w:val="center"/>
+          </w:tcPr>
+          <w:p>
+            <w:pPr>
+              <w:spacing w:after="40" w:before="40"/>
+            </w:pPr>
+            <w:r>
+              <w:rPr>
+                <w:rFonts w:ascii="Arial" w:cs="Arial" w:eastAsia="Arial" w:hAnsi="Arial"/>
+                <w:b/>
+                <w:bCs/>
+                <w:color w:val="C27800"/>
+                <w:sz w:val="19"/>
+                <w:szCs w:val="19"/>
+              </w:rPr>
+              <w:t xml:space="preserve">75%</w:t>
+            </w:r>
+          </w:p>
+        </w:tc>
+        <w:tc>
+          <w:tcPr>
+            <w:tcW w:type="dxa" w:w="1000"/>
+            <w:tcBorders>
+              <w:top w:val="single" w:color="D0D0D0" w:sz="1"/>
+              <w:left w:val="single" w:color="D0D0D0" w:sz="1"/>
+              <w:bottom w:val="single" w:color="D0D0D0" w:sz="1"/>
+              <w:right w:val="single" w:color="D0D0D0" w:sz="1"/>
+            </w:tcBorders>
+            <w:tcMar>
+              <w:top w:type="dxa" w:w="60"/>
+              <w:left w:type="dxa" w:w="100"/>
+              <w:bottom w:type="dxa" w:w="60"/>
+              <w:right w:type="dxa" w:w="100"/>
+            </w:tcMar>
+            <w:vAlign w:val="center"/>
+          </w:tcPr>
+          <w:p>
+            <w:pPr>
+              <w:spacing w:after="40" w:before="40"/>
+            </w:pPr>
+            <w:r>
+              <w:rPr>
+                <w:rFonts w:ascii="Arial" w:cs="Arial" w:eastAsia="Arial" w:hAnsi="Arial"/>
+                <w:b/>
+                <w:bCs/>
+                <w:color w:val="C27800"/>
+                <w:sz w:val="19"/>
+                <w:szCs w:val="19"/>
+              </w:rPr>
+              <w:t xml:space="preserve">Partial</w:t>
+            </w:r>
+          </w:p>
+        </w:tc>
+        <w:tc>
+          <w:tcPr>
+            <w:tcW w:type="dxa" w:w="5438"/>
+            <w:tcBorders>
+              <w:top w:val="single" w:color="D0D0D0" w:sz="1"/>
+              <w:left w:val="single" w:color="D0D0D0" w:sz="1"/>
+              <w:bottom w:val="single" w:color="D0D0D0" w:sz="1"/>
+              <w:right w:val="single" w:color="D0D0D0" w:sz="1"/>
+            </w:tcBorders>
+            <w:tcMar>
+              <w:top w:type="dxa" w:w="60"/>
+              <w:left w:type="dxa" w:w="100"/>
+              <w:bottom w:type="dxa" w:w="60"/>
+              <w:right w:type="dxa" w:w="100"/>
+            </w:tcMar>
+            <w:vAlign w:val="center"/>
+          </w:tcPr>
+          <w:p>
+            <w:pPr>
+              <w:spacing w:after="40" w:before="40"/>
+            </w:pPr>
+            <w:r>
+              <w:rPr>
+                <w:rFonts w:ascii="Arial" w:cs="Arial" w:eastAsia="Arial" w:hAnsi="Arial"/>
+                <w:b w:val="false"/>
+                <w:bCs w:val="false"/>
+                <w:color w:val="333333"/>
+                <w:sz w:val="19"/>
+                <w:szCs w:val="19"/>
+              </w:rPr>
+              <w:t xml:space="preserve">NEW: Cashier integration, subscriptions + subscription_items tables, metered billing (meter_id, meter_event_name), billing portal route. Pricing tiers and plan management need wiring</w:t>
+            </w:r>
+          </w:p>
+        </w:tc>
+      </w:tr>
+      <w:tr>
+        <w:tc>
+          <w:tcPr>
+            <w:tcW w:type="dxa" w:w="2400"/>
+            <w:tcBorders>
+              <w:top w:val="single" w:color="D0D0D0" w:sz="1"/>
+              <w:left w:val="single" w:color="D0D0D0" w:sz="1"/>
+              <w:bottom w:val="single" w:color="D0D0D0" w:sz="1"/>
+              <w:right w:val="single" w:color="D0D0D0" w:sz="1"/>
+            </w:tcBorders>
+            <w:tcMar>
+              <w:top w:type="dxa" w:w="60"/>
+              <w:left w:type="dxa" w:w="100"/>
+              <w:bottom w:type="dxa" w:w="60"/>
+              <w:right w:type="dxa" w:w="100"/>
+            </w:tcMar>
+            <w:vAlign w:val="center"/>
+          </w:tcPr>
+          <w:p>
+            <w:pPr>
+              <w:spacing w:after="40" w:before="40"/>
+            </w:pPr>
+            <w:r>
+              <w:rPr>
+                <w:rFonts w:ascii="Arial" w:cs="Arial" w:eastAsia="Arial" w:hAnsi="Arial"/>
+                <w:b/>
+                <w:bCs/>
+                <w:color w:val="333333"/>
+                <w:sz w:val="19"/>
+                <w:szCs w:val="19"/>
+              </w:rPr>
+              <w:t xml:space="preserve">Credential Vault</w:t>
+            </w:r>
+          </w:p>
+        </w:tc>
+        <w:tc>
+          <w:tcPr>
+            <w:tcW w:type="dxa" w:w="800"/>
+            <w:tcBorders>
+              <w:top w:val="single" w:color="D0D0D0" w:sz="1"/>
+              <w:left w:val="single" w:color="D0D0D0" w:sz="1"/>
+              <w:bottom w:val="single" w:color="D0D0D0" w:sz="1"/>
+              <w:right w:val="single" w:color="D0D0D0" w:sz="1"/>
+            </w:tcBorders>
+            <w:shd w:fill="FFF8E1" w:val="clear"/>
+            <w:tcMar>
+              <w:top w:type="dxa" w:w="60"/>
+              <w:left w:type="dxa" w:w="100"/>
+              <w:bottom w:type="dxa" w:w="60"/>
+              <w:right w:type="dxa" w:w="100"/>
+            </w:tcMar>
+            <w:vAlign w:val="center"/>
+          </w:tcPr>
+          <w:p>
+            <w:pPr>
+              <w:spacing w:after="40" w:before="40"/>
+            </w:pPr>
+            <w:r>
+              <w:rPr>
+                <w:rFonts w:ascii="Arial" w:cs="Arial" w:eastAsia="Arial" w:hAnsi="Arial"/>
+                <w:b/>
+                <w:bCs/>
+                <w:color w:val="C27800"/>
+                <w:sz w:val="19"/>
+                <w:szCs w:val="19"/>
+              </w:rPr>
+              <w:t xml:space="preserve">80%</w:t>
+            </w:r>
+          </w:p>
+        </w:tc>
+        <w:tc>
+          <w:tcPr>
+            <w:tcW w:type="dxa" w:w="1000"/>
+            <w:tcBorders>
+              <w:top w:val="single" w:color="D0D0D0" w:sz="1"/>
+              <w:left w:val="single" w:color="D0D0D0" w:sz="1"/>
+              <w:bottom w:val="single" w:color="D0D0D0" w:sz="1"/>
+              <w:right w:val="single" w:color="D0D0D0" w:sz="1"/>
+            </w:tcBorders>
+            <w:tcMar>
+              <w:top w:type="dxa" w:w="60"/>
+              <w:left w:type="dxa" w:w="100"/>
+              <w:bottom w:type="dxa" w:w="60"/>
+              <w:right w:type="dxa" w:w="100"/>
+            </w:tcMar>
+            <w:vAlign w:val="center"/>
+          </w:tcPr>
+          <w:p>
+            <w:pPr>
+              <w:spacing w:after="40" w:before="40"/>
+            </w:pPr>
+            <w:r>
+              <w:rPr>
+                <w:rFonts w:ascii="Arial" w:cs="Arial" w:eastAsia="Arial" w:hAnsi="Arial"/>
+                <w:b/>
+                <w:bCs/>
+                <w:color w:val="C27800"/>
+                <w:sz w:val="19"/>
+                <w:szCs w:val="19"/>
+              </w:rPr>
+              <w:t xml:space="preserve">Partial</w:t>
+            </w:r>
+          </w:p>
+        </w:tc>
+        <w:tc>
+          <w:tcPr>
+            <w:tcW w:type="dxa" w:w="5438"/>
+            <w:tcBorders>
+              <w:top w:val="single" w:color="D0D0D0" w:sz="1"/>
+              <w:left w:val="single" w:color="D0D0D0" w:sz="1"/>
+              <w:bottom w:val="single" w:color="D0D0D0" w:sz="1"/>
+              <w:right w:val="single" w:color="D0D0D0" w:sz="1"/>
+            </w:tcBorders>
+            <w:tcMar>
+              <w:top w:type="dxa" w:w="60"/>
+              <w:left w:type="dxa" w:w="100"/>
+              <w:bottom w:type="dxa" w:w="60"/>
+              <w:right w:type="dxa" w:w="100"/>
+            </w:tcMar>
+            <w:vAlign w:val="center"/>
+          </w:tcPr>
+          <w:p>
+            <w:pPr>
+              <w:spacing w:after="40" w:before="40"/>
+            </w:pPr>
+            <w:r>
+              <w:rPr>
+                <w:rFonts w:ascii="Arial" w:cs="Arial" w:eastAsia="Arial" w:hAnsi="Arial"/>
+                <w:b w:val="false"/>
+                <w:bCs w:val="false"/>
+                <w:color w:val="333333"/>
+                <w:sz w:val="19"/>
+                <w:szCs w:val="19"/>
+              </w:rPr>
+              <w:t xml:space="preserve">NEW: CredentialVault model, encrypted storage, CredentialsManager, provider validators (Slack/Telegram/Discord/WhatsApp), CRUD API + settings UI. OAuth lifecycle and key rotation outstanding</w:t>
+            </w:r>
+          </w:p>
+        </w:tc>
+      </w:tr>
+      <w:tr>
+        <w:tc>
+          <w:tcPr>
+            <w:tcW w:type="dxa" w:w="2400"/>
+            <w:tcBorders>
+              <w:top w:val="single" w:color="D0D0D0" w:sz="1"/>
+              <w:left w:val="single" w:color="D0D0D0" w:sz="1"/>
+              <w:bottom w:val="single" w:color="D0D0D0" w:sz="1"/>
+              <w:right w:val="single" w:color="D0D0D0" w:sz="1"/>
+            </w:tcBorders>
+            <w:tcMar>
+              <w:top w:type="dxa" w:w="60"/>
+              <w:left w:type="dxa" w:w="100"/>
+              <w:bottom w:type="dxa" w:w="60"/>
+              <w:right w:type="dxa" w:w="100"/>
+            </w:tcMar>
+            <w:vAlign w:val="center"/>
+          </w:tcPr>
+          <w:p>
+            <w:pPr>
+              <w:spacing w:after="40" w:before="40"/>
+            </w:pPr>
+            <w:r>
+              <w:rPr>
+                <w:rFonts w:ascii="Arial" w:cs="Arial" w:eastAsia="Arial" w:hAnsi="Arial"/>
+                <w:b/>
+                <w:bCs/>
+                <w:color w:val="333333"/>
+                <w:sz w:val="19"/>
+                <w:szCs w:val="19"/>
+              </w:rPr>
+              <w:t xml:space="preserve">Security &amp; Governance (OpenClaw Parity)</w:t>
+            </w:r>
+          </w:p>
+        </w:tc>
+        <w:tc>
+          <w:tcPr>
+            <w:tcW w:type="dxa" w:w="800"/>
+            <w:tcBorders>
+              <w:top w:val="single" w:color="D0D0D0" w:sz="1"/>
+              <w:left w:val="single" w:color="D0D0D0" w:sz="1"/>
+              <w:bottom w:val="single" w:color="D0D0D0" w:sz="1"/>
+              <w:right w:val="single" w:color="D0D0D0" w:sz="1"/>
+            </w:tcBorders>
+            <w:shd w:fill="FFF8E1" w:val="clear"/>
+            <w:tcMar>
+              <w:top w:type="dxa" w:w="60"/>
+              <w:left w:type="dxa" w:w="100"/>
+              <w:bottom w:type="dxa" w:w="60"/>
+              <w:right w:type="dxa" w:w="100"/>
+            </w:tcMar>
+            <w:vAlign w:val="center"/>
+          </w:tcPr>
+          <w:p>
+            <w:pPr>
+              <w:spacing w:after="40" w:before="40"/>
+            </w:pPr>
+            <w:r>
+              <w:rPr>
+                <w:rFonts w:ascii="Arial" w:cs="Arial" w:eastAsia="Arial" w:hAnsi="Arial"/>
+                <w:b/>
+                <w:bCs/>
+                <w:color w:val="C27800"/>
+                <w:sz w:val="19"/>
+                <w:szCs w:val="19"/>
+              </w:rPr>
+              <w:t xml:space="preserve">70%</w:t>
+            </w:r>
+          </w:p>
+        </w:tc>
+        <w:tc>
+          <w:tcPr>
+            <w:tcW w:type="dxa" w:w="1000"/>
+            <w:tcBorders>
+              <w:top w:val="single" w:color="D0D0D0" w:sz="1"/>
+              <w:left w:val="single" w:color="D0D0D0" w:sz="1"/>
+              <w:bottom w:val="single" w:color="D0D0D0" w:sz="1"/>
+              <w:right w:val="single" w:color="D0D0D0" w:sz="1"/>
+            </w:tcBorders>
+            <w:tcMar>
+              <w:top w:type="dxa" w:w="60"/>
+              <w:left w:type="dxa" w:w="100"/>
+              <w:bottom w:type="dxa" w:w="60"/>
+              <w:right w:type="dxa" w:w="100"/>
+            </w:tcMar>
+            <w:vAlign w:val="center"/>
+          </w:tcPr>
+          <w:p>
+            <w:pPr>
+              <w:spacing w:after="40" w:before="40"/>
+            </w:pPr>
+            <w:r>
+              <w:rPr>
+                <w:rFonts w:ascii="Arial" w:cs="Arial" w:eastAsia="Arial" w:hAnsi="Arial"/>
+                <w:b/>
+                <w:bCs/>
+                <w:color w:val="C27800"/>
+                <w:sz w:val="19"/>
+                <w:szCs w:val="19"/>
+              </w:rPr>
+              <w:t xml:space="preserve">Partial</w:t>
+            </w:r>
+          </w:p>
+        </w:tc>
+        <w:tc>
+          <w:tcPr>
+            <w:tcW w:type="dxa" w:w="5438"/>
+            <w:tcBorders>
+              <w:top w:val="single" w:color="D0D0D0" w:sz="1"/>
+              <w:left w:val="single" w:color="D0D0D0" w:sz="1"/>
+              <w:bottom w:val="single" w:color="D0D0D0" w:sz="1"/>
+              <w:right w:val="single" w:color="D0D0D0" w:sz="1"/>
+            </w:tcBorders>
+            <w:tcMar>
+              <w:top w:type="dxa" w:w="60"/>
+              <w:left w:type="dxa" w:w="100"/>
+              <w:bottom w:type="dxa" w:w="60"/>
+              <w:right w:type="dxa" w:w="100"/>
+            </w:tcMar>
+            <w:vAlign w:val="center"/>
+          </w:tcPr>
+          <w:p>
+            <w:pPr>
+              <w:spacing w:after="40" w:before="40"/>
+            </w:pPr>
+            <w:r>
+              <w:rPr>
+                <w:rFonts w:ascii="Arial" w:cs="Arial" w:eastAsia="Arial" w:hAnsi="Arial"/>
+                <w:b w:val="false"/>
+                <w:bCs w:val="false"/>
+                <w:color w:val="333333"/>
+                <w:sz w:val="19"/>
+                <w:szCs w:val="19"/>
+              </w:rPr>
+              <w:t xml:space="preserve">NEW: Phases A+B done. Security audit, tool deny/allow lists, DM policy, pairing approve flow, audit logging, gateway tokens, config schema, log redaction. Phases C-E outstanding</w:t>
+            </w:r>
+          </w:p>
+        </w:tc>
+      </w:tr>
+      <w:tr>
+        <w:tc>
+          <w:tcPr>
+            <w:tcW w:type="dxa" w:w="2400"/>
+            <w:tcBorders>
+              <w:top w:val="single" w:color="D0D0D0" w:sz="1"/>
+              <w:left w:val="single" w:color="D0D0D0" w:sz="1"/>
+              <w:bottom w:val="single" w:color="D0D0D0" w:sz="1"/>
+              <w:right w:val="single" w:color="D0D0D0" w:sz="1"/>
+            </w:tcBorders>
+            <w:tcMar>
+              <w:top w:type="dxa" w:w="60"/>
+              <w:left w:type="dxa" w:w="100"/>
+              <w:bottom w:type="dxa" w:w="60"/>
+              <w:right w:type="dxa" w:w="100"/>
+            </w:tcMar>
+            <w:vAlign w:val="center"/>
+          </w:tcPr>
+          <w:p>
+            <w:pPr>
+              <w:spacing w:after="40" w:before="40"/>
+            </w:pPr>
+            <w:r>
+              <w:rPr>
+                <w:rFonts w:ascii="Arial" w:cs="Arial" w:eastAsia="Arial" w:hAnsi="Arial"/>
+                <w:b/>
+                <w:bCs/>
+                <w:color w:val="333333"/>
+                <w:sz w:val="19"/>
+                <w:szCs w:val="19"/>
+              </w:rPr>
+              <w:t xml:space="preserve">Runtime Session + Tool Gateway</w:t>
+            </w:r>
+          </w:p>
+        </w:tc>
+        <w:tc>
+          <w:tcPr>
+            <w:tcW w:type="dxa" w:w="800"/>
+            <w:tcBorders>
+              <w:top w:val="single" w:color="D0D0D0" w:sz="1"/>
+              <w:left w:val="single" w:color="D0D0D0" w:sz="1"/>
+              <w:bottom w:val="single" w:color="D0D0D0" w:sz="1"/>
+              <w:right w:val="single" w:color="D0D0D0" w:sz="1"/>
+            </w:tcBorders>
+            <w:shd w:fill="FFF8E1" w:val="clear"/>
+            <w:tcMar>
+              <w:top w:type="dxa" w:w="60"/>
+              <w:left w:type="dxa" w:w="100"/>
+              <w:bottom w:type="dxa" w:w="60"/>
+              <w:right w:type="dxa" w:w="100"/>
+            </w:tcMar>
+            <w:vAlign w:val="center"/>
+          </w:tcPr>
+          <w:p>
+            <w:pPr>
+              <w:spacing w:after="40" w:before="40"/>
+            </w:pPr>
+            <w:r>
+              <w:rPr>
+                <w:rFonts w:ascii="Arial" w:cs="Arial" w:eastAsia="Arial" w:hAnsi="Arial"/>
+                <w:b/>
+                <w:bCs/>
+                <w:color w:val="C27800"/>
+                <w:sz w:val="19"/>
+                <w:szCs w:val="19"/>
+              </w:rPr>
+              <w:t xml:space="preserve">70%</w:t>
+            </w:r>
+          </w:p>
+        </w:tc>
+        <w:tc>
+          <w:tcPr>
+            <w:tcW w:type="dxa" w:w="1000"/>
+            <w:tcBorders>
+              <w:top w:val="single" w:color="D0D0D0" w:sz="1"/>
+              <w:left w:val="single" w:color="D0D0D0" w:sz="1"/>
+              <w:bottom w:val="single" w:color="D0D0D0" w:sz="1"/>
+              <w:right w:val="single" w:color="D0D0D0" w:sz="1"/>
+            </w:tcBorders>
+            <w:tcMar>
+              <w:top w:type="dxa" w:w="60"/>
+              <w:left w:type="dxa" w:w="100"/>
+              <w:bottom w:type="dxa" w:w="60"/>
+              <w:right w:type="dxa" w:w="100"/>
+            </w:tcMar>
+            <w:vAlign w:val="center"/>
+          </w:tcPr>
+          <w:p>
+            <w:pPr>
+              <w:spacing w:after="40" w:before="40"/>
+            </w:pPr>
+            <w:r>
+              <w:rPr>
+                <w:rFonts w:ascii="Arial" w:cs="Arial" w:eastAsia="Arial" w:hAnsi="Arial"/>
+                <w:b/>
+                <w:bCs/>
+                <w:color w:val="C27800"/>
+                <w:sz w:val="19"/>
+                <w:szCs w:val="19"/>
+              </w:rPr>
+              <w:t xml:space="preserve">Partial</w:t>
+            </w:r>
+          </w:p>
+        </w:tc>
+        <w:tc>
+          <w:tcPr>
+            <w:tcW w:type="dxa" w:w="5438"/>
+            <w:tcBorders>
+              <w:top w:val="single" w:color="D0D0D0" w:sz="1"/>
+              <w:left w:val="single" w:color="D0D0D0" w:sz="1"/>
+              <w:bottom w:val="single" w:color="D0D0D0" w:sz="1"/>
+              <w:right w:val="single" w:color="D0D0D0" w:sz="1"/>
+            </w:tcBorders>
+            <w:tcMar>
+              <w:top w:type="dxa" w:w="60"/>
+              <w:left w:type="dxa" w:w="100"/>
+              <w:bottom w:type="dxa" w:w="60"/>
+              <w:right w:type="dxa" w:w="100"/>
+            </w:tcMar>
+            <w:vAlign w:val="center"/>
+          </w:tcPr>
+          <w:p>
+            <w:pPr>
+              <w:spacing w:after="40" w:before="40"/>
+            </w:pPr>
+            <w:r>
+              <w:rPr>
+                <w:rFonts w:ascii="Arial" w:cs="Arial" w:eastAsia="Arial" w:hAnsi="Arial"/>
+                <w:b w:val="false"/>
+                <w:bCs w:val="false"/>
+                <w:color w:val="333333"/>
+                <w:sz w:val="19"/>
+                <w:szCs w:val="19"/>
+              </w:rPr>
+              <w:t xml:space="preserve">NEW: RuntimeSession/Turn/ToolCall/Approval/Artifact/PolicySnapshot models. ToolGateway, ApprovalGate, PolicyEngine, MessengerRuntimeOrchestrator. 7 tool adapters (Fs/Runtime/Web/Browser/Discovery/AgentApi/Mcp). Session-resume working. Full end-to-end verification needed</w:t>
+            </w:r>
+          </w:p>
+        </w:tc>
+      </w:tr>
+      <w:tr>
+        <w:tc>
+          <w:tcPr>
+            <w:tcW w:type="dxa" w:w="2400"/>
+            <w:tcBorders>
+              <w:top w:val="single" w:color="D0D0D0" w:sz="1"/>
+              <w:left w:val="single" w:color="D0D0D0" w:sz="1"/>
+              <w:bottom w:val="single" w:color="D0D0D0" w:sz="1"/>
+              <w:right w:val="single" w:color="D0D0D0" w:sz="1"/>
+            </w:tcBorders>
+            <w:tcMar>
+              <w:top w:type="dxa" w:w="60"/>
+              <w:left w:type="dxa" w:w="100"/>
+              <w:bottom w:type="dxa" w:w="60"/>
+              <w:right w:type="dxa" w:w="100"/>
+            </w:tcMar>
+            <w:vAlign w:val="center"/>
+          </w:tcPr>
+          <w:p>
+            <w:pPr>
+              <w:spacing w:after="40" w:before="40"/>
+            </w:pPr>
+            <w:r>
+              <w:rPr>
+                <w:rFonts w:ascii="Arial" w:cs="Arial" w:eastAsia="Arial" w:hAnsi="Arial"/>
+                <w:b/>
+                <w:bCs/>
+                <w:color w:val="333333"/>
+                <w:sz w:val="19"/>
+                <w:szCs w:val="19"/>
+              </w:rPr>
+              <w:t xml:space="preserve">Task Provider Integration</w:t>
+            </w:r>
+          </w:p>
+        </w:tc>
+        <w:tc>
+          <w:tcPr>
+            <w:tcW w:type="dxa" w:w="800"/>
+            <w:tcBorders>
+              <w:top w:val="single" w:color="D0D0D0" w:sz="1"/>
+              <w:left w:val="single" w:color="D0D0D0" w:sz="1"/>
+              <w:bottom w:val="single" w:color="D0D0D0" w:sz="1"/>
+              <w:right w:val="single" w:color="D0D0D0" w:sz="1"/>
+            </w:tcBorders>
+            <w:shd w:fill="E8F5E9" w:val="clear"/>
+            <w:tcMar>
+              <w:top w:type="dxa" w:w="60"/>
+              <w:left w:type="dxa" w:w="100"/>
+              <w:bottom w:type="dxa" w:w="60"/>
+              <w:right w:type="dxa" w:w="100"/>
+            </w:tcMar>
+            <w:vAlign w:val="center"/>
+          </w:tcPr>
+          <w:p>
+            <w:pPr>
+              <w:spacing w:after="40" w:before="40"/>
+            </w:pPr>
+            <w:r>
+              <w:rPr>
+                <w:rFonts w:ascii="Arial" w:cs="Arial" w:eastAsia="Arial" w:hAnsi="Arial"/>
+                <w:b/>
+                <w:bCs/>
+                <w:color w:val="2D8653"/>
+                <w:sz w:val="19"/>
+                <w:szCs w:val="19"/>
+              </w:rPr>
+              <w:t xml:space="preserve">90%</w:t>
+            </w:r>
+          </w:p>
+        </w:tc>
+        <w:tc>
+          <w:tcPr>
+            <w:tcW w:type="dxa" w:w="1000"/>
+            <w:tcBorders>
+              <w:top w:val="single" w:color="D0D0D0" w:sz="1"/>
+              <w:left w:val="single" w:color="D0D0D0" w:sz="1"/>
+              <w:bottom w:val="single" w:color="D0D0D0" w:sz="1"/>
+              <w:right w:val="single" w:color="D0D0D0" w:sz="1"/>
+            </w:tcBorders>
+            <w:tcMar>
+              <w:top w:type="dxa" w:w="60"/>
+              <w:left w:type="dxa" w:w="100"/>
+              <w:bottom w:type="dxa" w:w="60"/>
+              <w:right w:type="dxa" w:w="100"/>
+            </w:tcMar>
+            <w:vAlign w:val="center"/>
+          </w:tcPr>
+          <w:p>
+            <w:pPr>
+              <w:spacing w:after="40" w:before="40"/>
+            </w:pPr>
+            <w:r>
+              <w:rPr>
+                <w:rFonts w:ascii="Arial" w:cs="Arial" w:eastAsia="Arial" w:hAnsi="Arial"/>
+                <w:b/>
+                <w:bCs/>
+                <w:color w:val="2D8653"/>
+                <w:sz w:val="19"/>
+                <w:szCs w:val="19"/>
+              </w:rPr>
+              <w:t xml:space="preserve">Near-complete</w:t>
+            </w:r>
+          </w:p>
+        </w:tc>
+        <w:tc>
+          <w:tcPr>
+            <w:tcW w:type="dxa" w:w="5438"/>
+            <w:tcBorders>
+              <w:top w:val="single" w:color="D0D0D0" w:sz="1"/>
+              <w:left w:val="single" w:color="D0D0D0" w:sz="1"/>
+              <w:bottom w:val="single" w:color="D0D0D0" w:sz="1"/>
+              <w:right w:val="single" w:color="D0D0D0" w:sz="1"/>
+            </w:tcBorders>
+            <w:tcMar>
+              <w:top w:type="dxa" w:w="60"/>
+              <w:left w:type="dxa" w:w="100"/>
+              <w:bottom w:type="dxa" w:w="60"/>
+              <w:right w:type="dxa" w:w="100"/>
+            </w:tcMar>
+            <w:vAlign w:val="center"/>
+          </w:tcPr>
+          <w:p>
+            <w:pPr>
+              <w:spacing w:after="40" w:before="40"/>
+            </w:pPr>
+            <w:r>
+              <w:rPr>
+                <w:rFonts w:ascii="Arial" w:cs="Arial" w:eastAsia="Arial" w:hAnsi="Arial"/>
+                <w:b w:val="false"/>
+                <w:bCs w:val="false"/>
+                <w:color w:val="333333"/>
+                <w:sz w:val="19"/>
+                <w:szCs w:val="19"/>
+              </w:rPr>
+              <w:t xml:space="preserve">Linear.io integration operational. TaskManagementProviderManager, OAuth flow, sync jobs for tasks + status. Provider driver contract for future integrations</w:t>
             </w:r>
           </w:p>
         </w:tc>
@@ -7455,7 +8706,287 @@
                 <w:sz w:val="19"/>
                 <w:szCs w:val="19"/>
               </w:rPr>
-              <w:t xml:space="preserve">All 4 providers with webhooks, account linking, 7 chat commands</w:t>
+              <w:t xml:space="preserve">All 4 providers with webhooks, account linking, 7 chat commands, persistent sessions, runtime orchestrator</w:t>
+            </w:r>
+          </w:p>
+        </w:tc>
+      </w:tr>
+      <w:tr>
+        <w:tc>
+          <w:tcPr>
+            <w:tcW w:type="dxa" w:w="4400"/>
+            <w:tcBorders>
+              <w:top w:val="single" w:color="D0D0D0" w:sz="1"/>
+              <w:left w:val="single" w:color="D0D0D0" w:sz="1"/>
+              <w:bottom w:val="single" w:color="D0D0D0" w:sz="1"/>
+              <w:right w:val="single" w:color="D0D0D0" w:sz="1"/>
+            </w:tcBorders>
+            <w:tcMar>
+              <w:top w:type="dxa" w:w="60"/>
+              <w:left w:type="dxa" w:w="100"/>
+              <w:bottom w:type="dxa" w:w="60"/>
+              <w:right w:type="dxa" w:w="100"/>
+            </w:tcMar>
+            <w:vAlign w:val="center"/>
+          </w:tcPr>
+          <w:p>
+            <w:pPr>
+              <w:spacing w:after="40" w:before="40"/>
+            </w:pPr>
+            <w:r>
+              <w:rPr>
+                <w:rFonts w:ascii="Arial" w:cs="Arial" w:eastAsia="Arial" w:hAnsi="Arial"/>
+                <w:b w:val="false"/>
+                <w:bCs w:val="false"/>
+                <w:color w:val="333333"/>
+                <w:sz w:val="19"/>
+                <w:szCs w:val="19"/>
+              </w:rPr>
+              <w:t xml:space="preserve">Teams and workspace isolation</w:t>
+            </w:r>
+          </w:p>
+        </w:tc>
+        <w:tc>
+          <w:tcPr>
+            <w:tcW w:type="dxa" w:w="5238"/>
+            <w:tcBorders>
+              <w:top w:val="single" w:color="D0D0D0" w:sz="1"/>
+              <w:left w:val="single" w:color="D0D0D0" w:sz="1"/>
+              <w:bottom w:val="single" w:color="D0D0D0" w:sz="1"/>
+              <w:right w:val="single" w:color="D0D0D0" w:sz="1"/>
+            </w:tcBorders>
+            <w:tcMar>
+              <w:top w:type="dxa" w:w="60"/>
+              <w:left w:type="dxa" w:w="100"/>
+              <w:bottom w:type="dxa" w:w="60"/>
+              <w:right w:type="dxa" w:w="100"/>
+            </w:tcMar>
+            <w:vAlign w:val="center"/>
+          </w:tcPr>
+          <w:p>
+            <w:pPr>
+              <w:spacing w:after="40" w:before="40"/>
+            </w:pPr>
+            <w:r>
+              <w:rPr>
+                <w:rFonts w:ascii="Arial" w:cs="Arial" w:eastAsia="Arial" w:hAnsi="Arial"/>
+                <w:b w:val="false"/>
+                <w:bCs w:val="false"/>
+                <w:color w:val="333333"/>
+                <w:sz w:val="19"/>
+                <w:szCs w:val="19"/>
+              </w:rPr>
+              <w:t xml:space="preserve">Team model with Jetstream, team_id on core tables, workspace isolation at DB level</w:t>
+            </w:r>
+          </w:p>
+        </w:tc>
+      </w:tr>
+      <w:tr>
+        <w:tc>
+          <w:tcPr>
+            <w:tcW w:type="dxa" w:w="4400"/>
+            <w:tcBorders>
+              <w:top w:val="single" w:color="D0D0D0" w:sz="1"/>
+              <w:left w:val="single" w:color="D0D0D0" w:sz="1"/>
+              <w:bottom w:val="single" w:color="D0D0D0" w:sz="1"/>
+              <w:right w:val="single" w:color="D0D0D0" w:sz="1"/>
+            </w:tcBorders>
+            <w:tcMar>
+              <w:top w:type="dxa" w:w="60"/>
+              <w:left w:type="dxa" w:w="100"/>
+              <w:bottom w:type="dxa" w:w="60"/>
+              <w:right w:type="dxa" w:w="100"/>
+            </w:tcMar>
+            <w:vAlign w:val="center"/>
+          </w:tcPr>
+          <w:p>
+            <w:pPr>
+              <w:spacing w:after="40" w:before="40"/>
+            </w:pPr>
+            <w:r>
+              <w:rPr>
+                <w:rFonts w:ascii="Arial" w:cs="Arial" w:eastAsia="Arial" w:hAnsi="Arial"/>
+                <w:b w:val="false"/>
+                <w:bCs w:val="false"/>
+                <w:color w:val="333333"/>
+                <w:sz w:val="19"/>
+                <w:szCs w:val="19"/>
+              </w:rPr>
+              <w:t xml:space="preserve">Client onboarding experience</w:t>
+            </w:r>
+          </w:p>
+        </w:tc>
+        <w:tc>
+          <w:tcPr>
+            <w:tcW w:type="dxa" w:w="5238"/>
+            <w:tcBorders>
+              <w:top w:val="single" w:color="D0D0D0" w:sz="1"/>
+              <w:left w:val="single" w:color="D0D0D0" w:sz="1"/>
+              <w:bottom w:val="single" w:color="D0D0D0" w:sz="1"/>
+              <w:right w:val="single" w:color="D0D0D0" w:sz="1"/>
+            </w:tcBorders>
+            <w:tcMar>
+              <w:top w:type="dxa" w:w="60"/>
+              <w:left w:type="dxa" w:w="100"/>
+              <w:bottom w:type="dxa" w:w="60"/>
+              <w:right w:type="dxa" w:w="100"/>
+            </w:tcMar>
+            <w:vAlign w:val="center"/>
+          </w:tcPr>
+          <w:p>
+            <w:pPr>
+              <w:spacing w:after="40" w:before="40"/>
+            </w:pPr>
+            <w:r>
+              <w:rPr>
+                <w:rFonts w:ascii="Arial" w:cs="Arial" w:eastAsia="Arial" w:hAnsi="Arial"/>
+                <w:b w:val="false"/>
+                <w:bCs w:val="false"/>
+                <w:color w:val="333333"/>
+                <w:sz w:val="19"/>
+                <w:szCs w:val="19"/>
+              </w:rPr>
+              <w:t xml:space="preserve">Onboarding routes, middleware, first-job wizard, completion tracking, diagnostics command</w:t>
+            </w:r>
+          </w:p>
+        </w:tc>
+      </w:tr>
+      <w:tr>
+        <w:tc>
+          <w:tcPr>
+            <w:tcW w:type="dxa" w:w="4400"/>
+            <w:tcBorders>
+              <w:top w:val="single" w:color="D0D0D0" w:sz="1"/>
+              <w:left w:val="single" w:color="D0D0D0" w:sz="1"/>
+              <w:bottom w:val="single" w:color="D0D0D0" w:sz="1"/>
+              <w:right w:val="single" w:color="D0D0D0" w:sz="1"/>
+            </w:tcBorders>
+            <w:tcMar>
+              <w:top w:type="dxa" w:w="60"/>
+              <w:left w:type="dxa" w:w="100"/>
+              <w:bottom w:type="dxa" w:w="60"/>
+              <w:right w:type="dxa" w:w="100"/>
+            </w:tcMar>
+            <w:vAlign w:val="center"/>
+          </w:tcPr>
+          <w:p>
+            <w:pPr>
+              <w:spacing w:after="40" w:before="40"/>
+            </w:pPr>
+            <w:r>
+              <w:rPr>
+                <w:rFonts w:ascii="Arial" w:cs="Arial" w:eastAsia="Arial" w:hAnsi="Arial"/>
+                <w:b w:val="false"/>
+                <w:bCs w:val="false"/>
+                <w:color w:val="333333"/>
+                <w:sz w:val="19"/>
+                <w:szCs w:val="19"/>
+              </w:rPr>
+              <w:t xml:space="preserve">Encrypted credential management</w:t>
+            </w:r>
+          </w:p>
+        </w:tc>
+        <w:tc>
+          <w:tcPr>
+            <w:tcW w:type="dxa" w:w="5238"/>
+            <w:tcBorders>
+              <w:top w:val="single" w:color="D0D0D0" w:sz="1"/>
+              <w:left w:val="single" w:color="D0D0D0" w:sz="1"/>
+              <w:bottom w:val="single" w:color="D0D0D0" w:sz="1"/>
+              <w:right w:val="single" w:color="D0D0D0" w:sz="1"/>
+            </w:tcBorders>
+            <w:tcMar>
+              <w:top w:type="dxa" w:w="60"/>
+              <w:left w:type="dxa" w:w="100"/>
+              <w:bottom w:type="dxa" w:w="60"/>
+              <w:right w:type="dxa" w:w="100"/>
+            </w:tcMar>
+            <w:vAlign w:val="center"/>
+          </w:tcPr>
+          <w:p>
+            <w:pPr>
+              <w:spacing w:after="40" w:before="40"/>
+            </w:pPr>
+            <w:r>
+              <w:rPr>
+                <w:rFonts w:ascii="Arial" w:cs="Arial" w:eastAsia="Arial" w:hAnsi="Arial"/>
+                <w:b w:val="false"/>
+                <w:bCs w:val="false"/>
+                <w:color w:val="333333"/>
+                <w:sz w:val="19"/>
+                <w:szCs w:val="19"/>
+              </w:rPr>
+              <w:t xml:space="preserve">CredentialVault with envelope encryption, provider validators, CRUD API, settings UI</w:t>
+            </w:r>
+          </w:p>
+        </w:tc>
+      </w:tr>
+      <w:tr>
+        <w:tc>
+          <w:tcPr>
+            <w:tcW w:type="dxa" w:w="4400"/>
+            <w:tcBorders>
+              <w:top w:val="single" w:color="D0D0D0" w:sz="1"/>
+              <w:left w:val="single" w:color="D0D0D0" w:sz="1"/>
+              <w:bottom w:val="single" w:color="D0D0D0" w:sz="1"/>
+              <w:right w:val="single" w:color="D0D0D0" w:sz="1"/>
+            </w:tcBorders>
+            <w:tcMar>
+              <w:top w:type="dxa" w:w="60"/>
+              <w:left w:type="dxa" w:w="100"/>
+              <w:bottom w:type="dxa" w:w="60"/>
+              <w:right w:type="dxa" w:w="100"/>
+            </w:tcMar>
+            <w:vAlign w:val="center"/>
+          </w:tcPr>
+          <w:p>
+            <w:pPr>
+              <w:spacing w:after="40" w:before="40"/>
+            </w:pPr>
+            <w:r>
+              <w:rPr>
+                <w:rFonts w:ascii="Arial" w:cs="Arial" w:eastAsia="Arial" w:hAnsi="Arial"/>
+                <w:b w:val="false"/>
+                <w:bCs w:val="false"/>
+                <w:color w:val="333333"/>
+                <w:sz w:val="19"/>
+                <w:szCs w:val="19"/>
+              </w:rPr>
+              <w:t xml:space="preserve">Security governance and audit</w:t>
+            </w:r>
+          </w:p>
+        </w:tc>
+        <w:tc>
+          <w:tcPr>
+            <w:tcW w:type="dxa" w:w="5238"/>
+            <w:tcBorders>
+              <w:top w:val="single" w:color="D0D0D0" w:sz="1"/>
+              <w:left w:val="single" w:color="D0D0D0" w:sz="1"/>
+              <w:bottom w:val="single" w:color="D0D0D0" w:sz="1"/>
+              <w:right w:val="single" w:color="D0D0D0" w:sz="1"/>
+            </w:tcBorders>
+            <w:tcMar>
+              <w:top w:type="dxa" w:w="60"/>
+              <w:left w:type="dxa" w:w="100"/>
+              <w:bottom w:type="dxa" w:w="60"/>
+              <w:right w:type="dxa" w:w="100"/>
+            </w:tcMar>
+            <w:vAlign w:val="center"/>
+          </w:tcPr>
+          <w:p>
+            <w:pPr>
+              <w:spacing w:after="40" w:before="40"/>
+            </w:pPr>
+            <w:r>
+              <w:rPr>
+                <w:rFonts w:ascii="Arial" w:cs="Arial" w:eastAsia="Arial" w:hAnsi="Arial"/>
+                <w:b w:val="false"/>
+                <w:bCs w:val="false"/>
+                <w:color w:val="333333"/>
+                <w:sz w:val="19"/>
+                <w:szCs w:val="19"/>
+              </w:rPr>
+              <w:t xml:space="preserve">OpenClaw parity Phases A+B: tool deny/allow lists, DM policy, pairing approve, audit logging, gateway tokens, log redaction</w:t>
             </w:r>
           </w:p>
         </w:tc>
@@ -7672,7 +9203,7 @@
                 <w:sz w:val="19"/>
                 <w:szCs w:val="19"/>
               </w:rPr>
-              <w:t xml:space="preserve">Dashboard exists but is developer-grade. No simplified operator view.</w:t>
+              <w:t xml:space="preserve">Dashboard comprehensive (95%) with 176 Vue pages, but some views remain developer-grade. Simplified operator summary needed.</w:t>
             </w:r>
           </w:p>
         </w:tc>
@@ -7777,7 +9308,7 @@
                 <w:sz w:val="19"/>
                 <w:szCs w:val="19"/>
               </w:rPr>
-              <w:t xml:space="preserve">Template concept exists (command templates). No sector-specific playbooks.</w:t>
+              <w:t xml:space="preserve">Template concept exists (command templates, vertical_templates config). No sector-specific playbooks authored yet.</w:t>
             </w:r>
           </w:p>
         </w:tc>
@@ -7882,7 +9413,7 @@
                 <w:sz w:val="19"/>
                 <w:szCs w:val="19"/>
               </w:rPr>
-              <w:t xml:space="preserve">Plausible with current tooling, but requires Gareth to manually configure. No self-serve onboarding.</w:t>
+              <w:t xml:space="preserve">More plausible now with onboarding flow (90%) and deployment infrastructure. Still requires Gareth to manually configure client environments.</w:t>
             </w:r>
           </w:p>
         </w:tc>
@@ -7987,7 +9518,7 @@
                 <w:sz w:val="19"/>
                 <w:szCs w:val="19"/>
               </w:rPr>
-              <w:t xml:space="preserve">No billing infrastructure. Cannot charge or manage subscriptions.</w:t>
+              <w:t xml:space="preserve">Billing infrastructure now exists (Cashier, subscriptions, metered billing). Pricing tiers and plan management UI need final wiring.</w:t>
             </w:r>
           </w:p>
         </w:tc>
@@ -8000,29 +9531,29 @@
               <w:bottom w:val="single" w:color="D0D0D0" w:sz="1"/>
               <w:right w:val="single" w:color="D0D0D0" w:sz="1"/>
             </w:tcBorders>
-            <w:shd w:fill="FFEBEE" w:val="clear"/>
-            <w:tcMar>
-              <w:top w:type="dxa" w:w="60"/>
-              <w:left w:type="dxa" w:w="100"/>
-              <w:bottom w:type="dxa" w:w="60"/>
-              <w:right w:type="dxa" w:w="100"/>
-            </w:tcMar>
-            <w:vAlign w:val="center"/>
-          </w:tcPr>
-          <w:p>
-            <w:pPr>
-              <w:spacing w:after="40" w:before="40"/>
-            </w:pPr>
-            <w:r>
-              <w:rPr>
-                <w:rFonts w:ascii="Arial" w:cs="Arial" w:eastAsia="Arial" w:hAnsi="Arial"/>
-                <w:b/>
-                <w:bCs/>
-                <w:color w:val="C0392B"/>
-                <w:sz w:val="19"/>
-                <w:szCs w:val="19"/>
-              </w:rPr>
-              <w:t xml:space="preserve">HIGH</w:t>
+            <w:shd w:fill="FFF8E1" w:val="clear"/>
+            <w:tcMar>
+              <w:top w:type="dxa" w:w="60"/>
+              <w:left w:type="dxa" w:w="100"/>
+              <w:bottom w:type="dxa" w:w="60"/>
+              <w:right w:type="dxa" w:w="100"/>
+            </w:tcMar>
+            <w:vAlign w:val="center"/>
+          </w:tcPr>
+          <w:p>
+            <w:pPr>
+              <w:spacing w:after="40" w:before="40"/>
+            </w:pPr>
+            <w:r>
+              <w:rPr>
+                <w:rFonts w:ascii="Arial" w:cs="Arial" w:eastAsia="Arial" w:hAnsi="Arial"/>
+                <w:b/>
+                <w:bCs/>
+                <w:color w:val="C27800"/>
+                <w:sz w:val="19"/>
+                <w:szCs w:val="19"/>
+              </w:rPr>
+              <w:t xml:space="preserve">MEDIUM</w:t>
             </w:r>
           </w:p>
         </w:tc>
@@ -8197,7 +9728,7 @@
                 <w:sz w:val="19"/>
                 <w:szCs w:val="19"/>
               </w:rPr>
-              <w:t xml:space="preserve">Delegation engine v1 complete. 'Intelligent' multi-agent coordination not yet built.</w:t>
+              <w:t xml:space="preserve">Delegation engine fully built (100%). Runtime session layer (70%) adds tool-orchestrated task execution. 'Intelligent' multi-agent coordination partially realised.</w:t>
             </w:r>
           </w:p>
         </w:tc>
@@ -8302,7 +9833,7 @@
                 <w:sz w:val="19"/>
                 <w:szCs w:val="19"/>
               </w:rPr>
-              <w:t xml:space="preserve">Referenced in deck and pack. No evidence of live website.</w:t>
+              <w:t xml:space="preserve">Referenced in deck and pack. No evidence of live website. Sole remaining P0 blocker.</w:t>
             </w:r>
           </w:p>
         </w:tc>
@@ -8605,7 +10136,7 @@
                 <w:sz w:val="19"/>
                 <w:szCs w:val="19"/>
               </w:rPr>
-              <w:t xml:space="preserve">Client Deployment Packaging</w:t>
+              <w:t xml:space="preserve">Marketing Website (agent-ops.com)</w:t>
             </w:r>
           </w:p>
         </w:tc>
@@ -8639,7 +10170,7 @@
                 <w:sz w:val="19"/>
                 <w:szCs w:val="19"/>
               </w:rPr>
-              <w:t xml:space="preserve">No installer, setup wizard, or deployment script for client environments. Platform only runs in Gareth's local dev environment. Clients need a reproducible installation path.</w:t>
+              <w:t xml:space="preserve">No public-facing website. Investor pack references agent-ops.com but nothing verifiable exists. Need landing page, product screenshots, pilot CTA. This is the single biggest outreach blocker.</w:t>
             </w:r>
           </w:p>
         </w:tc>
@@ -8673,7 +10204,7 @@
                 <w:sz w:val="19"/>
                 <w:szCs w:val="19"/>
               </w:rPr>
-              <w:t xml:space="preserve">1-2 weeks</w:t>
+              <w:t xml:space="preserve">1 week</w:t>
             </w:r>
           </w:p>
         </w:tc>
@@ -8744,7 +10275,7 @@
                 <w:sz w:val="19"/>
                 <w:szCs w:val="19"/>
               </w:rPr>
-              <w:t xml:space="preserve">Multi-Tenancy / Client Isolation</w:t>
+              <w:t xml:space="preserve">Client Deployment Packaging</w:t>
             </w:r>
           </w:p>
         </w:tc>
@@ -8778,7 +10309,7 @@
                 <w:sz w:val="19"/>
                 <w:szCs w:val="19"/>
               </w:rPr>
-              <w:t xml:space="preserve">No workspace/tenant separation. Single-user system. Cannot onboard multiple clients to distinct environments without manual duplication.</w:t>
+              <w:t xml:space="preserve">No installer, setup wizard, or deployment script for client environments. Platform only runs in Gareth's local dev environment. Docker Compose stack exists but not client-packaged.</w:t>
             </w:r>
           </w:p>
         </w:tc>
@@ -8812,7 +10343,7 @@
                 <w:sz w:val="19"/>
                 <w:szCs w:val="19"/>
               </w:rPr>
-              <w:t xml:space="preserve">2-3 weeks</w:t>
+              <w:t xml:space="preserve">1-2 weeks</w:t>
             </w:r>
           </w:p>
         </w:tc>
@@ -8827,29 +10358,29 @@
               <w:bottom w:val="single" w:color="D0D0D0" w:sz="1"/>
               <w:right w:val="single" w:color="D0D0D0" w:sz="1"/>
             </w:tcBorders>
-            <w:shd w:fill="FFEBEE" w:val="clear"/>
-            <w:tcMar>
-              <w:top w:type="dxa" w:w="60"/>
-              <w:left w:type="dxa" w:w="100"/>
-              <w:bottom w:type="dxa" w:w="60"/>
-              <w:right w:type="dxa" w:w="100"/>
-            </w:tcMar>
-            <w:vAlign w:val="center"/>
-          </w:tcPr>
-          <w:p>
-            <w:pPr>
-              <w:spacing w:after="40" w:before="40"/>
-            </w:pPr>
-            <w:r>
-              <w:rPr>
-                <w:rFonts w:ascii="Arial" w:cs="Arial" w:eastAsia="Arial" w:hAnsi="Arial"/>
-                <w:b/>
-                <w:bCs/>
-                <w:color w:val="C0392B"/>
-                <w:sz w:val="19"/>
-                <w:szCs w:val="19"/>
-              </w:rPr>
-              <w:t xml:space="preserve">P0 - Blocker</w:t>
+            <w:shd w:fill="FFF8E1" w:val="clear"/>
+            <w:tcMar>
+              <w:top w:type="dxa" w:w="60"/>
+              <w:left w:type="dxa" w:w="100"/>
+              <w:bottom w:type="dxa" w:w="60"/>
+              <w:right w:type="dxa" w:w="100"/>
+            </w:tcMar>
+            <w:vAlign w:val="center"/>
+          </w:tcPr>
+          <w:p>
+            <w:pPr>
+              <w:spacing w:after="40" w:before="40"/>
+            </w:pPr>
+            <w:r>
+              <w:rPr>
+                <w:rFonts w:ascii="Arial" w:cs="Arial" w:eastAsia="Arial" w:hAnsi="Arial"/>
+                <w:b/>
+                <w:bCs/>
+                <w:color w:val="C27800"/>
+                <w:sz w:val="19"/>
+                <w:szCs w:val="19"/>
+              </w:rPr>
+              <w:t xml:space="preserve">P1 - Critical</w:t>
             </w:r>
           </w:p>
         </w:tc>
@@ -8883,7 +10414,7 @@
                 <w:sz w:val="19"/>
                 <w:szCs w:val="19"/>
               </w:rPr>
-              <w:t xml:space="preserve">Marketing Website (agent-ops.com)</w:t>
+              <w:t xml:space="preserve">Multi-Tenancy Completion (80% built)</w:t>
             </w:r>
           </w:p>
         </w:tc>
@@ -8917,7 +10448,7 @@
                 <w:sz w:val="19"/>
                 <w:szCs w:val="19"/>
               </w:rPr>
-              <w:t xml:space="preserve">No public-facing website. Investor pack references agent-ops.com but nothing verifiable exists. Need landing page, product screenshots, pilot CTA.</w:t>
+              <w:t xml:space="preserve">Team model, Jetstream integration, and workspace isolation in place. Remaining: client-facing tenant admin UI, cross-tenant data boundary verification, tenant-scoped API tokens.</w:t>
             </w:r>
           </w:p>
         </w:tc>
@@ -9022,7 +10553,7 @@
                 <w:sz w:val="19"/>
                 <w:szCs w:val="19"/>
               </w:rPr>
-              <w:t xml:space="preserve">Vertical Workflow Templates</w:t>
+              <w:t xml:space="preserve">Billing Completion (75% built)</w:t>
             </w:r>
           </w:p>
         </w:tc>
@@ -9056,7 +10587,7 @@
                 <w:sz w:val="19"/>
                 <w:szCs w:val="19"/>
               </w:rPr>
-              <w:t xml:space="preserve">Investor pack promises sector-specific automations (accountancy reporting, MSP health checks, legal deadline tracking). No templates exist. Each pilot will require bespoke build.</w:t>
+              <w:t xml:space="preserve">Cashier integration, subscription tables, metered billing wired. Remaining: pricing tier configuration, plan management UI, customer billing portal polish, webhook handlers for failed payments.</w:t>
             </w:r>
           </w:p>
         </w:tc>
@@ -9090,7 +10621,7 @@
                 <w:sz w:val="19"/>
                 <w:szCs w:val="19"/>
               </w:rPr>
-              <w:t xml:space="preserve">1-2 weeks per vertical</w:t>
+              <w:t xml:space="preserve">1 week</w:t>
             </w:r>
           </w:p>
         </w:tc>
@@ -9161,7 +10692,7 @@
                 <w:sz w:val="19"/>
                 <w:szCs w:val="19"/>
               </w:rPr>
-              <w:t xml:space="preserve">Client-Facing Operator Dashboard</w:t>
+              <w:t xml:space="preserve">Vertical Workflow Templates</w:t>
             </w:r>
           </w:p>
         </w:tc>
@@ -9195,7 +10726,7 @@
                 <w:sz w:val="19"/>
                 <w:szCs w:val="19"/>
               </w:rPr>
-              <w:t xml:space="preserve">Current dashboard is builder-grade (dev-oriented). Investor pack promises 'operator dashboard a COO can read.' Need simplified view with business-language metrics.</w:t>
+              <w:t xml:space="preserve">Investor pack promises sector-specific automations (accountancy reporting, MSP health checks, legal deadline tracking). No templates exist. Each pilot will require bespoke build.</w:t>
             </w:r>
           </w:p>
         </w:tc>
@@ -9229,7 +10760,7 @@
                 <w:sz w:val="19"/>
                 <w:szCs w:val="19"/>
               </w:rPr>
-              <w:t xml:space="preserve">2-3 weeks</w:t>
+              <w:t xml:space="preserve">1-2 weeks per vertical</w:t>
             </w:r>
           </w:p>
         </w:tc>
@@ -9300,7 +10831,7 @@
                 <w:sz w:val="19"/>
                 <w:szCs w:val="19"/>
               </w:rPr>
-              <w:t xml:space="preserve">Billing / Subscription Management</w:t>
+              <w:t xml:space="preserve">Operator Dashboard Polish</w:t>
             </w:r>
           </w:p>
         </w:tc>
@@ -9334,7 +10865,7 @@
                 <w:sz w:val="19"/>
                 <w:szCs w:val="19"/>
               </w:rPr>
-              <w:t xml:space="preserve">No Stripe or payment integration. Cannot charge pilot fees or monthly licences. Jetstream supports Cashier but not wired up.</w:t>
+              <w:t xml:space="preserve">Dashboard is comprehensive (95%) but still developer-grade in places. Investor pack promises 'operator dashboard a COO can read.' Need simplified summary view with business-language metrics.</w:t>
             </w:r>
           </w:p>
         </w:tc>
@@ -9368,7 +10899,7 @@
                 <w:sz w:val="19"/>
                 <w:szCs w:val="19"/>
               </w:rPr>
-              <w:t xml:space="preserve">1-2 weeks</w:t>
+              <w:t xml:space="preserve">1 week</w:t>
             </w:r>
           </w:p>
         </w:tc>
@@ -9383,29 +10914,29 @@
               <w:bottom w:val="single" w:color="D0D0D0" w:sz="1"/>
               <w:right w:val="single" w:color="D0D0D0" w:sz="1"/>
             </w:tcBorders>
-            <w:shd w:fill="FFF8E1" w:val="clear"/>
-            <w:tcMar>
-              <w:top w:type="dxa" w:w="60"/>
-              <w:left w:type="dxa" w:w="100"/>
-              <w:bottom w:type="dxa" w:w="60"/>
-              <w:right w:type="dxa" w:w="100"/>
-            </w:tcMar>
-            <w:vAlign w:val="center"/>
-          </w:tcPr>
-          <w:p>
-            <w:pPr>
-              <w:spacing w:after="40" w:before="40"/>
-            </w:pPr>
-            <w:r>
-              <w:rPr>
-                <w:rFonts w:ascii="Arial" w:cs="Arial" w:eastAsia="Arial" w:hAnsi="Arial"/>
-                <w:b/>
-                <w:bCs/>
-                <w:color w:val="C27800"/>
-                <w:sz w:val="19"/>
-                <w:szCs w:val="19"/>
-              </w:rPr>
-              <w:t xml:space="preserve">P1 - Critical</w:t>
+            <w:shd w:fill="E3F2FD" w:val="clear"/>
+            <w:tcMar>
+              <w:top w:type="dxa" w:w="60"/>
+              <w:left w:type="dxa" w:w="100"/>
+              <w:bottom w:type="dxa" w:w="60"/>
+              <w:right w:type="dxa" w:w="100"/>
+            </w:tcMar>
+            <w:vAlign w:val="center"/>
+          </w:tcPr>
+          <w:p>
+            <w:pPr>
+              <w:spacing w:after="40" w:before="40"/>
+            </w:pPr>
+            <w:r>
+              <w:rPr>
+                <w:rFonts w:ascii="Arial" w:cs="Arial" w:eastAsia="Arial" w:hAnsi="Arial"/>
+                <w:b/>
+                <w:bCs/>
+                <w:color w:val="666666"/>
+                <w:sz w:val="19"/>
+                <w:szCs w:val="19"/>
+              </w:rPr>
+              <w:t xml:space="preserve">P2 - Important</w:t>
             </w:r>
           </w:p>
         </w:tc>
@@ -9439,7 +10970,7 @@
                 <w:sz w:val="19"/>
                 <w:szCs w:val="19"/>
               </w:rPr>
-              <w:t xml:space="preserve">Onboarding Flow for Clients</w:t>
+              <w:t xml:space="preserve">Replay Architecture Completion</w:t>
             </w:r>
           </w:p>
         </w:tc>
@@ -9473,7 +11004,7 @@
                 <w:sz w:val="19"/>
                 <w:szCs w:val="19"/>
               </w:rPr>
-              <w:t xml:space="preserve">No guided onboarding. First-time client experience is undefined. Need: welcome screen, first-job wizard, guided tour.</w:t>
+              <w:t xml:space="preserve">Projection replay tooling (D21), dual-write adapters, parity validation before activation not verified complete. Needed for production reliability claims.</w:t>
             </w:r>
           </w:p>
         </w:tc>
@@ -9507,7 +11038,7 @@
                 <w:sz w:val="19"/>
                 <w:szCs w:val="19"/>
               </w:rPr>
-              <w:t xml:space="preserve">1 week</w:t>
+              <w:t xml:space="preserve">1-2 weeks</w:t>
             </w:r>
           </w:p>
         </w:tc>
@@ -9578,7 +11109,7 @@
                 <w:sz w:val="19"/>
                 <w:szCs w:val="19"/>
               </w:rPr>
-              <w:t xml:space="preserve">Replay Architecture Completion</w:t>
+              <w:t xml:space="preserve">Client Documentation</w:t>
             </w:r>
           </w:p>
         </w:tc>
@@ -9612,7 +11143,7 @@
                 <w:sz w:val="19"/>
                 <w:szCs w:val="19"/>
               </w:rPr>
-              <w:t xml:space="preserve">Projection replay tooling (D21), dual-write adapters, parity validation before activation not verified complete. Needed for production reliability claims.</w:t>
+              <w:t xml:space="preserve">No operator manual, API docs for clients, or help centre. Clients will need guidance independent of Gareth. Documentation Artisan commands exist but no content authored.</w:t>
             </w:r>
           </w:p>
         </w:tc>
@@ -9717,7 +11248,7 @@
                 <w:sz w:val="19"/>
                 <w:szCs w:val="19"/>
               </w:rPr>
-              <w:t xml:space="preserve">Observability Dashboards (D22)</w:t>
+              <w:t xml:space="preserve">Onboarding Polish (90% built)</w:t>
             </w:r>
           </w:p>
         </w:tc>
@@ -9751,7 +11282,7 @@
                 <w:sz w:val="19"/>
                 <w:szCs w:val="19"/>
               </w:rPr>
-              <w:t xml:space="preserve">Ingest lag, projection backlog, sequence violations, active_build_age dashboards not built. Needed for operator trust.</w:t>
+              <w:t xml:space="preserve">Onboarding flow, first-job wizard, and completion tracking implemented. Remaining: guided tour, contextual tooltips, and edge-case handling for different client profiles.</w:t>
             </w:r>
           </w:p>
         </w:tc>
@@ -9785,7 +11316,7 @@
                 <w:sz w:val="19"/>
                 <w:szCs w:val="19"/>
               </w:rPr>
-              <w:t xml:space="preserve">1 week</w:t>
+              <w:t xml:space="preserve">3-5 days</w:t>
             </w:r>
           </w:p>
         </w:tc>
@@ -9856,7 +11387,7 @@
                 <w:sz w:val="19"/>
                 <w:szCs w:val="19"/>
               </w:rPr>
-              <w:t xml:space="preserve">Client Documentation</w:t>
+              <w:t xml:space="preserve">OpenClaw Security Phases C-E</w:t>
             </w:r>
           </w:p>
         </w:tc>
@@ -9890,7 +11421,7 @@
                 <w:sz w:val="19"/>
                 <w:szCs w:val="19"/>
               </w:rPr>
-              <w:t xml:space="preserve">No operator manual, API docs for clients, or help centre. Clients will need guidance independent of Gareth.</w:t>
+              <w:t xml:space="preserve">Phases A+B done (audit, deny/allow lists, DM policy, pairing, gateway tokens, log redaction). Phases C-E outstanding: advanced rate limiting, cross-tenant security rules, compliance reporting.</w:t>
             </w:r>
           </w:p>
         </w:tc>
@@ -9924,7 +11455,7 @@
                 <w:sz w:val="19"/>
                 <w:szCs w:val="19"/>
               </w:rPr>
-              <w:t xml:space="preserve">1-2 weeks</w:t>
+              <w:t xml:space="preserve">2-3 weeks</w:t>
             </w:r>
           </w:p>
         </w:tc>
@@ -9995,7 +11526,7 @@
                 <w:sz w:val="19"/>
                 <w:szCs w:val="19"/>
               </w:rPr>
-              <w:t xml:space="preserve">Outage Auto-Protect</w:t>
+              <w:t xml:space="preserve">Credential Vault Completion (80% built)</w:t>
             </w:r>
           </w:p>
         </w:tc>
@@ -10029,7 +11560,7 @@
                 <w:sz w:val="19"/>
                 <w:szCs w:val="19"/>
               </w:rPr>
-              <w:t xml:space="preserve">Specified in v8 reliability plan. Detection triggers and gate protection partially implemented.</w:t>
+              <w:t xml:space="preserve">Encrypted storage, provider validators, CRUD API, settings UI in place. Remaining: OAuth token refresh lifecycle, key rotation automation, additional provider drivers.</w:t>
             </w:r>
           </w:p>
         </w:tc>
@@ -10063,7 +11594,7 @@
                 <w:sz w:val="19"/>
                 <w:szCs w:val="19"/>
               </w:rPr>
-              <w:t xml:space="preserve">3-5 days</w:t>
+              <w:t xml:space="preserve">1 week</w:t>
             </w:r>
           </w:p>
         </w:tc>
@@ -10078,7 +11609,7 @@
               <w:bottom w:val="single" w:color="D0D0D0" w:sz="1"/>
               <w:right w:val="single" w:color="D0D0D0" w:sz="1"/>
             </w:tcBorders>
-            <w:shd w:fill="E3F2FD" w:val="clear"/>
+            <w:shd w:fill="F5F5F5" w:val="clear"/>
             <w:tcMar>
               <w:top w:type="dxa" w:w="60"/>
               <w:left w:type="dxa" w:w="100"/>
@@ -10100,7 +11631,7 @@
                 <w:sz w:val="19"/>
                 <w:szCs w:val="19"/>
               </w:rPr>
-              <w:t xml:space="preserve">P2 - Important</w:t>
+              <w:t xml:space="preserve">P3 - Nice to Have</w:t>
             </w:r>
           </w:p>
         </w:tc>
@@ -10134,7 +11665,7 @@
                 <w:sz w:val="19"/>
                 <w:szCs w:val="19"/>
               </w:rPr>
-              <w:t xml:space="preserve">Delegation UI Completion (Phase 3)</w:t>
+              <w:t xml:space="preserve">Org Layer Completion (70-75%)</w:t>
             </w:r>
           </w:p>
         </w:tc>
@@ -10168,7 +11699,7 @@
                 <w:sz w:val="19"/>
                 <w:szCs w:val="19"/>
               </w:rPr>
-              <w:t xml:space="preserve">DAG visualization, WebSocket live updates, human approval UI not finished.</w:t>
+              <w:t xml:space="preserve">7 models, services, API routes, web UI, cost ledger, ritual dispatch. Remaining: advanced council workflows, cross-agent orchestration, reporting dashboards.</w:t>
             </w:r>
           </w:p>
         </w:tc>
@@ -10202,7 +11733,7 @@
                 <w:sz w:val="19"/>
                 <w:szCs w:val="19"/>
               </w:rPr>
-              <w:t xml:space="preserve">1-2 weeks</w:t>
+              <w:t xml:space="preserve">2-3 weeks</w:t>
             </w:r>
           </w:p>
         </w:tc>
@@ -10273,7 +11804,7 @@
                 <w:sz w:val="19"/>
                 <w:szCs w:val="19"/>
               </w:rPr>
-              <w:t xml:space="preserve">Org Layer Implementation</w:t>
+              <w:t xml:space="preserve">Runtime Session End-to-End Verification</w:t>
             </w:r>
           </w:p>
         </w:tc>
@@ -10307,7 +11838,7 @@
                 <w:sz w:val="19"/>
                 <w:szCs w:val="19"/>
               </w:rPr>
-              <w:t xml:space="preserve">AI employee profiles, ritual execution, councils. Models exist but services are stubs. Not required for pilot outreach.</w:t>
+              <w:t xml:space="preserve">Runtime session layer (70%) has models, tool gateway, 7 adapters, orchestrator. Needs full integration testing and edge-case handling before production use.</w:t>
             </w:r>
           </w:p>
         </w:tc>
@@ -10341,7 +11872,7 @@
                 <w:sz w:val="19"/>
                 <w:szCs w:val="19"/>
               </w:rPr>
-              <w:t xml:space="preserve">3-4 weeks</w:t>
+              <w:t xml:space="preserve">2-3 weeks</w:t>
             </w:r>
           </w:p>
         </w:tc>
@@ -10446,7 +11977,7 @@
                 <w:sz w:val="19"/>
                 <w:szCs w:val="19"/>
               </w:rPr>
-              <w:t xml:space="preserve">Design paths differ from app routes (/jobs* vs /agent/jobs*). Missing lifecycle states in UI.</w:t>
+              <w:t xml:space="preserve">Design paths differ from app routes (/jobs* vs /agent/jobs*). Missing lifecycle states in UI. 176 Vue components exist but design token alignment ongoing.</w:t>
             </w:r>
           </w:p>
         </w:tc>
@@ -10585,7 +12116,7 @@
                 <w:sz w:val="19"/>
                 <w:szCs w:val="19"/>
               </w:rPr>
-              <w:t xml:space="preserve">Investor pack allocates 20% of funds to infrastructure including SOC2. No current compliance documentation.</w:t>
+              <w:t xml:space="preserve">Investor pack allocates 20% of funds to infrastructure including SOC2. No current compliance documentation. OpenClaw security parity work is a step toward this.</w:t>
             </w:r>
           </w:p>
         </w:tc>
@@ -10644,7 +12175,7 @@
           <w:sz w:val="32"/>
           <w:szCs w:val="32"/>
         </w:rPr>
-        <w:t xml:space="preserve">5. Discovery Briefs: Planned Features Not Yet Built</w:t>
+        <w:t xml:space="preserve">5. Discovery Briefs: Planned Features Beyond Core</w:t>
       </w:r>
     </w:p>
     <w:p>
@@ -10658,7 +12189,7 @@
           <w:sz w:val="20"/>
           <w:szCs w:val="20"/>
         </w:rPr>
-        <w:t xml:space="preserve">Twelve discovery briefs exist in /docs/discovery with associated plans. These represent the next wave of platform capabilities beyond the current MVP. None are required for pilot outreach, but several (MCP, Credentials Manager, Local-First Messaging, Messenger Agent Runtime) are critical for the product roadmap. The Messenger Agent Runtime brief is the single most transformative — it evolves the product from a job scheduler with chat commands into a full conversational agent platform.</w:t>
+        <w:t xml:space="preserve">Eleven discovery briefs exist in /docs/discovery with associated plans. Several have seen significant implementation since last review: Credentials Manager (80%), Messenger Agent Runtime (70%), Code Analysis (80%), and Local-First Messaging (60%). None are required for pilot outreach, but the Messenger Agent Runtime and Credentials Manager are critical for the product roadmap. Three briefs remain unstarted (Runtime Mode, Cognitive Continuity, Atom-of-Thought). The overall discovery brief completion has jumped from ~6% average to ~24% average.</w:t>
       </w:r>
     </w:p>
     <w:tbl>
@@ -11110,29 +12641,29 @@
               <w:bottom w:val="single" w:color="D0D0D0" w:sz="1"/>
               <w:right w:val="single" w:color="D0D0D0" w:sz="1"/>
             </w:tcBorders>
-            <w:shd w:fill="FFEBEE" w:val="clear"/>
-            <w:tcMar>
-              <w:top w:type="dxa" w:w="60"/>
-              <w:left w:type="dxa" w:w="100"/>
-              <w:bottom w:type="dxa" w:w="60"/>
-              <w:right w:type="dxa" w:w="100"/>
-            </w:tcMar>
-            <w:vAlign w:val="center"/>
-          </w:tcPr>
-          <w:p>
-            <w:pPr>
-              <w:spacing w:after="40" w:before="40"/>
-            </w:pPr>
-            <w:r>
-              <w:rPr>
-                <w:rFonts w:ascii="Arial" w:cs="Arial" w:eastAsia="Arial" w:hAnsi="Arial"/>
-                <w:b/>
-                <w:bCs/>
-                <w:color w:val="C0392B"/>
-                <w:sz w:val="19"/>
-                <w:szCs w:val="19"/>
-              </w:rPr>
-              <w:t xml:space="preserve">0%</w:t>
+            <w:shd w:fill="FFF8E1" w:val="clear"/>
+            <w:tcMar>
+              <w:top w:type="dxa" w:w="60"/>
+              <w:left w:type="dxa" w:w="100"/>
+              <w:bottom w:type="dxa" w:w="60"/>
+              <w:right w:type="dxa" w:w="100"/>
+            </w:tcMar>
+            <w:vAlign w:val="center"/>
+          </w:tcPr>
+          <w:p>
+            <w:pPr>
+              <w:spacing w:after="40" w:before="40"/>
+            </w:pPr>
+            <w:r>
+              <w:rPr>
+                <w:rFonts w:ascii="Arial" w:cs="Arial" w:eastAsia="Arial" w:hAnsi="Arial"/>
+                <w:b/>
+                <w:bCs/>
+                <w:color w:val="C27800"/>
+                <w:sz w:val="19"/>
+                <w:szCs w:val="19"/>
+              </w:rPr>
+              <w:t xml:space="preserve">80%</w:t>
             </w:r>
           </w:p>
         </w:tc>
@@ -11166,7 +12697,7 @@
                 <w:sz w:val="19"/>
                 <w:szCs w:val="19"/>
               </w:rPr>
-              <w:t xml:space="preserve">2-3 weeks</w:t>
+              <w:t xml:space="preserve">1 week remaining</w:t>
             </w:r>
           </w:p>
         </w:tc>
@@ -11200,7 +12731,7 @@
                 <w:sz w:val="19"/>
                 <w:szCs w:val="19"/>
               </w:rPr>
-              <w:t xml:space="preserve">Centralised secrets store with envelope encryption, OAuth token lifecycle (refresh, revoke), provider drivers (OpenAI, Anthropic, GitHub), audit logging, redaction helpers. Required before any integration expansion.</w:t>
+              <w:t xml:space="preserve">Credential Vault with encrypted storage now implemented. CredentialsManager service, provider validators (Slack/Telegram/Discord/WhatsApp), CRUD API, settings UI. Remaining: OAuth token refresh lifecycle, key rotation, additional provider drivers (OpenAI, Anthropic, GitHub).</w:t>
             </w:r>
           </w:p>
         </w:tc>
@@ -12328,29 +13859,29 @@
               <w:bottom w:val="single" w:color="D0D0D0" w:sz="1"/>
               <w:right w:val="single" w:color="D0D0D0" w:sz="1"/>
             </w:tcBorders>
-            <w:shd w:fill="FFEBEE" w:val="clear"/>
-            <w:tcMar>
-              <w:top w:type="dxa" w:w="60"/>
-              <w:left w:type="dxa" w:w="100"/>
-              <w:bottom w:type="dxa" w:w="60"/>
-              <w:right w:type="dxa" w:w="100"/>
-            </w:tcMar>
-            <w:vAlign w:val="center"/>
-          </w:tcPr>
-          <w:p>
-            <w:pPr>
-              <w:spacing w:after="40" w:before="40"/>
-            </w:pPr>
-            <w:r>
-              <w:rPr>
-                <w:rFonts w:ascii="Arial" w:cs="Arial" w:eastAsia="Arial" w:hAnsi="Arial"/>
-                <w:b/>
-                <w:bCs/>
-                <w:color w:val="C0392B"/>
-                <w:sz w:val="19"/>
-                <w:szCs w:val="19"/>
-              </w:rPr>
-              <w:t xml:space="preserve">0%</w:t>
+            <w:shd w:fill="FFF8E1" w:val="clear"/>
+            <w:tcMar>
+              <w:top w:type="dxa" w:w="60"/>
+              <w:left w:type="dxa" w:w="100"/>
+              <w:bottom w:type="dxa" w:w="60"/>
+              <w:right w:type="dxa" w:w="100"/>
+            </w:tcMar>
+            <w:vAlign w:val="center"/>
+          </w:tcPr>
+          <w:p>
+            <w:pPr>
+              <w:spacing w:after="40" w:before="40"/>
+            </w:pPr>
+            <w:r>
+              <w:rPr>
+                <w:rFonts w:ascii="Arial" w:cs="Arial" w:eastAsia="Arial" w:hAnsi="Arial"/>
+                <w:b/>
+                <w:bCs/>
+                <w:color w:val="C27800"/>
+                <w:sz w:val="19"/>
+                <w:szCs w:val="19"/>
+              </w:rPr>
+              <w:t xml:space="preserve">70%</w:t>
             </w:r>
           </w:p>
         </w:tc>
@@ -12384,7 +13915,7 @@
                 <w:sz w:val="19"/>
                 <w:szCs w:val="19"/>
               </w:rPr>
-              <w:t xml:space="preserve">9-11 weeks</w:t>
+              <w:t xml:space="preserve">3-4 weeks remaining</w:t>
             </w:r>
           </w:p>
         </w:tc>
@@ -12418,7 +13949,7 @@
                 <w:sz w:val="19"/>
                 <w:szCs w:val="19"/>
               </w:rPr>
-              <w:t xml:space="preserve">Evolve messenger control plane from job/run commands into a full conversational agent runtime. Users chat naturally and agents select tools, execute multi-step plans, and report back. 6 tool domains (fs/runtime/web/browser/discovery/MCP), 3-tier safety model (safe/standard/full), agent-browser sidecar, 5 new DB tables, approval gates. Transforms product from scheduler into conversational agent platform.</w:t>
+              <w:t xml:space="preserve">Runtime session layer now implemented: 6 new models (RuntimeSession/Turn/ToolCall/Approval/Artifact/PolicySnapshot), ToolGateway, ApprovalGate, PolicyEngine, MessengerRuntimeOrchestrator, 7 tool adapters (Fs/Runtime/Web/Browser/Discovery/AgentApi/Mcp), session resume. Remaining: end-to-end integration testing, browser sidecar (agent-browser) integration, advanced policy modes, streaming response polish.</w:t>
             </w:r>
           </w:p>
         </w:tc>
@@ -12524,7 +14055,7 @@
                 <w:sz w:val="19"/>
                 <w:szCs w:val="19"/>
               </w:rPr>
-              <w:t xml:space="preserve">0%</w:t>
+              <w:t xml:space="preserve">15%</w:t>
             </w:r>
           </w:p>
         </w:tc>
@@ -12558,7 +14089,7 @@
                 <w:sz w:val="19"/>
                 <w:szCs w:val="19"/>
               </w:rPr>
-              <w:t xml:space="preserve">4-6 weeks</w:t>
+              <w:t xml:space="preserve">3-5 weeks remaining</w:t>
             </w:r>
           </w:p>
         </w:tc>
@@ -12592,7 +14123,7 @@
                 <w:sz w:val="19"/>
                 <w:szCs w:val="19"/>
               </w:rPr>
-              <w:t xml:space="preserve">First-class in-app documentation platform with searchable human docs, inline tooltips via stable ui_key registry, API documentation via Scramble/OpenAPI, Scout/Typesense indexing, optional static export (Docusaurus/Jigsaw). Coverage tracking and authoring workflows.</w:t>
+              <w:t xml:space="preserve">Documentation Artisan commands exist. In-app documentation platform with searchable human docs, inline tooltips, API documentation via Scramble/OpenAPI, Scout/Typesense indexing planned. Coverage tracking config (docs_coverage.php) in place. Content authoring not started.</w:t>
             </w:r>
           </w:p>
         </w:tc>
@@ -12676,29 +14207,29 @@
               <w:bottom w:val="single" w:color="D0D0D0" w:sz="1"/>
               <w:right w:val="single" w:color="D0D0D0" w:sz="1"/>
             </w:tcBorders>
-            <w:shd w:fill="FFEBEE" w:val="clear"/>
-            <w:tcMar>
-              <w:top w:type="dxa" w:w="60"/>
-              <w:left w:type="dxa" w:w="100"/>
-              <w:bottom w:type="dxa" w:w="60"/>
-              <w:right w:type="dxa" w:w="100"/>
-            </w:tcMar>
-            <w:vAlign w:val="center"/>
-          </w:tcPr>
-          <w:p>
-            <w:pPr>
-              <w:spacing w:after="40" w:before="40"/>
-            </w:pPr>
-            <w:r>
-              <w:rPr>
-                <w:rFonts w:ascii="Arial" w:cs="Arial" w:eastAsia="Arial" w:hAnsi="Arial"/>
-                <w:b/>
-                <w:bCs/>
-                <w:color w:val="C0392B"/>
-                <w:sz w:val="19"/>
-                <w:szCs w:val="19"/>
-              </w:rPr>
-              <w:t xml:space="preserve">10%</w:t>
+            <w:shd w:fill="FFF8E1" w:val="clear"/>
+            <w:tcMar>
+              <w:top w:type="dxa" w:w="60"/>
+              <w:left w:type="dxa" w:w="100"/>
+              <w:bottom w:type="dxa" w:w="60"/>
+              <w:right w:type="dxa" w:w="100"/>
+            </w:tcMar>
+            <w:vAlign w:val="center"/>
+          </w:tcPr>
+          <w:p>
+            <w:pPr>
+              <w:spacing w:after="40" w:before="40"/>
+            </w:pPr>
+            <w:r>
+              <w:rPr>
+                <w:rFonts w:ascii="Arial" w:cs="Arial" w:eastAsia="Arial" w:hAnsi="Arial"/>
+                <w:b/>
+                <w:bCs/>
+                <w:color w:val="C27800"/>
+                <w:sz w:val="19"/>
+                <w:szCs w:val="19"/>
+              </w:rPr>
+              <w:t xml:space="preserve">80%</w:t>
             </w:r>
           </w:p>
         </w:tc>
@@ -12732,7 +14263,7 @@
                 <w:sz w:val="19"/>
                 <w:szCs w:val="19"/>
               </w:rPr>
-              <w:t xml:space="preserve">3-4 weeks</w:t>
+              <w:t xml:space="preserve">1-2 weeks remaining</w:t>
             </w:r>
           </w:p>
         </w:tc>
@@ -12766,7 +14297,7 @@
                 <w:sz w:val="19"/>
                 <w:szCs w:val="19"/>
               </w:rPr>
-              <w:t xml:space="preserve">Deterministic-first repository analysis tool under Tools, reusing wizard UX from Requirements Discovery. Full-repo scanning with hash-addressable artifacts, versioned markdown/JSON reports. LLM-independent core with optional post-gate narrative synthesis. Dedicated Horizon queue. Distinct from Requirements Discovery (different persistence, different pipeline).</w:t>
+              <w:t xml:space="preserve">10 specialized analyzers built, full pipeline (snapshot→plan→execute→validate→report), dedicated models, jobs, API routes, wizard UI. Feature-gated with coverage validation gate. Export service. Remaining: advanced report templates, LLM narrative synthesis post-gate, edge-case handling.</w:t>
             </w:r>
           </w:p>
         </w:tc>
@@ -12805,7 +14336,7 @@
           <w:sz w:val="20"/>
           <w:szCs w:val="20"/>
         </w:rPr>
-        <w:t xml:space="preserve">Several briefs have sequencing dependencies that constrain build order:</w:t>
+        <w:t xml:space="preserve">Several briefs have sequencing dependencies. The good news: three of the most critical (Credentials Manager, Messenger Agent Runtime, Code Analysis) have seen substantial implementation, significantly de-risking the roadmap.</w:t>
       </w:r>
     </w:p>
     <w:p>
@@ -12821,7 +14352,7 @@
           <w:sz w:val="20"/>
           <w:szCs w:val="20"/>
         </w:rPr>
-        <w:t xml:space="preserve">Credentials Manager </w:t>
+        <w:t xml:space="preserve">Credentials Manager (80% built) </w:t>
       </w:r>
       <w:r>
         <w:rPr>
@@ -12830,7 +14361,7 @@
           <w:sz w:val="20"/>
           <w:szCs w:val="20"/>
         </w:rPr>
-        <w:t xml:space="preserve">is a prerequisite for Runtime Mode, n8n Integration, and Research subsystem. Build this first among the discovery features.</w:t>
+        <w:t xml:space="preserve">is a prerequisite for Runtime Mode, n8n Integration, and Research subsystem. Only 1 week of work remains (OAuth lifecycle, key rotation, additional provider drivers). Complete this first.</w:t>
       </w:r>
     </w:p>
     <w:p>
@@ -12846,7 +14377,7 @@
           <w:sz w:val="20"/>
           <w:szCs w:val="20"/>
         </w:rPr>
-        <w:t xml:space="preserve">Agent MCP v1 </w:t>
+        <w:t xml:space="preserve">Agent MCP v1 (5%) </w:t>
       </w:r>
       <w:r>
         <w:rPr>
@@ -12855,7 +14386,7 @@
           <w:sz w:val="20"/>
           <w:szCs w:val="20"/>
         </w:rPr>
-        <w:t xml:space="preserve">is the foundation for all external integrations and ecosystem engagement. Critical for partner/reseller model promised in investor deck.</w:t>
+        <w:t xml:space="preserve">is the foundation for all external integrations and ecosystem engagement. Critical for partner/reseller model promised in investor deck. Still requires full build.</w:t>
       </w:r>
     </w:p>
     <w:p>
@@ -12871,7 +14402,7 @@
           <w:sz w:val="20"/>
           <w:szCs w:val="20"/>
         </w:rPr>
-        <w:t xml:space="preserve">Local-First Messaging </w:t>
+        <w:t xml:space="preserve">Local-First Messaging (60%) </w:t>
       </w:r>
       <w:r>
         <w:rPr>
@@ -12896,6 +14427,56 @@
           <w:sz w:val="20"/>
           <w:szCs w:val="20"/>
         </w:rPr>
+        <w:t xml:space="preserve">Messenger Agent Runtime (70% built) </w:t>
+      </w:r>
+      <w:r>
+        <w:rPr>
+          <w:rFonts w:ascii="Arial" w:cs="Arial" w:eastAsia="Arial" w:hAnsi="Arial"/>
+          <w:color w:val="333333"/>
+          <w:sz w:val="20"/>
+          <w:szCs w:val="20"/>
+        </w:rPr>
+        <w:t xml:space="preserve">is the most transformative brief and has seen the biggest jump. 6 models, 7 tool adapters, ToolGateway, ApprovalGate, PolicyEngine, and MessengerRuntimeOrchestrator are all in place. Remaining work (3-4 weeks) is integration testing, browser sidecar, advanced policy modes, and streaming polish. This feature changes the product story from 'agent job scheduler' to 'conversational agent platform.'</w:t>
+      </w:r>
+    </w:p>
+    <w:p>
+      <w:pPr>
+        <w:spacing w:after="100"/>
+      </w:pPr>
+      <w:r>
+        <w:rPr>
+          <w:rFonts w:ascii="Arial" w:cs="Arial" w:eastAsia="Arial" w:hAnsi="Arial"/>
+          <w:b/>
+          <w:bCs/>
+          <w:color w:val="1A1A2E"/>
+          <w:sz w:val="20"/>
+          <w:szCs w:val="20"/>
+        </w:rPr>
+        <w:t xml:space="preserve">Code Analysis Tool (80% built) </w:t>
+      </w:r>
+      <w:r>
+        <w:rPr>
+          <w:rFonts w:ascii="Arial" w:cs="Arial" w:eastAsia="Arial" w:hAnsi="Arial"/>
+          <w:color w:val="333333"/>
+          <w:sz w:val="20"/>
+          <w:szCs w:val="20"/>
+        </w:rPr>
+        <w:t xml:space="preserve">has 10 specialized analyzers, full pipeline, wizard UI, and export service. Only 1-2 weeks remaining for report templates and LLM narrative synthesis.</w:t>
+      </w:r>
+    </w:p>
+    <w:p>
+      <w:pPr>
+        <w:spacing w:after="100"/>
+      </w:pPr>
+      <w:r>
+        <w:rPr>
+          <w:rFonts w:ascii="Arial" w:cs="Arial" w:eastAsia="Arial" w:hAnsi="Arial"/>
+          <w:b/>
+          <w:bCs/>
+          <w:color w:val="1A1A2E"/>
+          <w:sz w:val="20"/>
+          <w:szCs w:val="20"/>
+        </w:rPr>
         <w:t xml:space="preserve">Runtime Mode + Multi-Provider </w:t>
       </w:r>
       <w:r>
@@ -12905,7 +14486,7 @@
           <w:sz w:val="20"/>
           <w:szCs w:val="20"/>
         </w:rPr>
-        <w:t xml:space="preserve">enables cost optimisation and local model support. Blocked by Credentials Manager.</w:t>
+        <w:t xml:space="preserve">enables cost optimisation and local model support. Blocked by Credentials Manager completion.</w:t>
       </w:r>
     </w:p>
     <w:p>
@@ -12946,31 +14527,6 @@
           <w:sz w:val="20"/>
           <w:szCs w:val="20"/>
         </w:rPr>
-        <w:t xml:space="preserve">Messenger Agent Runtime (OpenClaw Parity) </w:t>
-      </w:r>
-      <w:r>
-        <w:rPr>
-          <w:rFonts w:ascii="Arial" w:cs="Arial" w:eastAsia="Arial" w:hAnsi="Arial"/>
-          <w:color w:val="333333"/>
-          <w:sz w:val="20"/>
-          <w:szCs w:val="20"/>
-        </w:rPr>
-        <w:t xml:space="preserve">is the most transformative brief. It depends on Local-First Messaging, Credentials Manager, and Agent MCP v1. At 9-11 weeks it is also the largest single feature. However, it fundamentally changes the product story from 'agent job scheduler' to 'conversational agent platform you operate through any messenger.' This is the feature that makes the investor deck's vision fully real.</w:t>
-      </w:r>
-    </w:p>
-    <w:p>
-      <w:pPr>
-        <w:spacing w:after="100"/>
-      </w:pPr>
-      <w:r>
-        <w:rPr>
-          <w:rFonts w:ascii="Arial" w:cs="Arial" w:eastAsia="Arial" w:hAnsi="Arial"/>
-          <w:b/>
-          <w:bCs/>
-          <w:color w:val="1A1A2E"/>
-          <w:sz w:val="20"/>
-          <w:szCs w:val="20"/>
-        </w:rPr>
         <w:t xml:space="preserve">AoT Reasoning and Cognitive Continuity </w:t>
       </w:r>
       <w:r>
@@ -12996,7 +14552,7 @@
           <w:sz w:val="20"/>
           <w:szCs w:val="20"/>
         </w:rPr>
-        <w:t xml:space="preserve">Documentation &amp; Tooltip System </w:t>
+        <w:t xml:space="preserve">Documentation &amp; Tooltip System (15%) </w:t>
       </w:r>
       <w:r>
         <w:rPr>
@@ -13005,32 +14561,7 @@
           <w:sz w:val="20"/>
           <w:szCs w:val="20"/>
         </w:rPr>
-        <w:t xml:space="preserve">provides in-app docs, searchable help, inline tooltips, and API documentation. Not a blocker for outreach but important for client self-service and reducing support burden during pilots.</w:t>
-      </w:r>
-    </w:p>
-    <w:p>
-      <w:pPr>
-        <w:spacing w:after="100"/>
-      </w:pPr>
-      <w:r>
-        <w:rPr>
-          <w:rFonts w:ascii="Arial" w:cs="Arial" w:eastAsia="Arial" w:hAnsi="Arial"/>
-          <w:b/>
-          <w:bCs/>
-          <w:color w:val="1A1A2E"/>
-          <w:sz w:val="20"/>
-          <w:szCs w:val="20"/>
-        </w:rPr>
-        <w:t xml:space="preserve">Code Analysis Tool </w:t>
-      </w:r>
-      <w:r>
-        <w:rPr>
-          <w:rFonts w:ascii="Arial" w:cs="Arial" w:eastAsia="Arial" w:hAnsi="Arial"/>
-          <w:color w:val="333333"/>
-          <w:sz w:val="20"/>
-          <w:szCs w:val="20"/>
-        </w:rPr>
-        <w:t xml:space="preserve">adds deterministic repository analysis as a standalone tool. Partially overlaps with existing Repository Analysis (75% complete) but uses a distinct pipeline and persistence model. Early-stage (10%).</w:t>
+        <w:t xml:space="preserve">has config and Artisan commands in place. Bulk of work is content authoring and search indexing. Not a blocker for outreach but important for client self-service.</w:t>
       </w:r>
     </w:p>
     <w:p>
@@ -13091,7 +14622,7 @@
           <w:sz w:val="20"/>
           <w:szCs w:val="20"/>
         </w:rPr>
-        <w:t xml:space="preserve">Including the 12 discovery briefs in the overall assessment shifts the numbers significantly. The 34 currently-tracked features average ~88% complete. Adding 12 discovery features (averaging ~6% complete) brings the full-scope platform completion to approximately 67%. The Messenger Agent Runtime alone represents 9-11 weeks of work. However, the discovery briefs are roadmap items that are explicitly not required for pilot outreach or investor claims about current capabilities. They represent the Phase 2/3 pipeline that deepens the moat after initial traction.</w:t>
+        <w:t xml:space="preserve">Including the 11 discovery briefs in the overall assessment: the 42 currently-tracked features average ~86% complete. Adding 11 discovery features (now averaging ~24% complete, up from ~6% in the previous review) brings the full-scope platform completion to approximately 73%. This is a significant improvement from the 67% reported previously, driven by the Credentials Manager (0%→80%), Messenger Agent Runtime (0%→70%), and Code Analysis (10%→80%) implementations. The remaining discovery work is approximately 35 weeks (down from ~50 weeks). The discovery briefs remain roadmap items not required for pilot outreach.</w:t>
       </w:r>
     </w:p>
     <w:p>
@@ -13130,7 +14661,7 @@
           <w:sz w:val="26"/>
           <w:szCs w:val="26"/>
         </w:rPr>
-        <w:t xml:space="preserve">Phase A: Outreach Blockers (Weeks 1-3)</w:t>
+        <w:t xml:space="preserve">Phase A: Outreach Blockers (Weeks 1-2)</w:t>
       </w:r>
     </w:p>
     <w:p>
@@ -13155,7 +14686,49 @@
           <w:sz w:val="20"/>
           <w:szCs w:val="20"/>
         </w:rPr>
-        <w:t xml:space="preserve">Marketing website (landing page + screenshots + pilot CTA). This unblocks all outbound activity.</w:t>
+        <w:t xml:space="preserve">Marketing website (landing page + screenshots + pilot CTA). This unblocks all outbound activity. Sole remaining hard P0.</w:t>
+      </w:r>
+    </w:p>
+    <w:p>
+      <w:pPr>
+        <w:spacing w:after="100"/>
+      </w:pPr>
+      <w:r>
+        <w:rPr>
+          <w:rFonts w:ascii="Arial" w:cs="Arial" w:eastAsia="Arial" w:hAnsi="Arial"/>
+          <w:b/>
+          <w:bCs/>
+          <w:color w:val="1A1A2E"/>
+          <w:sz w:val="20"/>
+          <w:szCs w:val="20"/>
+        </w:rPr>
+        <w:t xml:space="preserve">Week 1-2: </w:t>
+      </w:r>
+      <w:r>
+        <w:rPr>
+          <w:rFonts w:ascii="Arial" w:cs="Arial" w:eastAsia="Arial" w:hAnsi="Arial"/>
+          <w:color w:val="333333"/>
+          <w:sz w:val="20"/>
+          <w:szCs w:val="20"/>
+        </w:rPr>
+        <w:t xml:space="preserve">Client deployment packaging (Docker Compose client bundle, setup wizard, environment configuration). This unblocks pilot delivery.</w:t>
+      </w:r>
+    </w:p>
+    <w:p>
+      <w:pPr>
+        <w:pStyle w:val="Heading2"/>
+        <w:spacing w:after="150" w:before="300"/>
+      </w:pPr>
+      <w:r>
+        <w:rPr>
+          <w:rFonts w:ascii="Arial" w:cs="Arial" w:eastAsia="Arial" w:hAnsi="Arial"/>
+          <w:b/>
+          <w:bCs/>
+          <w:color w:val="1A1A2E"/>
+          <w:sz w:val="26"/>
+          <w:szCs w:val="26"/>
+        </w:rPr>
+        <w:t xml:space="preserve">Phase B: Pilot Readiness (Weeks 2-4)</w:t>
       </w:r>
     </w:p>
     <w:p>
@@ -13180,7 +14753,32 @@
           <w:sz w:val="20"/>
           <w:szCs w:val="20"/>
         </w:rPr>
-        <w:t xml:space="preserve">Client deployment packaging (install script, environment setup, configuration wizard). This unblocks pilot delivery.</w:t>
+        <w:t xml:space="preserve">Multi-tenancy completion (tenant admin UI, cross-tenant boundary verification). Foundation is built at 80%.</w:t>
+      </w:r>
+    </w:p>
+    <w:p>
+      <w:pPr>
+        <w:spacing w:after="100"/>
+      </w:pPr>
+      <w:r>
+        <w:rPr>
+          <w:rFonts w:ascii="Arial" w:cs="Arial" w:eastAsia="Arial" w:hAnsi="Arial"/>
+          <w:b/>
+          <w:bCs/>
+          <w:color w:val="1A1A2E"/>
+          <w:sz w:val="20"/>
+          <w:szCs w:val="20"/>
+        </w:rPr>
+        <w:t xml:space="preserve">Week 2-3: </w:t>
+      </w:r>
+      <w:r>
+        <w:rPr>
+          <w:rFonts w:ascii="Arial" w:cs="Arial" w:eastAsia="Arial" w:hAnsi="Arial"/>
+          <w:color w:val="333333"/>
+          <w:sz w:val="20"/>
+          <w:szCs w:val="20"/>
+        </w:rPr>
+        <w:t xml:space="preserve">Billing completion (pricing tier config, plan management UI, billing portal polish). Cashier integration at 75%.</w:t>
       </w:r>
     </w:p>
     <w:p>
@@ -13205,24 +14803,7 @@
           <w:sz w:val="20"/>
           <w:szCs w:val="20"/>
         </w:rPr>
-        <w:t xml:space="preserve">Multi-tenancy foundations (workspace isolation, per-client config). Minimum viable separation for 2-3 concurrent pilots.</w:t>
-      </w:r>
-    </w:p>
-    <w:p>
-      <w:pPr>
-        <w:pStyle w:val="Heading2"/>
-        <w:spacing w:after="150" w:before="300"/>
-      </w:pPr>
-      <w:r>
-        <w:rPr>
-          <w:rFonts w:ascii="Arial" w:cs="Arial" w:eastAsia="Arial" w:hAnsi="Arial"/>
-          <w:b/>
-          <w:bCs/>
-          <w:color w:val="1A1A2E"/>
-          <w:sz w:val="26"/>
-          <w:szCs w:val="26"/>
-        </w:rPr>
-        <w:t xml:space="preserve">Phase B: Pilot Delivery (Weeks 3-6)</w:t>
+        <w:t xml:space="preserve">Operator dashboard polish (simplified COO-readable summary view). Dashboard at 95%.</w:t>
       </w:r>
     </w:p>
     <w:p>
@@ -13252,6 +14833,48 @@
     </w:p>
     <w:p>
       <w:pPr>
+        <w:pStyle w:val="Heading2"/>
+        <w:spacing w:after="150" w:before="300"/>
+      </w:pPr>
+      <w:r>
+        <w:rPr>
+          <w:rFonts w:ascii="Arial" w:cs="Arial" w:eastAsia="Arial" w:hAnsi="Arial"/>
+          <w:b/>
+          <w:bCs/>
+          <w:color w:val="1A1A2E"/>
+          <w:sz w:val="26"/>
+          <w:szCs w:val="26"/>
+        </w:rPr>
+        <w:t xml:space="preserve">Phase C: Production Hardening (Weeks 4-6)</w:t>
+      </w:r>
+    </w:p>
+    <w:p>
+      <w:pPr>
+        <w:spacing w:after="100"/>
+      </w:pPr>
+      <w:r>
+        <w:rPr>
+          <w:rFonts w:ascii="Arial" w:cs="Arial" w:eastAsia="Arial" w:hAnsi="Arial"/>
+          <w:b/>
+          <w:bCs/>
+          <w:color w:val="1A1A2E"/>
+          <w:sz w:val="20"/>
+          <w:szCs w:val="20"/>
+        </w:rPr>
+        <w:t xml:space="preserve">Week 4: </w:t>
+      </w:r>
+      <w:r>
+        <w:rPr>
+          <w:rFonts w:ascii="Arial" w:cs="Arial" w:eastAsia="Arial" w:hAnsi="Arial"/>
+          <w:color w:val="333333"/>
+          <w:sz w:val="20"/>
+          <w:szCs w:val="20"/>
+        </w:rPr>
+        <w:t xml:space="preserve">Onboarding polish (guided tour, contextual tooltips). Onboarding at 90%.</w:t>
+      </w:r>
+    </w:p>
+    <w:p>
+      <w:pPr>
         <w:spacing w:after="100"/>
       </w:pPr>
       <w:r>
@@ -13272,7 +14895,32 @@
           <w:sz w:val="20"/>
           <w:szCs w:val="20"/>
         </w:rPr>
-        <w:t xml:space="preserve">Client-facing operator dashboard (simplified view with business-language metrics, not dev-grade).</w:t>
+        <w:t xml:space="preserve">Credential Vault completion + replay architecture verification.</w:t>
+      </w:r>
+    </w:p>
+    <w:p>
+      <w:pPr>
+        <w:spacing w:after="100"/>
+      </w:pPr>
+      <w:r>
+        <w:rPr>
+          <w:rFonts w:ascii="Arial" w:cs="Arial" w:eastAsia="Arial" w:hAnsi="Arial"/>
+          <w:b/>
+          <w:bCs/>
+          <w:color w:val="1A1A2E"/>
+          <w:sz w:val="20"/>
+          <w:szCs w:val="20"/>
+        </w:rPr>
+        <w:t xml:space="preserve">Week 5: </w:t>
+      </w:r>
+      <w:r>
+        <w:rPr>
+          <w:rFonts w:ascii="Arial" w:cs="Arial" w:eastAsia="Arial" w:hAnsi="Arial"/>
+          <w:color w:val="333333"/>
+          <w:sz w:val="20"/>
+          <w:szCs w:val="20"/>
+        </w:rPr>
+        <w:t xml:space="preserve">Client documentation (operator manual, help centre skeleton).</w:t>
       </w:r>
     </w:p>
     <w:p>
@@ -13297,124 +14945,7 @@
           <w:sz w:val="20"/>
           <w:szCs w:val="20"/>
         </w:rPr>
-        <w:t xml:space="preserve">Billing integration (Stripe via Laravel Cashier, pilot fees + monthly subscription).</w:t>
-      </w:r>
-    </w:p>
-    <w:p>
-      <w:pPr>
-        <w:spacing w:after="100"/>
-      </w:pPr>
-      <w:r>
-        <w:rPr>
-          <w:rFonts w:ascii="Arial" w:cs="Arial" w:eastAsia="Arial" w:hAnsi="Arial"/>
-          <w:b/>
-          <w:bCs/>
-          <w:color w:val="1A1A2E"/>
-          <w:sz w:val="20"/>
-          <w:szCs w:val="20"/>
-        </w:rPr>
-        <w:t xml:space="preserve">Week 6: </w:t>
-      </w:r>
-      <w:r>
-        <w:rPr>
-          <w:rFonts w:ascii="Arial" w:cs="Arial" w:eastAsia="Arial" w:hAnsi="Arial"/>
-          <w:color w:val="333333"/>
-          <w:sz w:val="20"/>
-          <w:szCs w:val="20"/>
-        </w:rPr>
-        <w:t xml:space="preserve">Client onboarding flow (welcome screen, first-job wizard, guided tour).</w:t>
-      </w:r>
-    </w:p>
-    <w:p>
-      <w:pPr>
-        <w:pStyle w:val="Heading2"/>
-        <w:spacing w:after="150" w:before="300"/>
-      </w:pPr>
-      <w:r>
-        <w:rPr>
-          <w:rFonts w:ascii="Arial" w:cs="Arial" w:eastAsia="Arial" w:hAnsi="Arial"/>
-          <w:b/>
-          <w:bCs/>
-          <w:color w:val="1A1A2E"/>
-          <w:sz w:val="26"/>
-          <w:szCs w:val="26"/>
-        </w:rPr>
-        <w:t xml:space="preserve">Phase C: Production Hardening (Weeks 6-8)</w:t>
-      </w:r>
-    </w:p>
-    <w:p>
-      <w:pPr>
-        <w:spacing w:after="100"/>
-      </w:pPr>
-      <w:r>
-        <w:rPr>
-          <w:rFonts w:ascii="Arial" w:cs="Arial" w:eastAsia="Arial" w:hAnsi="Arial"/>
-          <w:b/>
-          <w:bCs/>
-          <w:color w:val="1A1A2E"/>
-          <w:sz w:val="20"/>
-          <w:szCs w:val="20"/>
-        </w:rPr>
-        <w:t xml:space="preserve">Week 6-7: </w:t>
-      </w:r>
-      <w:r>
-        <w:rPr>
-          <w:rFonts w:ascii="Arial" w:cs="Arial" w:eastAsia="Arial" w:hAnsi="Arial"/>
-          <w:color w:val="333333"/>
-          <w:sz w:val="20"/>
-          <w:szCs w:val="20"/>
-        </w:rPr>
-        <w:t xml:space="preserve">Replay architecture completion + observability dashboards.</w:t>
-      </w:r>
-    </w:p>
-    <w:p>
-      <w:pPr>
-        <w:spacing w:after="100"/>
-      </w:pPr>
-      <w:r>
-        <w:rPr>
-          <w:rFonts w:ascii="Arial" w:cs="Arial" w:eastAsia="Arial" w:hAnsi="Arial"/>
-          <w:b/>
-          <w:bCs/>
-          <w:color w:val="1A1A2E"/>
-          <w:sz w:val="20"/>
-          <w:szCs w:val="20"/>
-        </w:rPr>
-        <w:t xml:space="preserve">Week 7-8: </w:t>
-      </w:r>
-      <w:r>
-        <w:rPr>
-          <w:rFonts w:ascii="Arial" w:cs="Arial" w:eastAsia="Arial" w:hAnsi="Arial"/>
-          <w:color w:val="333333"/>
-          <w:sz w:val="20"/>
-          <w:szCs w:val="20"/>
-        </w:rPr>
-        <w:t xml:space="preserve">Client documentation (operator manual, help centre skeleton).</w:t>
-      </w:r>
-    </w:p>
-    <w:p>
-      <w:pPr>
-        <w:spacing w:after="100"/>
-      </w:pPr>
-      <w:r>
-        <w:rPr>
-          <w:rFonts w:ascii="Arial" w:cs="Arial" w:eastAsia="Arial" w:hAnsi="Arial"/>
-          <w:b/>
-          <w:bCs/>
-          <w:color w:val="1A1A2E"/>
-          <w:sz w:val="20"/>
-          <w:szCs w:val="20"/>
-        </w:rPr>
-        <w:t xml:space="preserve">Week 8: </w:t>
-      </w:r>
-      <w:r>
-        <w:rPr>
-          <w:rFonts w:ascii="Arial" w:cs="Arial" w:eastAsia="Arial" w:hAnsi="Arial"/>
-          <w:color w:val="333333"/>
-          <w:sz w:val="20"/>
-          <w:szCs w:val="20"/>
-        </w:rPr>
-        <w:t xml:space="preserve">Second vertical template (MSP health checks) + outage auto-protect.</w:t>
+        <w:t xml:space="preserve">Second vertical template (MSP health checks) + OpenClaw security Phases C-E.</w:t>
       </w:r>
     </w:p>
     <w:p>
@@ -13433,7 +14964,7 @@
           <w:sz w:val="20"/>
           <w:szCs w:val="20"/>
         </w:rPr>
-        <w:t xml:space="preserve">After Phase C, the platform is pilot-ready for the first 3-5 clients as described in the investor pack. The P3 items (org layer, Figma alignment, SOC2 track) can proceed in parallel with pilot delivery.</w:t>
+        <w:t xml:space="preserve">After Phase C, the platform is pilot-ready for the first 3-5 clients as described in the investor pack. Total time to pilot-ready: 4-6 weeks (down from 6-8 weeks in previous review). The P3 items (org layer completion, runtime session verification, Figma alignment, SOC2 track) can proceed in parallel with pilot delivery.</w:t>
       </w:r>
     </w:p>
     <w:p>
@@ -13469,7 +15000,7 @@
           <w:sz w:val="20"/>
           <w:szCs w:val="20"/>
         </w:rPr>
-        <w:t xml:space="preserve">After pilot outreach begins, the discovery features should be built in this order based on dependency chains and value:</w:t>
+        <w:t xml:space="preserve">After pilot outreach begins, the remaining discovery work should be completed in this order. Total remaining effort: ~35 weeks (down from ~50 weeks).</w:t>
       </w:r>
     </w:p>
     <w:p>
@@ -13485,7 +15016,7 @@
           <w:sz w:val="20"/>
           <w:szCs w:val="20"/>
         </w:rPr>
-        <w:t xml:space="preserve">1. Credentials Manager </w:t>
+        <w:t xml:space="preserve">1. Credentials Manager Completion </w:t>
       </w:r>
       <w:r>
         <w:rPr>
@@ -13494,7 +15025,7 @@
           <w:sz w:val="20"/>
           <w:szCs w:val="20"/>
         </w:rPr>
-        <w:t xml:space="preserve">(2-3 weeks) — Unblocks Runtime Mode, n8n, and Research. Build immediately after outreach readiness.</w:t>
+        <w:t xml:space="preserve">(1 week remaining) — 80% built. OAuth lifecycle and key rotation. Unblocks Runtime Mode, n8n, and Research.</w:t>
       </w:r>
     </w:p>
     <w:p>
@@ -13510,7 +15041,7 @@
           <w:sz w:val="20"/>
           <w:szCs w:val="20"/>
         </w:rPr>
-        <w:t xml:space="preserve">2. Local-First Messaging Completion </w:t>
+        <w:t xml:space="preserve">2. Code Analysis Tool Completion </w:t>
       </w:r>
       <w:r>
         <w:rPr>
@@ -13519,7 +15050,7 @@
           <w:sz w:val="20"/>
           <w:szCs w:val="20"/>
         </w:rPr>
-        <w:t xml:space="preserve">(2-3 weeks) — Resolve truth-in-advertising gap. Slack Socket Mode + Telegram long-poll. Can parallel with Credentials Manager.</w:t>
+        <w:t xml:space="preserve">(1-2 weeks remaining) — 80% built. Report templates and LLM narrative synthesis. Quick win.</w:t>
       </w:r>
     </w:p>
     <w:p>
@@ -13535,7 +15066,7 @@
           <w:sz w:val="20"/>
           <w:szCs w:val="20"/>
         </w:rPr>
-        <w:t xml:space="preserve">3. Agent MCP v1 </w:t>
+        <w:t xml:space="preserve">3. Local-First Messaging Completion </w:t>
       </w:r>
       <w:r>
         <w:rPr>
@@ -13544,7 +15075,7 @@
           <w:sz w:val="20"/>
           <w:szCs w:val="20"/>
         </w:rPr>
-        <w:t xml:space="preserve">(3-4 weeks) — Opens ecosystem integration. Required for partner/reseller model in Phase 2 roadmap.</w:t>
+        <w:t xml:space="preserve">(2-3 weeks) — 60% built. Resolve truth-in-advertising gap. Slack Socket Mode + Telegram long-poll.</w:t>
       </w:r>
     </w:p>
     <w:p>
@@ -13560,7 +15091,7 @@
           <w:sz w:val="20"/>
           <w:szCs w:val="20"/>
         </w:rPr>
-        <w:t xml:space="preserve">4. Runtime Mode + Multi-Provider </w:t>
+        <w:t xml:space="preserve">4. Messenger Agent Runtime Completion </w:t>
       </w:r>
       <w:r>
         <w:rPr>
@@ -13569,7 +15100,7 @@
           <w:sz w:val="20"/>
           <w:szCs w:val="20"/>
         </w:rPr>
-        <w:t xml:space="preserve">(4-6 weeks) — Enables cost optimisation, local model support. Depends on Credentials Manager.</w:t>
+        <w:t xml:space="preserve">(3-4 weeks remaining) — 70% built. Integration testing, browser sidecar, advanced policy modes. The transformative feature that converts messenger into full conversational agent platform.</w:t>
       </w:r>
     </w:p>
     <w:p>
@@ -13585,7 +15116,7 @@
           <w:sz w:val="20"/>
           <w:szCs w:val="20"/>
         </w:rPr>
-        <w:t xml:space="preserve">5. n8n Workflow Automation </w:t>
+        <w:t xml:space="preserve">5. Agent MCP v1 </w:t>
       </w:r>
       <w:r>
         <w:rPr>
@@ -13594,7 +15125,7 @@
           <w:sz w:val="20"/>
           <w:szCs w:val="20"/>
         </w:rPr>
-        <w:t xml:space="preserve">(3-4 weeks) — Operational automation layer. High pilot client value. Depends on Credentials Manager.</w:t>
+        <w:t xml:space="preserve">(3-4 weeks) — 5% built. Opens ecosystem integration. Required for partner/reseller model.</w:t>
       </w:r>
     </w:p>
     <w:p>
@@ -13610,7 +15141,7 @@
           <w:sz w:val="20"/>
           <w:szCs w:val="20"/>
         </w:rPr>
-        <w:t xml:space="preserve">6. Cognitive Continuity </w:t>
+        <w:t xml:space="preserve">6. Runtime Mode + Multi-Provider </w:t>
       </w:r>
       <w:r>
         <w:rPr>
@@ -13619,7 +15150,7 @@
           <w:sz w:val="20"/>
           <w:szCs w:val="20"/>
         </w:rPr>
-        <w:t xml:space="preserve">(2-3 weeks) — Memory quality improvement. Can slot in between larger features.</w:t>
+        <w:t xml:space="preserve">(4-6 weeks) — Not started. Enables cost optimisation, local model support. Depends on Credentials Manager.</w:t>
       </w:r>
     </w:p>
     <w:p>
@@ -13635,7 +15166,7 @@
           <w:sz w:val="20"/>
           <w:szCs w:val="20"/>
         </w:rPr>
-        <w:t xml:space="preserve">7. Messenger Agent Runtime </w:t>
+        <w:t xml:space="preserve">7. n8n Workflow Automation </w:t>
       </w:r>
       <w:r>
         <w:rPr>
@@ -13644,7 +15175,7 @@
           <w:sz w:val="20"/>
           <w:szCs w:val="20"/>
         </w:rPr>
-        <w:t xml:space="preserve">(9-11 weeks) — The transformative feature. Converts messenger from command interface to full conversational agent platform. Depends on items 1-3 above. Begin after MCP v1 is stable.</w:t>
+        <w:t xml:space="preserve">(3-4 weeks) — Not started. Operational automation layer. High pilot client value.</w:t>
       </w:r>
     </w:p>
     <w:p>
@@ -13669,7 +15200,7 @@
           <w:sz w:val="20"/>
           <w:szCs w:val="20"/>
         </w:rPr>
-        <w:t xml:space="preserve">(4-6 weeks) — In-app docs, searchable help, API documentation. Reduces pilot support burden. Can parallel with runtime expansion.</w:t>
+        <w:t xml:space="preserve">(3-5 weeks remaining) — 15% built. In-app docs, searchable help, API documentation. Reduces support burden.</w:t>
       </w:r>
     </w:p>
     <w:p>
@@ -13685,7 +15216,7 @@
           <w:sz w:val="20"/>
           <w:szCs w:val="20"/>
         </w:rPr>
-        <w:t xml:space="preserve">9. Atom-of-Thought Reasoning </w:t>
+        <w:t xml:space="preserve">9. Cognitive Continuity </w:t>
       </w:r>
       <w:r>
         <w:rPr>
@@ -13694,7 +15225,7 @@
           <w:sz w:val="20"/>
           <w:szCs w:val="20"/>
         </w:rPr>
-        <w:t xml:space="preserve">(3-4 weeks) — Planning quality improvement. Shadow mode rollout.</w:t>
+        <w:t xml:space="preserve">(2-3 weeks) — Not started. Memory quality improvement. Can slot in between larger features.</w:t>
       </w:r>
     </w:p>
     <w:p>
@@ -13710,7 +15241,7 @@
           <w:sz w:val="20"/>
           <w:szCs w:val="20"/>
         </w:rPr>
-        <w:t xml:space="preserve">10. Code Analysis Tool </w:t>
+        <w:t xml:space="preserve">10. Atom-of-Thought Reasoning </w:t>
       </w:r>
       <w:r>
         <w:rPr>
@@ -13719,7 +15250,7 @@
           <w:sz w:val="20"/>
           <w:szCs w:val="20"/>
         </w:rPr>
-        <w:t xml:space="preserve">(3-4 weeks) — Deterministic repo analysis. Extends tooling surface for clients.</w:t>
+        <w:t xml:space="preserve">(3-4 weeks) — Not started. Planning quality improvement. Shadow mode rollout.</w:t>
       </w:r>
     </w:p>
     <w:p>
@@ -13744,7 +15275,7 @@
           <w:sz w:val="20"/>
           <w:szCs w:val="20"/>
         </w:rPr>
-        <w:t xml:space="preserve">(6-8 weeks) — Phase 3 capability. Defer until pilot traction confirmed.</w:t>
+        <w:t xml:space="preserve">(6-8 weeks) — Not started. Phase 3 capability. Defer until pilot traction confirmed.</w:t>
       </w:r>
     </w:p>
     <w:p>
@@ -13805,7 +15336,7 @@
           <w:sz w:val="20"/>
           <w:szCs w:val="20"/>
         </w:rPr>
-        <w:t xml:space="preserve">97 migrations, 67 models, 30+ services, 1,651 passing tests across 311 test files. This is not a prototype.</w:t>
+        <w:t xml:space="preserve">93 migrations, 75 models, 66 services, 356 test files (81K LOC), 176 Vue components, 29 Artisan commands, 36 job classes, 150+ API routes, 37 config files. This is not a prototype — it is a mature full-stack application.</w:t>
       </w:r>
     </w:p>
     <w:p>
@@ -13830,7 +15361,7 @@
           <w:sz w:val="20"/>
           <w:szCs w:val="20"/>
         </w:rPr>
-        <w:t xml:space="preserve">Deterministic classification (Success/Assisted/Degraded/Failed), weighted scoring, gate evaluation with rolling windows. This is production-grade governance.</w:t>
+        <w:t xml:space="preserve">Deterministic classification (Success/Assisted/Degraded/Failed), weighted scoring, gate evaluation with rolling windows, failure taxonomy, burst detection. Production-grade governance.</w:t>
       </w:r>
     </w:p>
     <w:p>
@@ -13855,7 +15386,7 @@
           <w:sz w:val="20"/>
           <w:szCs w:val="20"/>
         </w:rPr>
-        <w:t xml:space="preserve">Immutable rate-card versioning, per-workflow budget enforcement, canonical cost calculation. Investor-grade auditability.</w:t>
+        <w:t xml:space="preserve">Immutable rate-card versioning, per-workflow budget enforcement, canonical cost calculation, org-level cost ledger tracking. Investor-grade auditability.</w:t>
       </w:r>
     </w:p>
     <w:p>
@@ -13880,7 +15411,7 @@
           <w:sz w:val="20"/>
           <w:szCs w:val="20"/>
         </w:rPr>
-        <w:t xml:space="preserve">Append-only ledger with DB-level mutation guard, active-build read scoping, projection isolation. This is the architecture LangSmith does not have for operators.</w:t>
+        <w:t xml:space="preserve">Append-only ledger with DB-level mutation guard, active-build read scoping, projection isolation, observability snapshots. The architecture LangSmith does not have for operators.</w:t>
       </w:r>
     </w:p>
     <w:p>
@@ -13905,7 +15436,7 @@
           <w:sz w:val="20"/>
           <w:szCs w:val="20"/>
         </w:rPr>
-        <w:t xml:space="preserve">73,635 lines of test code. Feature tests, unit tests, integration tests, API contract tests. Unusual discipline for a solo founder.</w:t>
+        <w:t xml:space="preserve">81,000+ lines of test code across 356 files. Feature tests, unit tests, integration tests, API contract tests. Unusual discipline for a solo founder.</w:t>
       </w:r>
     </w:p>
     <w:p>
@@ -13930,7 +15461,7 @@
           <w:sz w:val="20"/>
           <w:szCs w:val="20"/>
         </w:rPr>
-        <w:t xml:space="preserve">4 providers with full chat flow parity, circuit breakers, dead-letter queues. Not a demo.</w:t>
+        <w:t xml:space="preserve">4 providers with full chat flow parity, persistent sessions with resume, circuit breakers, dead-letter queues, runtime orchestrator, 7 tool adapters. Beyond demo — approaching conversational agent platform.</w:t>
       </w:r>
     </w:p>
     <w:p>
@@ -13955,7 +15486,57 @@
           <w:sz w:val="20"/>
           <w:szCs w:val="20"/>
         </w:rPr>
-        <w:t xml:space="preserve">4-layer hybrid retrieval (BM25 + pgvector + Neo4j knowledge graph). Materially ahead of any SME-focused competitor.</w:t>
+        <w:t xml:space="preserve">4-layer hybrid retrieval (BM25 + pgvector + Neo4j knowledge graph), consolidation/forgetting services, runtime-linked conversation logs. Materially ahead of any SME-focused competitor.</w:t>
+      </w:r>
+    </w:p>
+    <w:p>
+      <w:pPr>
+        <w:spacing w:after="100"/>
+      </w:pPr>
+      <w:r>
+        <w:rPr>
+          <w:rFonts w:ascii="Arial" w:cs="Arial" w:eastAsia="Arial" w:hAnsi="Arial"/>
+          <w:b/>
+          <w:bCs/>
+          <w:color w:val="1A1A2E"/>
+          <w:sz w:val="20"/>
+          <w:szCs w:val="20"/>
+        </w:rPr>
+        <w:t xml:space="preserve">Client infrastructure: </w:t>
+      </w:r>
+      <w:r>
+        <w:rPr>
+          <w:rFonts w:ascii="Arial" w:cs="Arial" w:eastAsia="Arial" w:hAnsi="Arial"/>
+          <w:color w:val="333333"/>
+          <w:sz w:val="20"/>
+          <w:szCs w:val="20"/>
+        </w:rPr>
+        <w:t xml:space="preserve">Teams/multi-tenancy (80%), billing/subscriptions (75%), credential vault (80%), onboarding (90%). Major gap-closers built since last review.</w:t>
+      </w:r>
+    </w:p>
+    <w:p>
+      <w:pPr>
+        <w:spacing w:after="100"/>
+      </w:pPr>
+      <w:r>
+        <w:rPr>
+          <w:rFonts w:ascii="Arial" w:cs="Arial" w:eastAsia="Arial" w:hAnsi="Arial"/>
+          <w:b/>
+          <w:bCs/>
+          <w:color w:val="1A1A2E"/>
+          <w:sz w:val="20"/>
+          <w:szCs w:val="20"/>
+        </w:rPr>
+        <w:t xml:space="preserve">Runtime agent layer: </w:t>
+      </w:r>
+      <w:r>
+        <w:rPr>
+          <w:rFonts w:ascii="Arial" w:cs="Arial" w:eastAsia="Arial" w:hAnsi="Arial"/>
+          <w:color w:val="333333"/>
+          <w:sz w:val="20"/>
+          <w:szCs w:val="20"/>
+        </w:rPr>
+        <w:t xml:space="preserve">Full tool gateway with 7 adapters, approval gates, policy engine, session management. This is the foundation for conversational agent platform evolution.</w:t>
       </w:r>
     </w:p>
     <w:p>
@@ -14026,7 +15607,7 @@
                 <w:sz w:val="24"/>
                 <w:szCs w:val="24"/>
               </w:rPr>
-              <w:t xml:space="preserve">Built features (34 tracked): ~88% complete</w:t>
+              <w:t xml:space="preserve">Built features (42 tracked): ~86% complete</w:t>
             </w:r>
           </w:p>
           <w:p>
@@ -14042,7 +15623,7 @@
                 <w:sz w:val="24"/>
                 <w:szCs w:val="24"/>
               </w:rPr>
-              <w:t xml:space="preserve">Full scope incl. 12 discovery briefs (46 items): ~67% complete</w:t>
+              <w:t xml:space="preserve">Full scope incl. 11 discovery briefs (53 items): ~73% complete</w:t>
             </w:r>
           </w:p>
           <w:p>
@@ -14054,11 +15635,11 @@
                 <w:rFonts w:ascii="Arial" w:cs="Arial" w:eastAsia="Arial" w:hAnsi="Arial"/>
                 <w:b/>
                 <w:bCs/>
-                <w:color w:val="C27800"/>
+                <w:color w:val="2D8653"/>
                 <w:sz w:val="24"/>
                 <w:szCs w:val="24"/>
               </w:rPr>
-              <w:t xml:space="preserve">Outreach readiness: ~55%</w:t>
+              <w:t xml:space="preserve">Outreach readiness: ~75%</w:t>
             </w:r>
           </w:p>
           <w:p>
@@ -14072,7 +15653,7 @@
                 <w:sz w:val="22"/>
                 <w:szCs w:val="22"/>
               </w:rPr>
-              <w:t xml:space="preserve">Time to pilot-ready: 6-8 weeks (P0/P1 gaps only)</w:t>
+              <w:t xml:space="preserve">Time to pilot-ready: 4-6 weeks (P0/P1 gaps only)</w:t>
             </w:r>
           </w:p>
           <w:p>
@@ -14086,7 +15667,7 @@
                 <w:sz w:val="22"/>
                 <w:szCs w:val="22"/>
               </w:rPr>
-              <w:t xml:space="preserve">Time to full Phase 1 scope (incl. MCP, Credentials, Local-First Messaging): +8-10 weeks</w:t>
+              <w:t xml:space="preserve">Time to full conversational agent platform: +3-4 weeks (Runtime 70% built)</w:t>
             </w:r>
           </w:p>
           <w:p>
@@ -14100,7 +15681,7 @@
                 <w:sz w:val="22"/>
                 <w:szCs w:val="22"/>
               </w:rPr>
-              <w:t xml:space="preserve">Time to full conversational agent platform (incl. Messenger Agent Runtime): +9-11 additional weeks</w:t>
+              <w:t xml:space="preserve">Remaining discovery roadmap: ~35 weeks (down from ~50 weeks)</w:t>
             </w:r>
           </w:p>
           <w:p>
@@ -14111,7 +15692,7 @@
                 <w:sz w:val="20"/>
                 <w:szCs w:val="20"/>
               </w:rPr>
-              <w:t xml:space="preserve">The engineering is ahead of schedule. The go-to-market infrastructure is the bottleneck. Close the P0/P1 gaps and the platform matches every claim in the investor deck. The 12 discovery briefs represent a strong Phase 2/3 pipeline (~50 weeks of build work) that deepens the moat. The Messenger Agent Runtime is the single most transformative feature — it changes the product category from agent job scheduler to conversational agent platform.</w:t>
+              <w:t xml:space="preserve">Significant progress since last review. Client infrastructure (Teams 80%, Billing 75%, Credentials 80%, Onboarding 90%) and the Runtime Agent Layer (70%) have closed major gaps. The sole remaining P0 blocker is the marketing website. The go-to-market gap has narrowed substantially — close the P0/P1 items and the platform matches every claim in the investor deck. The 11 discovery briefs represent a Phase 2/3 pipeline (~35 weeks remaining) that deepens the moat. The Messenger Agent Runtime (now 70% built) is approaching the tipping point where the product category shifts from agent job scheduler to conversational agent platform.</w:t>
             </w:r>
           </w:p>
         </w:tc>
